--- a/ПиРМП/прак 4/ПиРМП_Кузнецов_ЛА_Практическая4.docx
+++ b/ПиРМП/прак 4/ПиРМП_Кузнецов_ЛА_Практическая4.docx
@@ -70,7 +70,7 @@
                           </pic:cNvPicPr>
                         </pic:nvPicPr>
                         <pic:blipFill>
-                          <a:blip r:embed="rId5"/>
+                          <a:blip r:embed="rId8"/>
                           <a:stretch>
                             <a:fillRect/>
                           </a:stretch>
@@ -918,38 +918,51 @@
           <w:docPartUnique/>
         </w:docPartObj>
       </w:sdtPr>
+      <w:sdtEndPr/>
       <w:sdtContent>
         <w:p>
           <w:pPr>
             <w:tabs>
-              <w:tab w:val="right" w:leader="dot" w:pos="9638"/>
+              <w:tab w:val="right" w:leader="dot" w:pos="9072"/>
             </w:tabs>
             <w:ind w:firstLine="0"/>
             <w:rPr>
               <w:rStyle w:val="a7"/>
-              <w:color w:val="auto"/>
+              <w:color w:val="000000" w:themeColor="text1"/>
+              <w:u w:val="none"/>
             </w:rPr>
           </w:pPr>
           <w:r>
+            <w:rPr>
+              <w:color w:val="000000" w:themeColor="text1"/>
+            </w:rPr>
             <w:fldChar w:fldCharType="begin"/>
           </w:r>
           <w:r>
-            <w:instrText xml:space="preserve"> HYPERLINK  \l "_1_теоритическая_часть" </w:instrText>
+            <w:rPr>
+              <w:color w:val="000000" w:themeColor="text1"/>
+            </w:rPr>
+            <w:instrText>HYPERLINK  \l "_1_теоритическая_часть"</w:instrText>
           </w:r>
           <w:r>
+            <w:rPr>
+              <w:color w:val="000000" w:themeColor="text1"/>
+            </w:rPr>
             <w:fldChar w:fldCharType="separate"/>
           </w:r>
           <w:r>
             <w:rPr>
               <w:rStyle w:val="a7"/>
-              <w:color w:val="auto"/>
+              <w:color w:val="000000" w:themeColor="text1"/>
+              <w:u w:val="none"/>
             </w:rPr>
             <w:t>1 ТЕОРИТИЧЕСКАЯ ЧАСТЬ</w:t>
           </w:r>
           <w:r>
             <w:rPr>
               <w:rStyle w:val="a7"/>
-              <w:color w:val="auto"/>
+              <w:color w:val="000000" w:themeColor="text1"/>
+              <w:u w:val="none"/>
             </w:rPr>
             <w:tab/>
             <w:t>3</w:t>
@@ -958,25 +971,94 @@
         <w:p>
           <w:pPr>
             <w:tabs>
-              <w:tab w:val="right" w:leader="dot" w:pos="9638"/>
+              <w:tab w:val="right" w:leader="dot" w:pos="9072"/>
             </w:tabs>
             <w:ind w:firstLine="0"/>
+            <w:rPr>
+              <w:color w:val="000000" w:themeColor="text1"/>
+            </w:rPr>
           </w:pPr>
           <w:r>
+            <w:rPr>
+              <w:color w:val="000000" w:themeColor="text1"/>
+            </w:rPr>
             <w:fldChar w:fldCharType="end"/>
           </w:r>
-          <w:hyperlink w:anchor="_Передача_сложных_объектов" w:history="1">
+          <w:hyperlink w:anchor="_1.1_Передача_данных" w:history="1">
             <w:r>
               <w:rPr>
                 <w:rStyle w:val="a7"/>
-                <w:color w:val="auto"/>
+                <w:color w:val="000000" w:themeColor="text1"/>
+                <w:u w:val="none"/>
               </w:rPr>
-              <w:t>1.1 Передача сложных объектов между активностями</w:t>
+              <w:t xml:space="preserve">1.1 Передача данных в вызвавший открытие </w:t>
+            </w:r>
+            <w:proofErr w:type="spellStart"/>
+            <w:r>
+              <w:rPr>
+                <w:rStyle w:val="a7"/>
+                <w:color w:val="000000" w:themeColor="text1"/>
+                <w:u w:val="none"/>
+              </w:rPr>
+              <w:t>activity</w:t>
+            </w:r>
+            <w:proofErr w:type="spellEnd"/>
+            <w:r>
+              <w:rPr>
+                <w:rStyle w:val="a7"/>
+                <w:color w:val="000000" w:themeColor="text1"/>
+                <w:u w:val="none"/>
+              </w:rPr>
+              <w:t xml:space="preserve"> с помощью </w:t>
             </w:r>
             <w:r>
               <w:rPr>
                 <w:rStyle w:val="a7"/>
-                <w:color w:val="auto"/>
+                <w:color w:val="000000" w:themeColor="text1"/>
+                <w:u w:val="none"/>
+                <w:lang w:val="en-US"/>
+              </w:rPr>
+              <w:t>Activity</w:t>
+            </w:r>
+            <w:r>
+              <w:rPr>
+                <w:rStyle w:val="a7"/>
+                <w:color w:val="000000" w:themeColor="text1"/>
+                <w:u w:val="none"/>
+              </w:rPr>
+              <w:t xml:space="preserve"> </w:t>
+            </w:r>
+            <w:r>
+              <w:rPr>
+                <w:rStyle w:val="a7"/>
+                <w:color w:val="000000" w:themeColor="text1"/>
+                <w:u w:val="none"/>
+                <w:lang w:val="en-US"/>
+              </w:rPr>
+              <w:t>Result</w:t>
+            </w:r>
+            <w:r>
+              <w:rPr>
+                <w:rStyle w:val="a7"/>
+                <w:color w:val="000000" w:themeColor="text1"/>
+                <w:u w:val="none"/>
+              </w:rPr>
+              <w:t xml:space="preserve"> </w:t>
+            </w:r>
+            <w:r>
+              <w:rPr>
+                <w:rStyle w:val="a7"/>
+                <w:color w:val="000000" w:themeColor="text1"/>
+                <w:u w:val="none"/>
+                <w:lang w:val="en-US"/>
+              </w:rPr>
+              <w:t>API</w:t>
+            </w:r>
+            <w:r>
+              <w:rPr>
+                <w:rStyle w:val="a7"/>
+                <w:color w:val="000000" w:themeColor="text1"/>
+                <w:u w:val="none"/>
               </w:rPr>
               <w:tab/>
               <w:t>3</w:t>
@@ -986,64 +1068,27 @@
         <w:p>
           <w:pPr>
             <w:tabs>
-              <w:tab w:val="right" w:leader="dot" w:pos="9638"/>
+              <w:tab w:val="right" w:leader="dot" w:pos="9072"/>
             </w:tabs>
             <w:ind w:firstLine="0"/>
             <w:rPr>
-              <w:lang w:val="en-US"/>
+              <w:color w:val="000000" w:themeColor="text1"/>
             </w:rPr>
           </w:pPr>
-          <w:hyperlink w:anchor="_BackStack" w:history="1">
+          <w:hyperlink w:anchor="_1.2_Фрагменты" w:history="1">
             <w:r>
               <w:rPr>
                 <w:rStyle w:val="a7"/>
-                <w:color w:val="auto"/>
-                <w:lang w:val="en-US"/>
+                <w:color w:val="000000" w:themeColor="text1"/>
+                <w:u w:val="none"/>
               </w:rPr>
-              <w:t>1.2BackStack</w:t>
+              <w:t>1.2 Фрагменты</w:t>
             </w:r>
             <w:r>
               <w:rPr>
                 <w:rStyle w:val="a7"/>
-                <w:color w:val="auto"/>
-                <w:lang w:val="en-US"/>
-              </w:rPr>
-              <w:tab/>
-              <w:t>7</w:t>
-            </w:r>
-          </w:hyperlink>
-        </w:p>
-        <w:p>
-          <w:pPr>
-            <w:tabs>
-              <w:tab w:val="right" w:leader="dot" w:pos="9638"/>
-            </w:tabs>
-            <w:ind w:firstLine="0"/>
-            <w:rPr>
-              <w:lang w:val="en-US"/>
-            </w:rPr>
-          </w:pPr>
-          <w:hyperlink w:anchor="_Контейнеры" w:history="1">
-            <w:r>
-              <w:rPr>
-                <w:rStyle w:val="a7"/>
-                <w:color w:val="auto"/>
-                <w:lang w:val="en-US"/>
-              </w:rPr>
-              <w:t xml:space="preserve">1.3 </w:t>
-            </w:r>
-            <w:r>
-              <w:rPr>
-                <w:rStyle w:val="a7"/>
-                <w:color w:val="auto"/>
-              </w:rPr>
-              <w:t>Контейнеры</w:t>
-            </w:r>
-            <w:r>
-              <w:rPr>
-                <w:rStyle w:val="a7"/>
-                <w:color w:val="auto"/>
-                <w:lang w:val="en-US"/>
+                <w:color w:val="000000" w:themeColor="text1"/>
+                <w:u w:val="none"/>
               </w:rPr>
               <w:tab/>
               <w:t>10</w:t>
@@ -1053,117 +1098,27 @@
         <w:p>
           <w:pPr>
             <w:tabs>
-              <w:tab w:val="right" w:leader="dot" w:pos="9638"/>
+              <w:tab w:val="right" w:leader="dot" w:pos="9072"/>
             </w:tabs>
             <w:ind w:firstLine="0"/>
             <w:rPr>
-              <w:lang w:val="en-US"/>
+              <w:color w:val="000000" w:themeColor="text1"/>
             </w:rPr>
           </w:pPr>
-          <w:hyperlink w:anchor="_1.3.1_LinearLayout" w:history="1">
+          <w:hyperlink w:anchor="_1.3_Жизненный_цикл" w:history="1">
             <w:r>
               <w:rPr>
                 <w:rStyle w:val="a7"/>
-                <w:color w:val="auto"/>
-                <w:lang w:val="en-US"/>
+                <w:color w:val="000000" w:themeColor="text1"/>
+                <w:u w:val="none"/>
               </w:rPr>
-              <w:t xml:space="preserve">1.3.1 </w:t>
+              <w:t>1.3 Жизненный цикл фрагмента</w:t>
             </w:r>
-            <w:proofErr w:type="spellStart"/>
             <w:r>
               <w:rPr>
                 <w:rStyle w:val="a7"/>
-                <w:color w:val="auto"/>
-                <w:lang w:val="en-US"/>
-              </w:rPr>
-              <w:t>LinearLayout</w:t>
-            </w:r>
-            <w:proofErr w:type="spellEnd"/>
-            <w:r>
-              <w:rPr>
-                <w:rStyle w:val="a7"/>
-                <w:color w:val="auto"/>
-                <w:lang w:val="en-US"/>
-              </w:rPr>
-              <w:tab/>
-              <w:t>10</w:t>
-            </w:r>
-          </w:hyperlink>
-        </w:p>
-        <w:p>
-          <w:pPr>
-            <w:tabs>
-              <w:tab w:val="right" w:leader="dot" w:pos="9638"/>
-            </w:tabs>
-            <w:ind w:firstLine="0"/>
-            <w:rPr>
-              <w:lang w:val="en-US"/>
-            </w:rPr>
-          </w:pPr>
-          <w:hyperlink w:anchor="_1.3.2_RelativeLayout" w:history="1">
-            <w:r>
-              <w:rPr>
-                <w:rStyle w:val="a7"/>
-                <w:color w:val="auto"/>
-                <w:lang w:val="en-US"/>
-              </w:rPr>
-              <w:t xml:space="preserve">1.3.2 </w:t>
-            </w:r>
-            <w:proofErr w:type="spellStart"/>
-            <w:r>
-              <w:rPr>
-                <w:rStyle w:val="a7"/>
-                <w:color w:val="auto"/>
-                <w:lang w:val="en-US"/>
-              </w:rPr>
-              <w:t>RelativeLayout</w:t>
-            </w:r>
-            <w:proofErr w:type="spellEnd"/>
-            <w:r>
-              <w:rPr>
-                <w:rStyle w:val="a7"/>
-                <w:color w:val="auto"/>
-                <w:lang w:val="en-US"/>
-              </w:rPr>
-              <w:tab/>
-              <w:t>11</w:t>
-            </w:r>
-          </w:hyperlink>
-        </w:p>
-        <w:p>
-          <w:pPr>
-            <w:tabs>
-              <w:tab w:val="right" w:leader="dot" w:pos="9638"/>
-            </w:tabs>
-            <w:ind w:firstLine="0"/>
-            <w:rPr>
-              <w:lang w:val="en-US"/>
-            </w:rPr>
-          </w:pPr>
-          <w:hyperlink w:anchor="_1.3.3_FrameLayout" w:history="1">
-            <w:r>
-              <w:rPr>
-                <w:rStyle w:val="a7"/>
-                <w:color w:val="auto"/>
-                <w:lang w:val="en-US"/>
-              </w:rPr>
-              <w:t xml:space="preserve">1.3.3 </w:t>
-            </w:r>
-            <w:proofErr w:type="spellStart"/>
-            <w:r>
-              <w:rPr>
-                <w:rStyle w:val="a7"/>
-                <w:color w:val="auto"/>
-                <w:lang w:val="en-US"/>
-              </w:rPr>
-              <w:t>FrameLayout</w:t>
-            </w:r>
-            <w:proofErr w:type="spellEnd"/>
-            <w:r>
-              <w:rPr>
-                <w:rStyle w:val="a7"/>
-                <w:color w:val="auto"/>
-                <w:lang w:val="en-US"/>
+                <w:color w:val="000000" w:themeColor="text1"/>
+                <w:u w:val="none"/>
               </w:rPr>
               <w:tab/>
               <w:t>12</w:t>
@@ -1173,278 +1128,273 @@
         <w:p>
           <w:pPr>
             <w:tabs>
-              <w:tab w:val="right" w:leader="dot" w:pos="9638"/>
+              <w:tab w:val="right" w:leader="dot" w:pos="9072"/>
             </w:tabs>
             <w:ind w:firstLine="0"/>
             <w:rPr>
+              <w:color w:val="000000" w:themeColor="text1"/>
+            </w:rPr>
+          </w:pPr>
+          <w:hyperlink w:anchor="_1.4_Создание_и" w:history="1">
+            <w:r>
+              <w:rPr>
+                <w:rStyle w:val="a7"/>
+                <w:color w:val="000000" w:themeColor="text1"/>
+                <w:u w:val="none"/>
+              </w:rPr>
+              <w:t>1.4 Создание и размещение фрагментов</w:t>
+            </w:r>
+            <w:r>
+              <w:rPr>
+                <w:rStyle w:val="a7"/>
+                <w:color w:val="000000" w:themeColor="text1"/>
+                <w:u w:val="none"/>
+              </w:rPr>
+              <w:tab/>
+              <w:t>1</w:t>
+            </w:r>
+          </w:hyperlink>
+          <w:r>
+            <w:rPr>
+              <w:color w:val="000000" w:themeColor="text1"/>
+            </w:rPr>
+            <w:t>6</w:t>
+          </w:r>
+        </w:p>
+        <w:p>
+          <w:pPr>
+            <w:tabs>
+              <w:tab w:val="right" w:leader="dot" w:pos="9072"/>
+            </w:tabs>
+            <w:ind w:firstLine="0"/>
+            <w:rPr>
+              <w:color w:val="000000" w:themeColor="text1"/>
               <w:lang w:val="en-US"/>
             </w:rPr>
           </w:pPr>
-          <w:hyperlink w:anchor="_1.3.4_TableLayout" w:history="1">
+          <w:hyperlink w:anchor="_1.5_Навигация" w:history="1">
             <w:r>
               <w:rPr>
                 <w:rStyle w:val="a7"/>
-                <w:color w:val="auto"/>
+                <w:color w:val="000000" w:themeColor="text1"/>
+                <w:u w:val="none"/>
                 <w:lang w:val="en-US"/>
               </w:rPr>
-              <w:t xml:space="preserve">1.3.4 </w:t>
+              <w:t xml:space="preserve">1.5 </w:t>
+            </w:r>
+            <w:r>
+              <w:rPr>
+                <w:rStyle w:val="a7"/>
+                <w:color w:val="000000" w:themeColor="text1"/>
+                <w:u w:val="none"/>
+              </w:rPr>
+              <w:t>Навигация</w:t>
+            </w:r>
+            <w:r>
+              <w:rPr>
+                <w:rStyle w:val="a7"/>
+                <w:color w:val="000000" w:themeColor="text1"/>
+                <w:u w:val="none"/>
+                <w:lang w:val="en-US"/>
+              </w:rPr>
+              <w:tab/>
+              <w:t>2</w:t>
+            </w:r>
+          </w:hyperlink>
+          <w:r>
+            <w:rPr>
+              <w:color w:val="000000" w:themeColor="text1"/>
+              <w:lang w:val="en-US"/>
+            </w:rPr>
+            <w:t>2</w:t>
+          </w:r>
+        </w:p>
+        <w:p>
+          <w:pPr>
+            <w:tabs>
+              <w:tab w:val="right" w:leader="dot" w:pos="9072"/>
+            </w:tabs>
+            <w:ind w:firstLine="0"/>
+            <w:rPr>
+              <w:rStyle w:val="a7"/>
+              <w:color w:val="000000" w:themeColor="text1"/>
+              <w:u w:val="none"/>
+              <w:lang w:val="en-US"/>
+            </w:rPr>
+          </w:pPr>
+          <w:r>
+            <w:rPr>
+              <w:color w:val="000000" w:themeColor="text1"/>
+            </w:rPr>
+            <w:fldChar w:fldCharType="begin"/>
+          </w:r>
+          <w:r>
+            <w:rPr>
+              <w:color w:val="000000" w:themeColor="text1"/>
+              <w:lang w:val="en-US"/>
+            </w:rPr>
+            <w:instrText xml:space="preserve"> HYPERLINK  \l "_2_</w:instrText>
+          </w:r>
+          <w:r>
+            <w:rPr>
+              <w:color w:val="000000" w:themeColor="text1"/>
+            </w:rPr>
+            <w:instrText>практическая</w:instrText>
+          </w:r>
+          <w:r>
+            <w:rPr>
+              <w:color w:val="000000" w:themeColor="text1"/>
+              <w:lang w:val="en-US"/>
+            </w:rPr>
+            <w:instrText>_</w:instrText>
+          </w:r>
+          <w:r>
+            <w:rPr>
+              <w:color w:val="000000" w:themeColor="text1"/>
+            </w:rPr>
+            <w:instrText>часть</w:instrText>
+          </w:r>
+          <w:r>
+            <w:rPr>
+              <w:color w:val="000000" w:themeColor="text1"/>
+              <w:lang w:val="en-US"/>
+            </w:rPr>
+            <w:instrText xml:space="preserve">" </w:instrText>
+          </w:r>
+          <w:r>
+            <w:rPr>
+              <w:color w:val="000000" w:themeColor="text1"/>
+            </w:rPr>
+            <w:fldChar w:fldCharType="separate"/>
+          </w:r>
+          <w:r>
+            <w:rPr>
+              <w:rStyle w:val="a7"/>
+              <w:color w:val="000000" w:themeColor="text1"/>
+              <w:u w:val="none"/>
+              <w:lang w:val="en-US"/>
+            </w:rPr>
+            <w:t xml:space="preserve">2 </w:t>
+          </w:r>
+          <w:r>
+            <w:rPr>
+              <w:rStyle w:val="a7"/>
+              <w:color w:val="000000" w:themeColor="text1"/>
+              <w:u w:val="none"/>
+            </w:rPr>
+            <w:t>ПРАКТИЧЕСКАЯ</w:t>
+          </w:r>
+          <w:r>
+            <w:rPr>
+              <w:rStyle w:val="a7"/>
+              <w:color w:val="000000" w:themeColor="text1"/>
+              <w:u w:val="none"/>
+              <w:lang w:val="en-US"/>
+            </w:rPr>
+            <w:t xml:space="preserve"> </w:t>
+          </w:r>
+          <w:r>
+            <w:rPr>
+              <w:rStyle w:val="a7"/>
+              <w:color w:val="000000" w:themeColor="text1"/>
+              <w:u w:val="none"/>
+            </w:rPr>
+            <w:t>ЧАСТЬ</w:t>
+          </w:r>
+          <w:r>
+            <w:rPr>
+              <w:rStyle w:val="a7"/>
+              <w:color w:val="000000" w:themeColor="text1"/>
+              <w:u w:val="none"/>
+              <w:lang w:val="en-US"/>
+            </w:rPr>
+            <w:tab/>
+            <w:t>2</w:t>
+          </w:r>
+          <w:r>
+            <w:rPr>
+              <w:rStyle w:val="a7"/>
+              <w:color w:val="000000" w:themeColor="text1"/>
+              <w:u w:val="none"/>
+              <w:lang w:val="en-US"/>
+            </w:rPr>
+            <w:t>5</w:t>
+          </w:r>
+        </w:p>
+        <w:p>
+          <w:pPr>
+            <w:tabs>
+              <w:tab w:val="right" w:leader="dot" w:pos="9072"/>
+            </w:tabs>
+            <w:ind w:firstLine="0"/>
+            <w:rPr>
+              <w:color w:val="000000" w:themeColor="text1"/>
+              <w:lang w:val="en-US"/>
+            </w:rPr>
+          </w:pPr>
+          <w:r>
+            <w:rPr>
+              <w:color w:val="000000" w:themeColor="text1"/>
+            </w:rPr>
+            <w:fldChar w:fldCharType="end"/>
+          </w:r>
+          <w:hyperlink w:anchor="_2.1_MainActivity" w:history="1">
+            <w:r>
+              <w:rPr>
+                <w:rStyle w:val="a7"/>
+                <w:color w:val="000000" w:themeColor="text1"/>
+                <w:u w:val="none"/>
+                <w:lang w:val="en-US"/>
+              </w:rPr>
+              <w:t xml:space="preserve">2.1 </w:t>
             </w:r>
             <w:proofErr w:type="spellStart"/>
             <w:r>
               <w:rPr>
                 <w:rStyle w:val="a7"/>
-                <w:color w:val="auto"/>
+                <w:color w:val="000000" w:themeColor="text1"/>
+                <w:u w:val="none"/>
                 <w:lang w:val="en-US"/>
               </w:rPr>
-              <w:t>TableLayout</w:t>
+              <w:t>MainActivity</w:t>
             </w:r>
             <w:proofErr w:type="spellEnd"/>
             <w:r>
               <w:rPr>
                 <w:rStyle w:val="a7"/>
-                <w:color w:val="auto"/>
+                <w:color w:val="000000" w:themeColor="text1"/>
+                <w:u w:val="none"/>
                 <w:lang w:val="en-US"/>
               </w:rPr>
               <w:tab/>
-              <w:t>13</w:t>
+              <w:t>2</w:t>
             </w:r>
           </w:hyperlink>
+          <w:r>
+            <w:rPr>
+              <w:color w:val="000000" w:themeColor="text1"/>
+              <w:lang w:val="en-US"/>
+            </w:rPr>
+            <w:t>5</w:t>
+          </w:r>
         </w:p>
         <w:p>
           <w:pPr>
             <w:tabs>
-              <w:tab w:val="right" w:leader="dot" w:pos="9638"/>
+              <w:tab w:val="right" w:leader="dot" w:pos="9072"/>
             </w:tabs>
             <w:ind w:firstLine="0"/>
             <w:rPr>
+              <w:color w:val="000000" w:themeColor="text1"/>
               <w:lang w:val="en-US"/>
             </w:rPr>
           </w:pPr>
-          <w:hyperlink w:anchor="_1.3.5_GridLayout" w:history="1">
+          <w:hyperlink w:anchor="_2.2_SecondActivity" w:history="1">
             <w:r>
               <w:rPr>
                 <w:rStyle w:val="a7"/>
-                <w:color w:val="auto"/>
-                <w:lang w:val="en-US"/>
-              </w:rPr>
-              <w:t xml:space="preserve">1.3.5 </w:t>
-            </w:r>
-            <w:proofErr w:type="spellStart"/>
-            <w:r>
-              <w:rPr>
-                <w:rStyle w:val="a7"/>
-                <w:color w:val="auto"/>
-                <w:lang w:val="en-US"/>
-              </w:rPr>
-              <w:t>GridLayout</w:t>
-            </w:r>
-            <w:proofErr w:type="spellEnd"/>
-            <w:r>
-              <w:rPr>
-                <w:rStyle w:val="a7"/>
-                <w:color w:val="auto"/>
-                <w:lang w:val="en-US"/>
-              </w:rPr>
-              <w:tab/>
-              <w:t>14</w:t>
-            </w:r>
-          </w:hyperlink>
-        </w:p>
-        <w:p>
-          <w:pPr>
-            <w:tabs>
-              <w:tab w:val="right" w:leader="dot" w:pos="9638"/>
-            </w:tabs>
-            <w:ind w:firstLine="0"/>
-          </w:pPr>
-          <w:hyperlink w:anchor="_1.3.6_ConstraintLayout" w:history="1">
-            <w:r>
-              <w:rPr>
-                <w:rStyle w:val="a7"/>
-                <w:color w:val="auto"/>
-              </w:rPr>
-              <w:t xml:space="preserve">1.3.6 </w:t>
-            </w:r>
-            <w:proofErr w:type="spellStart"/>
-            <w:r>
-              <w:rPr>
-                <w:rStyle w:val="a7"/>
-                <w:color w:val="auto"/>
-                <w:lang w:val="en-US"/>
-              </w:rPr>
-              <w:t>ConstraintLayout</w:t>
-            </w:r>
-            <w:proofErr w:type="spellEnd"/>
-            <w:r>
-              <w:rPr>
-                <w:rStyle w:val="a7"/>
-                <w:color w:val="auto"/>
-              </w:rPr>
-              <w:tab/>
-              <w:t>14</w:t>
-            </w:r>
-          </w:hyperlink>
-        </w:p>
-        <w:p>
-          <w:pPr>
-            <w:tabs>
-              <w:tab w:val="right" w:leader="dot" w:pos="9638"/>
-            </w:tabs>
-            <w:ind w:firstLine="0"/>
-            <w:rPr>
-              <w:spacing w:val="-2"/>
-            </w:rPr>
-          </w:pPr>
-          <w:hyperlink w:anchor="_Ресурсы_в_Android" w:history="1">
-            <w:r>
-              <w:rPr>
-                <w:rStyle w:val="a7"/>
-                <w:color w:val="auto"/>
-              </w:rPr>
-              <w:t xml:space="preserve">1.4 </w:t>
-            </w:r>
-            <w:r>
-              <w:rPr>
-                <w:rStyle w:val="a7"/>
-                <w:color w:val="auto"/>
-              </w:rPr>
-              <w:t>Ресурсы</w:t>
-            </w:r>
-            <w:r>
-              <w:rPr>
-                <w:rStyle w:val="a7"/>
-                <w:color w:val="auto"/>
-                <w:spacing w:val="-7"/>
-              </w:rPr>
-              <w:t xml:space="preserve"> </w:t>
-            </w:r>
-            <w:r>
-              <w:rPr>
-                <w:rStyle w:val="a7"/>
-                <w:color w:val="auto"/>
-              </w:rPr>
-              <w:t>в</w:t>
-            </w:r>
-            <w:r>
-              <w:rPr>
-                <w:rStyle w:val="a7"/>
-                <w:color w:val="auto"/>
-                <w:spacing w:val="-6"/>
-              </w:rPr>
-              <w:t xml:space="preserve"> </w:t>
-            </w:r>
-            <w:r>
-              <w:rPr>
-                <w:rStyle w:val="a7"/>
-                <w:color w:val="auto"/>
-                <w:spacing w:val="-2"/>
-                <w:lang w:val="en-US"/>
-              </w:rPr>
-              <w:t>Android</w:t>
-            </w:r>
-            <w:r>
-              <w:rPr>
-                <w:rStyle w:val="a7"/>
-                <w:color w:val="auto"/>
-                <w:spacing w:val="-2"/>
-              </w:rPr>
-              <w:tab/>
-              <w:t>16</w:t>
-            </w:r>
-          </w:hyperlink>
-        </w:p>
-        <w:p>
-          <w:pPr>
-            <w:tabs>
-              <w:tab w:val="right" w:leader="dot" w:pos="9638"/>
-            </w:tabs>
-            <w:ind w:firstLine="0"/>
-          </w:pPr>
-          <w:hyperlink w:anchor="_2_практическая_часть" w:history="1">
-            <w:r>
-              <w:rPr>
-                <w:rStyle w:val="a7"/>
-                <w:color w:val="auto"/>
-              </w:rPr>
-              <w:t>2 ПРАКТИЧЕСКАЯ ЧАСТЬ</w:t>
-            </w:r>
-            <w:r>
-              <w:rPr>
-                <w:rStyle w:val="a7"/>
-                <w:color w:val="auto"/>
-              </w:rPr>
-              <w:tab/>
-              <w:t>23</w:t>
-            </w:r>
-          </w:hyperlink>
-        </w:p>
-        <w:p>
-          <w:pPr>
-            <w:tabs>
-              <w:tab w:val="right" w:leader="dot" w:pos="9638"/>
-            </w:tabs>
-            <w:ind w:firstLine="0"/>
-            <w:rPr>
-              <w:lang w:val="en-US"/>
-            </w:rPr>
-          </w:pPr>
-          <w:hyperlink w:anchor="_2.1_Создание_проекта" w:history="1">
-            <w:r>
-              <w:rPr>
-                <w:rStyle w:val="a7"/>
-                <w:color w:val="auto"/>
-                <w:lang w:val="en-US"/>
-              </w:rPr>
-              <w:t xml:space="preserve">2.1 </w:t>
-            </w:r>
-            <w:r>
-              <w:rPr>
-                <w:rStyle w:val="a7"/>
-                <w:color w:val="auto"/>
-              </w:rPr>
-              <w:t>Создание</w:t>
-            </w:r>
-            <w:r>
-              <w:rPr>
-                <w:rStyle w:val="a7"/>
-                <w:color w:val="auto"/>
-                <w:lang w:val="en-US"/>
-              </w:rPr>
-              <w:t xml:space="preserve"> </w:t>
-            </w:r>
-            <w:r>
-              <w:rPr>
-                <w:rStyle w:val="a7"/>
-                <w:color w:val="auto"/>
-              </w:rPr>
-              <w:t>проекта</w:t>
-            </w:r>
-            <w:r>
-              <w:rPr>
-                <w:rStyle w:val="a7"/>
-                <w:color w:val="auto"/>
-                <w:lang w:val="en-US"/>
-              </w:rPr>
-              <w:tab/>
-              <w:t>23</w:t>
-            </w:r>
-          </w:hyperlink>
-        </w:p>
-        <w:p>
-          <w:pPr>
-            <w:tabs>
-              <w:tab w:val="right" w:leader="dot" w:pos="9638"/>
-            </w:tabs>
-            <w:ind w:firstLine="0"/>
-            <w:rPr>
-              <w:lang w:val="en-US"/>
-            </w:rPr>
-          </w:pPr>
-          <w:hyperlink w:anchor="_2.2_ConstraintLayout" w:history="1">
-            <w:r>
-              <w:rPr>
-                <w:rStyle w:val="a7"/>
-                <w:color w:val="auto"/>
+                <w:color w:val="000000" w:themeColor="text1"/>
+                <w:u w:val="none"/>
                 <w:lang w:val="en-US"/>
               </w:rPr>
               <w:t xml:space="preserve">2.2 </w:t>
@@ -1453,38 +1403,49 @@
             <w:r>
               <w:rPr>
                 <w:rStyle w:val="a7"/>
-                <w:color w:val="auto"/>
+                <w:color w:val="000000" w:themeColor="text1"/>
+                <w:u w:val="none"/>
                 <w:lang w:val="en-US"/>
               </w:rPr>
-              <w:t>ConstraintLayout</w:t>
+              <w:t>SecondActivity</w:t>
             </w:r>
             <w:proofErr w:type="spellEnd"/>
             <w:r>
               <w:rPr>
                 <w:rStyle w:val="a7"/>
-                <w:color w:val="auto"/>
+                <w:color w:val="000000" w:themeColor="text1"/>
+                <w:u w:val="none"/>
                 <w:lang w:val="en-US"/>
               </w:rPr>
               <w:tab/>
-              <w:t>24</w:t>
+              <w:t>2</w:t>
             </w:r>
           </w:hyperlink>
+          <w:r>
+            <w:rPr>
+              <w:color w:val="000000" w:themeColor="text1"/>
+              <w:lang w:val="en-US"/>
+            </w:rPr>
+            <w:t>6</w:t>
+          </w:r>
         </w:p>
         <w:p>
           <w:pPr>
             <w:tabs>
-              <w:tab w:val="right" w:leader="dot" w:pos="9638"/>
+              <w:tab w:val="right" w:leader="dot" w:pos="9072"/>
             </w:tabs>
             <w:ind w:firstLine="0"/>
             <w:rPr>
+              <w:color w:val="000000" w:themeColor="text1"/>
               <w:lang w:val="en-US"/>
             </w:rPr>
           </w:pPr>
-          <w:hyperlink w:anchor="_2.3_LinearLayout" w:history="1">
+          <w:hyperlink w:anchor="_2.3_ThirdActivity" w:history="1">
             <w:r>
               <w:rPr>
                 <w:rStyle w:val="a7"/>
-                <w:color w:val="auto"/>
+                <w:color w:val="000000" w:themeColor="text1"/>
+                <w:u w:val="none"/>
                 <w:lang w:val="en-US"/>
               </w:rPr>
               <w:t xml:space="preserve">2.3 </w:t>
@@ -1493,232 +1454,297 @@
             <w:r>
               <w:rPr>
                 <w:rStyle w:val="a7"/>
-                <w:color w:val="auto"/>
+                <w:color w:val="000000" w:themeColor="text1"/>
+                <w:u w:val="none"/>
                 <w:lang w:val="en-US"/>
               </w:rPr>
-              <w:t>LinearLayout</w:t>
+              <w:t>ThirdActivity</w:t>
             </w:r>
             <w:proofErr w:type="spellEnd"/>
             <w:r>
               <w:rPr>
                 <w:rStyle w:val="a7"/>
-                <w:color w:val="auto"/>
+                <w:color w:val="000000" w:themeColor="text1"/>
+                <w:u w:val="none"/>
                 <w:lang w:val="en-US"/>
               </w:rPr>
               <w:tab/>
-              <w:t>25</w:t>
+              <w:t>2</w:t>
             </w:r>
           </w:hyperlink>
+          <w:r>
+            <w:rPr>
+              <w:color w:val="000000" w:themeColor="text1"/>
+              <w:lang w:val="en-US"/>
+            </w:rPr>
+            <w:t>7</w:t>
+          </w:r>
         </w:p>
         <w:p>
           <w:pPr>
             <w:tabs>
-              <w:tab w:val="right" w:leader="dot" w:pos="9638"/>
+              <w:tab w:val="right" w:leader="dot" w:pos="9072"/>
             </w:tabs>
             <w:ind w:firstLine="0"/>
             <w:rPr>
-              <w:lang w:val="en-US"/>
+              <w:color w:val="000000" w:themeColor="text1"/>
             </w:rPr>
           </w:pPr>
-          <w:hyperlink w:anchor="_2.4_RelativeLayout" w:history="1">
+          <w:hyperlink w:anchor="_2.4_Итоговый_вид" w:history="1">
             <w:r>
               <w:rPr>
                 <w:rStyle w:val="a7"/>
-                <w:color w:val="auto"/>
-                <w:lang w:val="en-US"/>
+                <w:color w:val="000000" w:themeColor="text1"/>
+                <w:u w:val="none"/>
               </w:rPr>
-              <w:t xml:space="preserve">2.4 </w:t>
+              <w:t>2.4 Итоговый вид приложения</w:t>
+            </w:r>
+            <w:r>
+              <w:rPr>
+                <w:rStyle w:val="a7"/>
+                <w:color w:val="000000" w:themeColor="text1"/>
+                <w:u w:val="none"/>
+              </w:rPr>
+              <w:tab/>
+              <w:t>2</w:t>
+            </w:r>
+          </w:hyperlink>
+          <w:r>
+            <w:rPr>
+              <w:color w:val="000000" w:themeColor="text1"/>
+            </w:rPr>
+            <w:t>9</w:t>
+          </w:r>
+        </w:p>
+        <w:p>
+          <w:pPr>
+            <w:tabs>
+              <w:tab w:val="right" w:leader="dot" w:pos="9072"/>
+            </w:tabs>
+            <w:ind w:firstLine="0"/>
+            <w:rPr>
+              <w:color w:val="000000" w:themeColor="text1"/>
+            </w:rPr>
+          </w:pPr>
+          <w:hyperlink w:anchor="_2.5_Создание_проекта" w:history="1">
+            <w:r>
+              <w:rPr>
+                <w:rStyle w:val="a7"/>
+                <w:color w:val="000000" w:themeColor="text1"/>
+                <w:u w:val="none"/>
+              </w:rPr>
+              <w:t>2.5 Создание проекта</w:t>
+            </w:r>
+            <w:r>
+              <w:rPr>
+                <w:rStyle w:val="a7"/>
+                <w:color w:val="000000" w:themeColor="text1"/>
+                <w:u w:val="none"/>
+              </w:rPr>
+              <w:tab/>
+              <w:t>3</w:t>
+            </w:r>
+          </w:hyperlink>
+          <w:r>
+            <w:rPr>
+              <w:color w:val="000000" w:themeColor="text1"/>
+            </w:rPr>
+            <w:t>4</w:t>
+          </w:r>
+        </w:p>
+        <w:p>
+          <w:pPr>
+            <w:tabs>
+              <w:tab w:val="right" w:leader="dot" w:pos="9072"/>
+            </w:tabs>
+            <w:ind w:firstLine="0"/>
+            <w:rPr>
+              <w:color w:val="000000" w:themeColor="text1"/>
+            </w:rPr>
+          </w:pPr>
+          <w:hyperlink w:anchor="_2.5.1_StaticFragment" w:history="1">
+            <w:r>
+              <w:rPr>
+                <w:rStyle w:val="a7"/>
+                <w:color w:val="000000" w:themeColor="text1"/>
+                <w:u w:val="none"/>
+              </w:rPr>
+              <w:t xml:space="preserve">2.5.1 </w:t>
             </w:r>
             <w:proofErr w:type="spellStart"/>
             <w:r>
               <w:rPr>
                 <w:rStyle w:val="a7"/>
-                <w:color w:val="auto"/>
+                <w:color w:val="000000" w:themeColor="text1"/>
+                <w:u w:val="none"/>
                 <w:lang w:val="en-US"/>
               </w:rPr>
-              <w:t>RelativeLayout</w:t>
+              <w:t>StaticFragment</w:t>
             </w:r>
             <w:proofErr w:type="spellEnd"/>
             <w:r>
               <w:rPr>
                 <w:rStyle w:val="a7"/>
-                <w:color w:val="auto"/>
-                <w:lang w:val="en-US"/>
+                <w:color w:val="000000" w:themeColor="text1"/>
+                <w:u w:val="none"/>
               </w:rPr>
               <w:tab/>
-              <w:t>27</w:t>
+            </w:r>
+            <w:r>
+              <w:rPr>
+                <w:rStyle w:val="a7"/>
+                <w:color w:val="000000" w:themeColor="text1"/>
+                <w:u w:val="none"/>
+              </w:rPr>
+              <w:t>3</w:t>
             </w:r>
           </w:hyperlink>
+          <w:r>
+            <w:rPr>
+              <w:color w:val="000000" w:themeColor="text1"/>
+            </w:rPr>
+            <w:t>4</w:t>
+          </w:r>
         </w:p>
         <w:p>
           <w:pPr>
             <w:tabs>
-              <w:tab w:val="right" w:leader="dot" w:pos="9638"/>
+              <w:tab w:val="right" w:leader="dot" w:pos="9072"/>
             </w:tabs>
             <w:ind w:firstLine="0"/>
+            <w:rPr>
+              <w:color w:val="000000" w:themeColor="text1"/>
+            </w:rPr>
           </w:pPr>
-          <w:hyperlink w:anchor="_2.5_FrameLayout" w:history="1">
+          <w:hyperlink w:anchor="_2.5.2_DynamicFragment" w:history="1">
             <w:r>
               <w:rPr>
                 <w:rStyle w:val="a7"/>
-                <w:color w:val="auto"/>
+                <w:color w:val="000000" w:themeColor="text1"/>
+                <w:u w:val="none"/>
               </w:rPr>
-              <w:t xml:space="preserve">2.5 </w:t>
+              <w:t xml:space="preserve">2.5.2 </w:t>
             </w:r>
             <w:proofErr w:type="spellStart"/>
             <w:r>
               <w:rPr>
                 <w:rStyle w:val="a7"/>
-                <w:color w:val="auto"/>
+                <w:color w:val="000000" w:themeColor="text1"/>
+                <w:u w:val="none"/>
                 <w:lang w:val="en-US"/>
               </w:rPr>
-              <w:t>FrameLayout</w:t>
+              <w:t>DynamicFragment</w:t>
             </w:r>
             <w:proofErr w:type="spellEnd"/>
             <w:r>
               <w:rPr>
                 <w:rStyle w:val="a7"/>
-                <w:color w:val="auto"/>
+                <w:color w:val="000000" w:themeColor="text1"/>
+                <w:u w:val="none"/>
               </w:rPr>
               <w:tab/>
-              <w:t>29</w:t>
+            </w:r>
+            <w:r>
+              <w:rPr>
+                <w:rStyle w:val="a7"/>
+                <w:color w:val="000000" w:themeColor="text1"/>
+                <w:u w:val="none"/>
+              </w:rPr>
+              <w:t>3</w:t>
             </w:r>
           </w:hyperlink>
+          <w:r>
+            <w:rPr>
+              <w:color w:val="000000" w:themeColor="text1"/>
+            </w:rPr>
+            <w:t>5</w:t>
+          </w:r>
         </w:p>
         <w:p>
           <w:pPr>
             <w:tabs>
-              <w:tab w:val="right" w:leader="dot" w:pos="9638"/>
+              <w:tab w:val="right" w:leader="dot" w:pos="9072"/>
             </w:tabs>
             <w:ind w:firstLine="0"/>
+            <w:rPr>
+              <w:color w:val="000000" w:themeColor="text1"/>
+            </w:rPr>
           </w:pPr>
-          <w:hyperlink w:anchor="_2.6_Добавление_ресурсных" w:history="1">
+          <w:hyperlink w:anchor="_2.5.3_LastFragment" w:history="1">
             <w:r>
               <w:rPr>
                 <w:rStyle w:val="a7"/>
-                <w:color w:val="auto"/>
+                <w:color w:val="000000" w:themeColor="text1"/>
+                <w:u w:val="none"/>
               </w:rPr>
-              <w:t xml:space="preserve">2.6 </w:t>
+              <w:t xml:space="preserve">2.5.3 </w:t>
+            </w:r>
+            <w:proofErr w:type="spellStart"/>
+            <w:r>
+              <w:rPr>
+                <w:rStyle w:val="a7"/>
+                <w:color w:val="000000" w:themeColor="text1"/>
+                <w:u w:val="none"/>
+                <w:lang w:val="en-US"/>
+              </w:rPr>
+              <w:t>LastFragment</w:t>
+            </w:r>
+            <w:proofErr w:type="spellEnd"/>
+            <w:r>
+              <w:rPr>
+                <w:rStyle w:val="a7"/>
+                <w:color w:val="000000" w:themeColor="text1"/>
+                <w:u w:val="none"/>
+              </w:rPr>
+              <w:tab/>
             </w:r>
             <w:r>
               <w:rPr>
                 <w:rStyle w:val="a7"/>
-                <w:color w:val="auto"/>
+                <w:color w:val="000000" w:themeColor="text1"/>
+                <w:u w:val="none"/>
               </w:rPr>
-              <w:t>Добавление</w:t>
-            </w:r>
-            <w:r>
-              <w:rPr>
-                <w:rStyle w:val="a7"/>
-                <w:color w:val="auto"/>
-              </w:rPr>
-              <w:t xml:space="preserve"> </w:t>
-            </w:r>
-            <w:r>
-              <w:rPr>
-                <w:rStyle w:val="a7"/>
-                <w:color w:val="auto"/>
-              </w:rPr>
-              <w:t>ресурсных</w:t>
-            </w:r>
-            <w:r>
-              <w:rPr>
-                <w:rStyle w:val="a7"/>
-                <w:color w:val="auto"/>
-              </w:rPr>
-              <w:t xml:space="preserve"> </w:t>
-            </w:r>
-            <w:r>
-              <w:rPr>
-                <w:rStyle w:val="a7"/>
-                <w:color w:val="auto"/>
-              </w:rPr>
-              <w:t>файлов</w:t>
-            </w:r>
-            <w:r>
-              <w:rPr>
-                <w:rStyle w:val="a7"/>
-                <w:color w:val="auto"/>
-              </w:rPr>
-              <w:tab/>
-              <w:t>31</w:t>
+              <w:t>3</w:t>
             </w:r>
           </w:hyperlink>
+          <w:r>
+            <w:rPr>
+              <w:color w:val="000000" w:themeColor="text1"/>
+            </w:rPr>
+            <w:t>6</w:t>
+          </w:r>
         </w:p>
         <w:p>
           <w:pPr>
             <w:tabs>
-              <w:tab w:val="right" w:leader="dot" w:pos="9638"/>
+              <w:tab w:val="right" w:leader="dot" w:pos="9072"/>
             </w:tabs>
             <w:ind w:firstLine="0"/>
           </w:pPr>
-          <w:hyperlink w:anchor="_2.7_Изменение_темы" w:history="1">
+          <w:hyperlink w:anchor="_ЗАКЛЮЧЕНИЕ" w:history="1">
             <w:r>
               <w:rPr>
                 <w:rStyle w:val="a7"/>
-                <w:color w:val="auto"/>
-              </w:rPr>
-              <w:t>2.7 Изменение темы</w:t>
-            </w:r>
-            <w:r>
-              <w:rPr>
-                <w:rStyle w:val="a7"/>
-                <w:color w:val="auto"/>
-              </w:rPr>
-              <w:tab/>
-              <w:t>33</w:t>
-            </w:r>
-          </w:hyperlink>
-        </w:p>
-        <w:p>
-          <w:pPr>
-            <w:tabs>
-              <w:tab w:val="right" w:leader="dot" w:pos="9638"/>
-            </w:tabs>
-            <w:ind w:firstLine="0"/>
-          </w:pPr>
-          <w:hyperlink w:anchor="_2.8_Локализация" w:history="1">
-            <w:r>
-              <w:rPr>
-                <w:rStyle w:val="a7"/>
-                <w:color w:val="auto"/>
-              </w:rPr>
-              <w:t>2.8 Локализация</w:t>
-            </w:r>
-            <w:r>
-              <w:rPr>
-                <w:rStyle w:val="a7"/>
-                <w:color w:val="auto"/>
-              </w:rPr>
-              <w:tab/>
-              <w:t>36</w:t>
-            </w:r>
-          </w:hyperlink>
-        </w:p>
-        <w:p>
-          <w:pPr>
-            <w:tabs>
-              <w:tab w:val="right" w:leader="dot" w:pos="9638"/>
-            </w:tabs>
-            <w:ind w:firstLine="0"/>
-          </w:pPr>
-          <w:hyperlink w:anchor="_Заключение" w:history="1">
-            <w:r>
-              <w:rPr>
-                <w:rStyle w:val="a7"/>
-                <w:color w:val="auto"/>
+                <w:color w:val="000000" w:themeColor="text1"/>
+                <w:u w:val="none"/>
               </w:rPr>
               <w:t>ЗАКЛЮЧЕНИЕ</w:t>
             </w:r>
             <w:r>
               <w:rPr>
                 <w:rStyle w:val="a7"/>
-                <w:color w:val="auto"/>
+                <w:color w:val="000000" w:themeColor="text1"/>
+                <w:u w:val="none"/>
               </w:rPr>
               <w:tab/>
-              <w:t>43</w:t>
             </w:r>
           </w:hyperlink>
+          <w:r>
+            <w:rPr>
+              <w:color w:val="000000" w:themeColor="text1"/>
+            </w:rPr>
+            <w:t>40</w:t>
+          </w:r>
         </w:p>
       </w:sdtContent>
     </w:sdt>
@@ -1736,6 +1762,8 @@
       <w:pPr>
         <w:pStyle w:val="1"/>
       </w:pPr>
+      <w:bookmarkStart w:id="2" w:name="_1_теоритическая_часть"/>
+      <w:bookmarkEnd w:id="2"/>
       <w:r>
         <w:lastRenderedPageBreak/>
         <w:t>1 теоритическая часть</w:t>
@@ -1745,18 +1773,14 @@
       <w:pPr>
         <w:pStyle w:val="2"/>
       </w:pPr>
-      <w:r>
-        <w:t xml:space="preserve">1.1 </w:t>
-      </w:r>
-      <w:r>
-        <w:t xml:space="preserve">Передача данных в вызвавший открытие </w:t>
-      </w:r>
-      <w:proofErr w:type="spellStart"/>
-      <w:r>
-        <w:t>activit</w:t>
-      </w:r>
-      <w:r>
-        <w:t>y</w:t>
+      <w:bookmarkStart w:id="3" w:name="_1.1_Передача_данных"/>
+      <w:bookmarkEnd w:id="3"/>
+      <w:r>
+        <w:t xml:space="preserve">1.1 Передача данных в вызвавший открытие </w:t>
+      </w:r>
+      <w:proofErr w:type="spellStart"/>
+      <w:r>
+        <w:t>activity</w:t>
       </w:r>
       <w:proofErr w:type="spellEnd"/>
       <w:r>
@@ -1998,10 +2022,12 @@
       </w:pPr>
       <w:r>
         <w:rPr>
+          <w:noProof/>
           <w:color w:val="FF0000"/>
+          <w:lang w:eastAsia="ru-RU"/>
         </w:rPr>
         <w:drawing>
-          <wp:inline distT="0" distB="0" distL="0" distR="0" wp14:anchorId="30763F22" wp14:editId="704E34A7">
+          <wp:inline distT="0" distB="0" distL="0" distR="0" wp14:anchorId="0B6DD92C" wp14:editId="10312B07">
             <wp:extent cx="4124901" cy="724001"/>
             <wp:effectExtent l="0" t="0" r="9525" b="0"/>
             <wp:docPr id="27" name="Рисунок 27"/>
@@ -2016,7 +2042,7 @@
                     <pic:cNvPicPr/>
                   </pic:nvPicPr>
                   <pic:blipFill>
-                    <a:blip r:embed="rId6"/>
+                    <a:blip r:embed="rId9"/>
                     <a:stretch>
                       <a:fillRect/>
                     </a:stretch>
@@ -2119,10 +2145,12 @@
       </w:pPr>
       <w:r>
         <w:rPr>
+          <w:noProof/>
           <w:color w:val="FF0000"/>
+          <w:lang w:eastAsia="ru-RU"/>
         </w:rPr>
         <w:drawing>
-          <wp:inline distT="0" distB="0" distL="0" distR="0" wp14:anchorId="24BDDBAE" wp14:editId="7086635F">
+          <wp:inline distT="0" distB="0" distL="0" distR="0" wp14:anchorId="494C6E4E" wp14:editId="14307A1C">
             <wp:extent cx="5667375" cy="1892172"/>
             <wp:effectExtent l="0" t="0" r="0" b="0"/>
             <wp:docPr id="65" name="Рисунок 65"/>
@@ -2137,7 +2165,7 @@
                     <pic:cNvPicPr/>
                   </pic:nvPicPr>
                   <pic:blipFill>
-                    <a:blip r:embed="rId7"/>
+                    <a:blip r:embed="rId10"/>
                     <a:stretch>
                       <a:fillRect/>
                     </a:stretch>
@@ -2161,9 +2189,6 @@
     <w:p>
       <w:pPr>
         <w:pStyle w:val="4"/>
-        <w:rPr>
-          <w:lang w:val="en-US"/>
-        </w:rPr>
       </w:pPr>
       <w:r>
         <w:t>Рисунок</w:t>
@@ -2286,18 +2311,12 @@
         <w:t xml:space="preserve">) </w:t>
       </w:r>
       <w:r>
-        <w:rPr>
-          <w:lang w:val="en-US"/>
-        </w:rPr>
         <w:t>(</w:t>
       </w:r>
       <w:r>
         <w:t>рисунок 1.1.3</w:t>
       </w:r>
       <w:r>
-        <w:rPr>
-          <w:lang w:val="en-US"/>
-        </w:rPr>
         <w:t>)</w:t>
       </w:r>
       <w:r>
@@ -2336,8 +2355,8 @@
             <v:path o:extrusionok="f" gradientshapeok="t" o:connecttype="rect"/>
             <o:lock v:ext="edit" aspectratio="t"/>
           </v:shapetype>
-          <v:shape id="_x0000_i1025" type="#_x0000_t75" style="width:459pt;height:185.25pt">
-            <v:imagedata r:id="rId8" o:title="launch"/>
+          <v:shape id="_x0000_i1025" type="#_x0000_t75" style="width:459.1pt;height:185.15pt">
+            <v:imagedata r:id="rId11" o:title="launch"/>
           </v:shape>
         </w:pict>
       </w:r>
@@ -2446,439 +2465,14 @@
       </w:pPr>
       <w:r>
         <w:rPr>
-          <w:lang w:val="en-US"/>
+          <w:noProof/>
+          <w:lang w:eastAsia="ru-RU"/>
         </w:rPr>
         <w:drawing>
-          <wp:inline distT="0" distB="0" distL="0" distR="0" wp14:anchorId="458637F9" wp14:editId="20A232BB">
+          <wp:inline distT="0" distB="0" distL="0" distR="0" wp14:anchorId="22C93A7F" wp14:editId="1CD5E811">
             <wp:extent cx="6001588" cy="4982270"/>
             <wp:effectExtent l="0" t="0" r="0" b="8890"/>
             <wp:docPr id="67" name="Рисунок 67"/>
-            <wp:cNvGraphicFramePr>
-              <a:graphicFrameLocks xmlns:a="http://schemas.openxmlformats.org/drawingml/2006/main" noChangeAspect="1"/>
-            </wp:cNvGraphicFramePr>
-            <a:graphic xmlns:a="http://schemas.openxmlformats.org/drawingml/2006/main">
-              <a:graphicData uri="http://schemas.openxmlformats.org/drawingml/2006/picture">
-                <pic:pic xmlns:pic="http://schemas.openxmlformats.org/drawingml/2006/picture">
-                  <pic:nvPicPr>
-                    <pic:cNvPr id="1" name=""/>
-                    <pic:cNvPicPr/>
-                  </pic:nvPicPr>
-                  <pic:blipFill>
-                    <a:blip r:embed="rId9"/>
-                    <a:stretch>
-                      <a:fillRect/>
-                    </a:stretch>
-                  </pic:blipFill>
-                  <pic:spPr>
-                    <a:xfrm>
-                      <a:off x="0" y="0"/>
-                      <a:ext cx="6001588" cy="4982270"/>
-                    </a:xfrm>
-                    <a:prstGeom prst="rect">
-                      <a:avLst/>
-                    </a:prstGeom>
-                  </pic:spPr>
-                </pic:pic>
-              </a:graphicData>
-            </a:graphic>
-          </wp:inline>
-        </w:drawing>
-      </w:r>
-    </w:p>
-    <w:p>
-      <w:pPr>
-        <w:pStyle w:val="4"/>
-      </w:pPr>
-      <w:r>
-        <w:t xml:space="preserve">Рисунок 1.1.4 – Активация второй </w:t>
-      </w:r>
-      <w:r>
-        <w:rPr>
-          <w:lang w:val="en-US"/>
-        </w:rPr>
-        <w:t>activity</w:t>
-      </w:r>
-      <w:r>
-        <w:t xml:space="preserve"> </w:t>
-      </w:r>
-      <w:r>
-        <w:t>в основной</w:t>
-      </w:r>
-    </w:p>
-    <w:p>
-      <w:r>
-        <w:t xml:space="preserve">Прежде всего, мы определяем объект </w:t>
-      </w:r>
-      <w:proofErr w:type="spellStart"/>
-      <w:r>
-        <w:t>ActivityResultLauncher</w:t>
-      </w:r>
-      <w:proofErr w:type="spellEnd"/>
-      <w:r>
-        <w:t xml:space="preserve">, с помощью которого будем запускать вторую </w:t>
-      </w:r>
-      <w:proofErr w:type="spellStart"/>
-      <w:r>
-        <w:t>activity</w:t>
-      </w:r>
-      <w:proofErr w:type="spellEnd"/>
-      <w:r>
-        <w:t xml:space="preserve"> и передавать ей данные. Объект </w:t>
-      </w:r>
-      <w:proofErr w:type="spellStart"/>
-      <w:r>
-        <w:t>ActivityResultLauncher</w:t>
-      </w:r>
-      <w:proofErr w:type="spellEnd"/>
-      <w:r>
-        <w:t xml:space="preserve"> типизируется типом </w:t>
-      </w:r>
-      <w:proofErr w:type="spellStart"/>
-      <w:r>
-        <w:t>Intent</w:t>
-      </w:r>
-      <w:proofErr w:type="spellEnd"/>
-      <w:r>
-        <w:t xml:space="preserve">, так как объект этого типа будет передаваться в метод </w:t>
-      </w:r>
-      <w:proofErr w:type="spellStart"/>
-      <w:proofErr w:type="gramStart"/>
-      <w:r>
-        <w:t>launc</w:t>
-      </w:r>
-      <w:r>
-        <w:t>h</w:t>
-      </w:r>
-      <w:proofErr w:type="spellEnd"/>
-      <w:r>
-        <w:t>(</w:t>
-      </w:r>
-      <w:proofErr w:type="gramEnd"/>
-      <w:r>
-        <w:t xml:space="preserve">) при запуске второй </w:t>
-      </w:r>
-      <w:proofErr w:type="spellStart"/>
-      <w:r>
-        <w:t>activity</w:t>
-      </w:r>
-      <w:proofErr w:type="spellEnd"/>
-      <w:r>
-        <w:t xml:space="preserve">. </w:t>
-      </w:r>
-      <w:r>
-        <w:t xml:space="preserve">Тип контракта определяется типом </w:t>
-      </w:r>
-      <w:proofErr w:type="spellStart"/>
-      <w:r>
-        <w:t>ActivityResultContracts.StartActivityForResult</w:t>
-      </w:r>
-      <w:proofErr w:type="spellEnd"/>
-      <w:r>
-        <w:t xml:space="preserve">, который и </w:t>
-      </w:r>
-      <w:r>
-        <w:lastRenderedPageBreak/>
-        <w:t xml:space="preserve">определяет тип </w:t>
-      </w:r>
-      <w:proofErr w:type="spellStart"/>
-      <w:r>
-        <w:t>Intent</w:t>
-      </w:r>
-      <w:proofErr w:type="spellEnd"/>
-      <w:r>
-        <w:t xml:space="preserve"> в качестве входного типа и тип </w:t>
-      </w:r>
-      <w:proofErr w:type="spellStart"/>
-      <w:r>
-        <w:t>ActivityResult</w:t>
-      </w:r>
-      <w:proofErr w:type="spellEnd"/>
-      <w:r>
-        <w:t xml:space="preserve"> в качестве типа результата.</w:t>
-      </w:r>
-    </w:p>
-    <w:p>
-      <w:r>
-        <w:t xml:space="preserve">Второй аргумент метода </w:t>
-      </w:r>
-      <w:proofErr w:type="spellStart"/>
-      <w:proofErr w:type="gramStart"/>
-      <w:r>
-        <w:t>registerForActivityResult</w:t>
-      </w:r>
-      <w:proofErr w:type="spellEnd"/>
-      <w:r>
-        <w:t>(</w:t>
-      </w:r>
-      <w:proofErr w:type="gramEnd"/>
-      <w:r>
-        <w:t xml:space="preserve">) – объект </w:t>
-      </w:r>
-      <w:proofErr w:type="spellStart"/>
-      <w:r>
-        <w:t>ActivityResultCallback</w:t>
-      </w:r>
-      <w:proofErr w:type="spellEnd"/>
-      <w:r>
-        <w:t xml:space="preserve"> типизируется типом результата – типом </w:t>
-      </w:r>
-      <w:proofErr w:type="spellStart"/>
-      <w:r>
-        <w:t>ActivityResult</w:t>
-      </w:r>
-      <w:proofErr w:type="spellEnd"/>
-      <w:r>
-        <w:t xml:space="preserve"> и определяет функцию-</w:t>
-      </w:r>
-      <w:proofErr w:type="spellStart"/>
-      <w:r>
-        <w:t>колбек</w:t>
-      </w:r>
-      <w:proofErr w:type="spellEnd"/>
-      <w:r>
-        <w:t xml:space="preserve"> </w:t>
-      </w:r>
-      <w:proofErr w:type="spellStart"/>
-      <w:r>
-        <w:t>onActivityResult</w:t>
-      </w:r>
-      <w:proofErr w:type="spellEnd"/>
-      <w:r>
-        <w:t xml:space="preserve">(), которая получает результат и обрабатывает его. В данном случае обработка состоит в том, что мы выводим в текстовое поле ответ от второй </w:t>
-      </w:r>
-      <w:proofErr w:type="spellStart"/>
-      <w:r>
-        <w:t>activity</w:t>
-      </w:r>
-      <w:proofErr w:type="spellEnd"/>
-      <w:r>
-        <w:t>.</w:t>
-      </w:r>
-    </w:p>
-    <w:p>
-      <w:r>
-        <w:t>При обработке мы проверяем полученный код результата</w:t>
-      </w:r>
-      <w:r>
-        <w:t xml:space="preserve"> (рисунок 1.1.5).</w:t>
-      </w:r>
-    </w:p>
-    <w:p>
-      <w:pPr>
-        <w:ind w:firstLine="0"/>
-      </w:pPr>
-      <w:r>
-        <w:pict>
-          <v:shape id="_x0000_i1026" type="#_x0000_t75" style="width:472.5pt;height:392.25pt">
-            <v:imagedata r:id="rId10" o:title="activityCheck"/>
-          </v:shape>
-        </w:pict>
-      </w:r>
-    </w:p>
-    <w:p>
-      <w:pPr>
-        <w:pStyle w:val="4"/>
-      </w:pPr>
-      <w:r>
-        <w:t>Рисунок 1.1.5 – Проверка полученного результата</w:t>
-      </w:r>
-    </w:p>
-    <w:p>
-      <w:r>
-        <w:t xml:space="preserve">В качестве результата, как правило, применяются встроенные константы </w:t>
-      </w:r>
-      <w:proofErr w:type="spellStart"/>
-      <w:r>
-        <w:t>Activity.RESULT_OK</w:t>
-      </w:r>
-      <w:proofErr w:type="spellEnd"/>
-      <w:r>
-        <w:t xml:space="preserve"> и </w:t>
-      </w:r>
-      <w:proofErr w:type="spellStart"/>
-      <w:r>
-        <w:t>Activity.RESULT_CANCELED</w:t>
-      </w:r>
-      <w:proofErr w:type="spellEnd"/>
-      <w:r>
-        <w:t>.</w:t>
-      </w:r>
-    </w:p>
-    <w:p>
-      <w:r>
-        <w:t xml:space="preserve">На уровне условностей </w:t>
-      </w:r>
-      <w:proofErr w:type="spellStart"/>
-      <w:r>
-        <w:t>Activity.RESULT_OK</w:t>
-      </w:r>
-      <w:proofErr w:type="spellEnd"/>
-      <w:r>
-        <w:t xml:space="preserve"> означает, что </w:t>
-      </w:r>
-      <w:proofErr w:type="spellStart"/>
-      <w:r>
-        <w:t>activity</w:t>
-      </w:r>
-      <w:proofErr w:type="spellEnd"/>
-      <w:r>
-        <w:t xml:space="preserve"> успешно обработала запрос, а </w:t>
-      </w:r>
-      <w:proofErr w:type="spellStart"/>
-      <w:r>
-        <w:t>Activity.RESULT_CANCELED</w:t>
-      </w:r>
-      <w:proofErr w:type="spellEnd"/>
-      <w:r>
-        <w:t xml:space="preserve"> – что </w:t>
-      </w:r>
-      <w:proofErr w:type="spellStart"/>
-      <w:r>
-        <w:t>activity</w:t>
-      </w:r>
-      <w:proofErr w:type="spellEnd"/>
-      <w:r>
-        <w:t xml:space="preserve"> отклонила обработку запроса.</w:t>
-      </w:r>
-    </w:p>
-    <w:p>
-      <w:r>
-        <w:lastRenderedPageBreak/>
-        <w:t xml:space="preserve">С помощью метода </w:t>
-      </w:r>
-      <w:proofErr w:type="spellStart"/>
-      <w:proofErr w:type="gramStart"/>
-      <w:r>
-        <w:t>getData</w:t>
-      </w:r>
-      <w:proofErr w:type="spellEnd"/>
-      <w:r>
-        <w:t>(</w:t>
-      </w:r>
-      <w:proofErr w:type="gramEnd"/>
-      <w:r>
-        <w:t xml:space="preserve">) результата получаем переданные из второй </w:t>
-      </w:r>
-      <w:proofErr w:type="spellStart"/>
-      <w:r>
-        <w:t>activity</w:t>
-      </w:r>
-      <w:proofErr w:type="spellEnd"/>
-      <w:r>
-        <w:t xml:space="preserve"> данные в виде объекта </w:t>
-      </w:r>
-      <w:proofErr w:type="spellStart"/>
-      <w:r>
-        <w:t>Intent</w:t>
-      </w:r>
-      <w:proofErr w:type="spellEnd"/>
-      <w:r>
-        <w:t xml:space="preserve"> (рисунок 1.1.6).</w:t>
-      </w:r>
-    </w:p>
-    <w:p>
-      <w:pPr>
-        <w:ind w:firstLine="0"/>
-        <w:jc w:val="center"/>
-      </w:pPr>
-      <w:r>
-        <w:pict>
-          <v:shape id="_x0000_i1027" type="#_x0000_t75" style="width:6in;height:358.5pt">
-            <v:imagedata r:id="rId11" o:title="activityGet"/>
-          </v:shape>
-        </w:pict>
-      </w:r>
-    </w:p>
-    <w:p>
-      <w:pPr>
-        <w:pStyle w:val="4"/>
-      </w:pPr>
-      <w:r>
-        <w:t>Р</w:t>
-      </w:r>
-      <w:r>
-        <w:t>исунок 1.1.6</w:t>
-      </w:r>
-      <w:r>
-        <w:t xml:space="preserve"> – </w:t>
-      </w:r>
-      <w:r>
-        <w:t xml:space="preserve">Получение данных из второй </w:t>
-      </w:r>
-      <w:r>
-        <w:rPr>
-          <w:lang w:val="en-US"/>
-        </w:rPr>
-        <w:t>activity</w:t>
-      </w:r>
-    </w:p>
-    <w:p>
-      <w:r>
-        <w:t xml:space="preserve">Далее извлекаем из </w:t>
-      </w:r>
-      <w:proofErr w:type="spellStart"/>
-      <w:r>
-        <w:t>Intent</w:t>
-      </w:r>
-      <w:proofErr w:type="spellEnd"/>
-      <w:r>
-        <w:t xml:space="preserve"> строку, которая имеют ключ ACCESS_MESSAGE, и выводим ее в текстовое поле.</w:t>
-      </w:r>
-    </w:p>
-    <w:p>
-      <w:r>
-        <w:t xml:space="preserve">Таким образом, мы определили объект </w:t>
-      </w:r>
-      <w:proofErr w:type="spellStart"/>
-      <w:r>
-        <w:t>ActivityResultLauncher</w:t>
-      </w:r>
-      <w:proofErr w:type="spellEnd"/>
-      <w:r>
-        <w:t>.</w:t>
-      </w:r>
-    </w:p>
-    <w:p>
-      <w:r>
-        <w:t xml:space="preserve">Далее в обработчике нажатия </w:t>
-      </w:r>
-      <w:proofErr w:type="spellStart"/>
-      <w:r>
-        <w:t>onClick</w:t>
-      </w:r>
-      <w:proofErr w:type="spellEnd"/>
-      <w:r>
-        <w:t xml:space="preserve"> с помощью этого объекта запускаем вторую </w:t>
-      </w:r>
-      <w:proofErr w:type="spellStart"/>
-      <w:r>
-        <w:t>activity</w:t>
-      </w:r>
-      <w:proofErr w:type="spellEnd"/>
-      <w:r>
-        <w:t xml:space="preserve"> (</w:t>
-      </w:r>
-      <w:r>
-        <w:t>рисунок 1.1.7</w:t>
-      </w:r>
-      <w:r>
-        <w:t>)</w:t>
-      </w:r>
-      <w:r>
-        <w:t>.</w:t>
-      </w:r>
-    </w:p>
-    <w:p>
-      <w:pPr>
-        <w:ind w:firstLine="0"/>
-        <w:jc w:val="center"/>
-      </w:pPr>
-      <w:r>
-        <w:drawing>
-          <wp:inline distT="0" distB="0" distL="0" distR="0" wp14:anchorId="1FAE1259" wp14:editId="17F45D2C">
-            <wp:extent cx="5648325" cy="1786273"/>
-            <wp:effectExtent l="0" t="0" r="0" b="4445"/>
-            <wp:docPr id="68" name="Рисунок 68"/>
             <wp:cNvGraphicFramePr>
               <a:graphicFrameLocks xmlns:a="http://schemas.openxmlformats.org/drawingml/2006/main" noChangeAspect="1"/>
             </wp:cNvGraphicFramePr>
@@ -2898,7 +2492,7 @@
                   <pic:spPr>
                     <a:xfrm>
                       <a:off x="0" y="0"/>
-                      <a:ext cx="5681290" cy="1796698"/>
+                      <a:ext cx="6001588" cy="4982270"/>
                     </a:xfrm>
                     <a:prstGeom prst="rect">
                       <a:avLst/>
@@ -2914,12 +2508,9 @@
     <w:p>
       <w:pPr>
         <w:pStyle w:val="4"/>
-        <w:rPr>
-          <w:lang w:val="en-US"/>
-        </w:rPr>
-      </w:pPr>
-      <w:r>
-        <w:t xml:space="preserve">Рисунок 1.1.7 – Метод запуска второй </w:t>
+      </w:pPr>
+      <w:r>
+        <w:t xml:space="preserve">Рисунок 1.1.4 – Активация второй </w:t>
       </w:r>
       <w:r>
         <w:rPr>
@@ -2927,16 +2518,110 @@
         </w:rPr>
         <w:t>activity</w:t>
       </w:r>
-    </w:p>
-    <w:p>
+      <w:r>
+        <w:t xml:space="preserve"> </w:t>
+      </w:r>
+      <w:r>
+        <w:t>в основной</w:t>
+      </w:r>
+    </w:p>
+    <w:p>
+      <w:r>
+        <w:t xml:space="preserve">Прежде всего, мы определяем объект </w:t>
+      </w:r>
+      <w:proofErr w:type="spellStart"/>
+      <w:r>
+        <w:t>ActivityResultLauncher</w:t>
+      </w:r>
+      <w:proofErr w:type="spellEnd"/>
+      <w:r>
+        <w:t xml:space="preserve">, с помощью которого будем запускать вторую </w:t>
+      </w:r>
+      <w:proofErr w:type="spellStart"/>
+      <w:r>
+        <w:t>activity</w:t>
+      </w:r>
+      <w:proofErr w:type="spellEnd"/>
+      <w:r>
+        <w:t xml:space="preserve"> и передавать ей данные. Объект </w:t>
+      </w:r>
+      <w:proofErr w:type="spellStart"/>
+      <w:r>
+        <w:t>ActivityResultLauncher</w:t>
+      </w:r>
+      <w:proofErr w:type="spellEnd"/>
+      <w:r>
+        <w:t xml:space="preserve"> типизируется типом </w:t>
+      </w:r>
+      <w:proofErr w:type="spellStart"/>
+      <w:r>
+        <w:t>Intent</w:t>
+      </w:r>
+      <w:proofErr w:type="spellEnd"/>
+      <w:r>
+        <w:t xml:space="preserve">, так как объект этого типа будет передаваться в метод </w:t>
+      </w:r>
+      <w:proofErr w:type="spellStart"/>
+      <w:proofErr w:type="gramStart"/>
+      <w:r>
+        <w:t>launc</w:t>
+      </w:r>
+      <w:r>
+        <w:t>h</w:t>
+      </w:r>
+      <w:proofErr w:type="spellEnd"/>
+      <w:r>
+        <w:t>(</w:t>
+      </w:r>
+      <w:proofErr w:type="gramEnd"/>
+      <w:r>
+        <w:t xml:space="preserve">) при запуске второй </w:t>
+      </w:r>
+      <w:proofErr w:type="spellStart"/>
+      <w:r>
+        <w:t>activity</w:t>
+      </w:r>
+      <w:proofErr w:type="spellEnd"/>
+      <w:r>
+        <w:t xml:space="preserve">. </w:t>
+      </w:r>
+      <w:r>
+        <w:t xml:space="preserve">Тип контракта определяется типом </w:t>
+      </w:r>
+      <w:proofErr w:type="spellStart"/>
       <w:r>
         <w:lastRenderedPageBreak/>
-        <w:t xml:space="preserve">В обработчике нажатия кнопки </w:t>
+        <w:t>ActivityResultContracts.StartActivityForResult</w:t>
+      </w:r>
+      <w:proofErr w:type="spellEnd"/>
+      <w:r>
+        <w:t xml:space="preserve">, который и определяет тип </w:t>
+      </w:r>
+      <w:proofErr w:type="spellStart"/>
+      <w:r>
+        <w:t>Intent</w:t>
+      </w:r>
+      <w:proofErr w:type="spellEnd"/>
+      <w:r>
+        <w:t xml:space="preserve"> в качестве входного типа и тип </w:t>
+      </w:r>
+      <w:proofErr w:type="spellStart"/>
+      <w:r>
+        <w:t>ActivityResult</w:t>
+      </w:r>
+      <w:proofErr w:type="spellEnd"/>
+      <w:r>
+        <w:t xml:space="preserve"> в качестве типа результата.</w:t>
+      </w:r>
+    </w:p>
+    <w:p>
+      <w:r>
+        <w:t xml:space="preserve">Второй аргумент метода </w:t>
       </w:r>
       <w:proofErr w:type="spellStart"/>
       <w:proofErr w:type="gramStart"/>
       <w:r>
-        <w:t>onClick</w:t>
+        <w:t>registerForActivityResult</w:t>
       </w:r>
       <w:proofErr w:type="spellEnd"/>
       <w:r>
@@ -2944,7 +2629,157 @@
       </w:r>
       <w:proofErr w:type="gramEnd"/>
       <w:r>
-        <w:t xml:space="preserve">) получаем введенное в текстовое поле имя, добавляем его в объект </w:t>
+        <w:t xml:space="preserve">) – объект </w:t>
+      </w:r>
+      <w:proofErr w:type="spellStart"/>
+      <w:r>
+        <w:t>ActivityResultCallback</w:t>
+      </w:r>
+      <w:proofErr w:type="spellEnd"/>
+      <w:r>
+        <w:t xml:space="preserve"> типизируется типом результата – типом </w:t>
+      </w:r>
+      <w:proofErr w:type="spellStart"/>
+      <w:r>
+        <w:t>ActivityResult</w:t>
+      </w:r>
+      <w:proofErr w:type="spellEnd"/>
+      <w:r>
+        <w:t xml:space="preserve"> и определяет функцию-</w:t>
+      </w:r>
+      <w:proofErr w:type="spellStart"/>
+      <w:r>
+        <w:t>колбек</w:t>
+      </w:r>
+      <w:proofErr w:type="spellEnd"/>
+      <w:r>
+        <w:t xml:space="preserve"> </w:t>
+      </w:r>
+      <w:proofErr w:type="spellStart"/>
+      <w:r>
+        <w:t>onActivityResult</w:t>
+      </w:r>
+      <w:proofErr w:type="spellEnd"/>
+      <w:r>
+        <w:t xml:space="preserve">(), которая получает результат и обрабатывает его. В данном случае обработка состоит в том, что мы выводим в текстовое поле ответ от второй </w:t>
+      </w:r>
+      <w:proofErr w:type="spellStart"/>
+      <w:r>
+        <w:t>activity</w:t>
+      </w:r>
+      <w:proofErr w:type="spellEnd"/>
+      <w:r>
+        <w:t>.</w:t>
+      </w:r>
+    </w:p>
+    <w:p>
+      <w:r>
+        <w:t>При обработке мы проверяем полученный код результата (рисунок 1.1.5).</w:t>
+      </w:r>
+    </w:p>
+    <w:p>
+      <w:pPr>
+        <w:ind w:firstLine="0"/>
+      </w:pPr>
+      <w:r>
+        <w:pict>
+          <v:shape id="_x0000_i1026" type="#_x0000_t75" style="width:473.15pt;height:392.75pt">
+            <v:imagedata r:id="rId13" o:title="activityCheck"/>
+          </v:shape>
+        </w:pict>
+      </w:r>
+    </w:p>
+    <w:p>
+      <w:pPr>
+        <w:pStyle w:val="4"/>
+      </w:pPr>
+      <w:r>
+        <w:t>Рисунок 1.1.5 – Проверка полученного результата</w:t>
+      </w:r>
+    </w:p>
+    <w:p>
+      <w:r>
+        <w:t xml:space="preserve">В качестве результата, как правило, применяются встроенные константы </w:t>
+      </w:r>
+      <w:proofErr w:type="spellStart"/>
+      <w:r>
+        <w:t>Activity.RESULT_OK</w:t>
+      </w:r>
+      <w:proofErr w:type="spellEnd"/>
+      <w:r>
+        <w:t xml:space="preserve"> и </w:t>
+      </w:r>
+      <w:proofErr w:type="spellStart"/>
+      <w:r>
+        <w:t>Activity.RESULT_CANCELED</w:t>
+      </w:r>
+      <w:proofErr w:type="spellEnd"/>
+      <w:r>
+        <w:t>.</w:t>
+      </w:r>
+    </w:p>
+    <w:p>
+      <w:r>
+        <w:lastRenderedPageBreak/>
+        <w:t xml:space="preserve">На уровне условностей </w:t>
+      </w:r>
+      <w:proofErr w:type="spellStart"/>
+      <w:r>
+        <w:t>Activity.RESULT_OK</w:t>
+      </w:r>
+      <w:proofErr w:type="spellEnd"/>
+      <w:r>
+        <w:t xml:space="preserve"> означает, что </w:t>
+      </w:r>
+      <w:proofErr w:type="spellStart"/>
+      <w:r>
+        <w:t>activity</w:t>
+      </w:r>
+      <w:proofErr w:type="spellEnd"/>
+      <w:r>
+        <w:t xml:space="preserve"> успешно обработала запрос, а </w:t>
+      </w:r>
+      <w:proofErr w:type="spellStart"/>
+      <w:r>
+        <w:t>Activity.RESULT_CANCELED</w:t>
+      </w:r>
+      <w:proofErr w:type="spellEnd"/>
+      <w:r>
+        <w:t xml:space="preserve"> – что </w:t>
+      </w:r>
+      <w:proofErr w:type="spellStart"/>
+      <w:r>
+        <w:t>activity</w:t>
+      </w:r>
+      <w:proofErr w:type="spellEnd"/>
+      <w:r>
+        <w:t xml:space="preserve"> отклонила обработку запроса.</w:t>
+      </w:r>
+    </w:p>
+    <w:p>
+      <w:r>
+        <w:t xml:space="preserve">С помощью метода </w:t>
+      </w:r>
+      <w:proofErr w:type="spellStart"/>
+      <w:proofErr w:type="gramStart"/>
+      <w:r>
+        <w:t>getData</w:t>
+      </w:r>
+      <w:proofErr w:type="spellEnd"/>
+      <w:r>
+        <w:t>(</w:t>
+      </w:r>
+      <w:proofErr w:type="gramEnd"/>
+      <w:r>
+        <w:t xml:space="preserve">) результата получаем переданные из второй </w:t>
+      </w:r>
+      <w:proofErr w:type="spellStart"/>
+      <w:r>
+        <w:t>activity</w:t>
+      </w:r>
+      <w:proofErr w:type="spellEnd"/>
+      <w:r>
+        <w:t xml:space="preserve"> данные в виде объекта </w:t>
       </w:r>
       <w:proofErr w:type="spellStart"/>
       <w:r>
@@ -2952,45 +2787,7 @@
       </w:r>
       <w:proofErr w:type="spellEnd"/>
       <w:r>
-        <w:t xml:space="preserve"> и запускаем </w:t>
-      </w:r>
-      <w:proofErr w:type="spellStart"/>
-      <w:r>
-        <w:t>SecondActivity</w:t>
-      </w:r>
-      <w:proofErr w:type="spellEnd"/>
-      <w:r>
-        <w:t xml:space="preserve"> с помощью метода </w:t>
-      </w:r>
-      <w:proofErr w:type="spellStart"/>
-      <w:r>
-        <w:t>launch</w:t>
-      </w:r>
-      <w:proofErr w:type="spellEnd"/>
-      <w:r>
-        <w:t>().</w:t>
-      </w:r>
-    </w:p>
-    <w:p>
-      <w:r>
-        <w:t xml:space="preserve">После этого определим логику работы второй </w:t>
-      </w:r>
-      <w:proofErr w:type="spellStart"/>
-      <w:r>
-        <w:t>Activity</w:t>
-      </w:r>
-      <w:proofErr w:type="spellEnd"/>
-      <w:r>
-        <w:t xml:space="preserve"> (</w:t>
-      </w:r>
-      <w:r>
-        <w:t>рисунок 1.1.8</w:t>
-      </w:r>
-      <w:r>
-        <w:t>)</w:t>
-      </w:r>
-      <w:r>
-        <w:t>.</w:t>
+        <w:t xml:space="preserve"> (рисунок 1.1.6).</w:t>
       </w:r>
     </w:p>
     <w:p>
@@ -3000,8 +2797,8 @@
       </w:pPr>
       <w:r>
         <w:pict>
-          <v:shape id="_x0000_i1028" type="#_x0000_t75" style="width:481.5pt;height:437.25pt">
-            <v:imagedata r:id="rId13" o:title="newActivity"/>
+          <v:shape id="_x0000_i1027" type="#_x0000_t75" style="width:6in;height:358.15pt">
+            <v:imagedata r:id="rId14" o:title="activityGet"/>
           </v:shape>
         </w:pict>
       </w:r>
@@ -3009,15 +2806,15 @@
     <w:p>
       <w:pPr>
         <w:pStyle w:val="4"/>
-        <w:rPr>
-          <w:lang w:val="en-US"/>
-        </w:rPr>
-      </w:pPr>
-      <w:r>
-        <w:t>Рисунок 1.1.8</w:t>
-      </w:r>
-      <w:r>
-        <w:t xml:space="preserve"> – Описание логики работы второй </w:t>
+      </w:pPr>
+      <w:r>
+        <w:t>Рисунок 1.1.6</w:t>
+      </w:r>
+      <w:r>
+        <w:t xml:space="preserve"> – </w:t>
+      </w:r>
+      <w:r>
+        <w:t xml:space="preserve">Получение данных из второй </w:t>
       </w:r>
       <w:r>
         <w:rPr>
@@ -3028,32 +2825,24 @@
     </w:p>
     <w:p>
       <w:r>
-        <w:t xml:space="preserve">Две кнопки вызывают метод </w:t>
-      </w:r>
-      <w:proofErr w:type="spellStart"/>
-      <w:proofErr w:type="gramStart"/>
-      <w:r>
-        <w:t>sendMessage</w:t>
-      </w:r>
-      <w:proofErr w:type="spellEnd"/>
-      <w:r>
-        <w:t>(</w:t>
-      </w:r>
-      <w:proofErr w:type="gramEnd"/>
-      <w:r>
-        <w:t xml:space="preserve">), в который передают отправляемый ответ. Это и будет то сообщение, которое получить </w:t>
-      </w:r>
-      <w:proofErr w:type="spellStart"/>
-      <w:r>
-        <w:t>MainActivity</w:t>
-      </w:r>
-      <w:proofErr w:type="spellEnd"/>
-      <w:r>
-        <w:t xml:space="preserve"> в методе </w:t>
-      </w:r>
-      <w:proofErr w:type="spellStart"/>
-      <w:r>
-        <w:t>onActivityResult</w:t>
+        <w:t xml:space="preserve">Далее извлекаем из </w:t>
+      </w:r>
+      <w:proofErr w:type="spellStart"/>
+      <w:r>
+        <w:t>Intent</w:t>
+      </w:r>
+      <w:proofErr w:type="spellEnd"/>
+      <w:r>
+        <w:t xml:space="preserve"> строку, которая имеют ключ ACCESS_MESSAGE, и выводим ее в текстовое поле.</w:t>
+      </w:r>
+    </w:p>
+    <w:p>
+      <w:r>
+        <w:t xml:space="preserve">Таким образом, мы определили объект </w:t>
+      </w:r>
+      <w:proofErr w:type="spellStart"/>
+      <w:r>
+        <w:t>ActivityResultLauncher</w:t>
       </w:r>
       <w:proofErr w:type="spellEnd"/>
       <w:r>
@@ -3062,300 +2851,26 @@
     </w:p>
     <w:p>
       <w:r>
-        <w:t xml:space="preserve">Для возврата результата необходимо вызвать метод </w:t>
-      </w:r>
-      <w:proofErr w:type="spellStart"/>
-      <w:proofErr w:type="gramStart"/>
-      <w:r>
-        <w:t>setResult</w:t>
-      </w:r>
-      <w:proofErr w:type="spellEnd"/>
-      <w:r>
-        <w:t>(</w:t>
-      </w:r>
-      <w:proofErr w:type="gramEnd"/>
-      <w:r>
-        <w:t>), в который передается два параметра:</w:t>
-      </w:r>
-    </w:p>
-    <w:p>
-      <w:pPr>
-        <w:pStyle w:val="a0"/>
-      </w:pPr>
-      <w:proofErr w:type="gramStart"/>
-      <w:r>
-        <w:t>числовой</w:t>
-      </w:r>
-      <w:proofErr w:type="gramEnd"/>
-      <w:r>
-        <w:t xml:space="preserve"> код результата;</w:t>
-      </w:r>
-    </w:p>
-    <w:p>
-      <w:pPr>
-        <w:pStyle w:val="a0"/>
-        <w:rPr>
-          <w:lang w:val="en-US"/>
-        </w:rPr>
-      </w:pPr>
-      <w:proofErr w:type="gramStart"/>
-      <w:r>
-        <w:t>отправляемые</w:t>
-      </w:r>
-      <w:proofErr w:type="gramEnd"/>
-      <w:r>
-        <w:t xml:space="preserve"> данные</w:t>
-      </w:r>
-      <w:r>
-        <w:rPr>
-          <w:lang w:val="en-US"/>
-        </w:rPr>
-        <w:t>.</w:t>
-      </w:r>
-    </w:p>
-    <w:p>
-      <w:r>
-        <w:lastRenderedPageBreak/>
-        <w:t>После</w:t>
-      </w:r>
-      <w:r>
-        <w:t xml:space="preserve"> </w:t>
-      </w:r>
-      <w:r>
-        <w:t>вызова</w:t>
-      </w:r>
-      <w:r>
-        <w:t xml:space="preserve"> </w:t>
-      </w:r>
-      <w:r>
-        <w:t>метода</w:t>
-      </w:r>
-      <w:r>
-        <w:t xml:space="preserve"> </w:t>
-      </w:r>
-      <w:proofErr w:type="spellStart"/>
-      <w:proofErr w:type="gramStart"/>
-      <w:r>
-        <w:rPr>
-          <w:lang w:val="en-US"/>
-        </w:rPr>
-        <w:t>setResult</w:t>
-      </w:r>
-      <w:proofErr w:type="spellEnd"/>
-      <w:r>
-        <w:t>(</w:t>
-      </w:r>
-      <w:proofErr w:type="gramEnd"/>
-      <w:r>
-        <w:t xml:space="preserve">) </w:t>
-      </w:r>
-      <w:r>
-        <w:t>нужно</w:t>
-      </w:r>
-      <w:r>
-        <w:t xml:space="preserve"> </w:t>
-      </w:r>
-      <w:r>
-        <w:t>вызвать</w:t>
-      </w:r>
-      <w:r>
-        <w:t xml:space="preserve"> </w:t>
-      </w:r>
-      <w:r>
-        <w:t>метод</w:t>
-      </w:r>
-      <w:r>
-        <w:t xml:space="preserve"> </w:t>
-      </w:r>
-      <w:r>
-        <w:rPr>
-          <w:lang w:val="en-US"/>
-        </w:rPr>
-        <w:t>finish</w:t>
-      </w:r>
-      <w:r>
-        <w:t xml:space="preserve">, </w:t>
-      </w:r>
-      <w:r>
-        <w:t>который</w:t>
-      </w:r>
-      <w:r>
-        <w:t xml:space="preserve"> </w:t>
-      </w:r>
-      <w:r>
-        <w:t>уничтожит</w:t>
-      </w:r>
-      <w:r>
-        <w:t xml:space="preserve"> </w:t>
-      </w:r>
-      <w:r>
-        <w:t>текущую</w:t>
-      </w:r>
-      <w:r>
-        <w:t xml:space="preserve"> </w:t>
-      </w:r>
-      <w:r>
-        <w:rPr>
-          <w:lang w:val="en-US"/>
-        </w:rPr>
+        <w:t xml:space="preserve">Далее в обработчике нажатия </w:t>
+      </w:r>
+      <w:proofErr w:type="spellStart"/>
+      <w:r>
+        <w:t>onClick</w:t>
+      </w:r>
+      <w:proofErr w:type="spellEnd"/>
+      <w:r>
+        <w:t xml:space="preserve"> с помощью этого объекта запускаем вторую </w:t>
+      </w:r>
+      <w:proofErr w:type="spellStart"/>
+      <w:r>
         <w:t>activity</w:t>
       </w:r>
-      <w:r>
-        <w:t>.</w:t>
-      </w:r>
-      <w:r>
-        <w:t xml:space="preserve"> </w:t>
-      </w:r>
-      <w:r>
-        <w:rPr>
-          <w:lang w:val="en-US"/>
-        </w:rPr>
-        <w:t>finish</w:t>
-      </w:r>
-      <w:r>
-        <w:t xml:space="preserve"> – </w:t>
-      </w:r>
-      <w:r>
-        <w:t>метод</w:t>
-      </w:r>
-      <w:r>
-        <w:t xml:space="preserve">, </w:t>
-      </w:r>
-      <w:r>
-        <w:t>при</w:t>
-      </w:r>
-      <w:r>
-        <w:t xml:space="preserve"> вызове которого система </w:t>
-      </w:r>
-      <w:r>
-        <w:rPr>
-          <w:lang w:val="en-US"/>
-        </w:rPr>
-        <w:t>Android</w:t>
-      </w:r>
-      <w:r>
-        <w:t xml:space="preserve"> завершает работу текущей </w:t>
-      </w:r>
-      <w:r>
-        <w:t>активности</w:t>
-      </w:r>
-      <w:r>
-        <w:t xml:space="preserve"> </w:t>
-      </w:r>
-      <w:r>
-        <w:t>и</w:t>
-      </w:r>
-      <w:r>
-        <w:t xml:space="preserve"> </w:t>
-      </w:r>
-      <w:r>
-        <w:t>удаляет</w:t>
-      </w:r>
-      <w:r>
-        <w:t xml:space="preserve"> </w:t>
-      </w:r>
-      <w:r>
-        <w:t>её</w:t>
-      </w:r>
-      <w:r>
-        <w:t xml:space="preserve"> </w:t>
-      </w:r>
-      <w:r>
-        <w:t>из</w:t>
-      </w:r>
-      <w:r>
-        <w:t xml:space="preserve"> </w:t>
-      </w:r>
-      <w:r>
-        <w:rPr>
-          <w:lang w:val="en-US"/>
-        </w:rPr>
-        <w:t>Activity</w:t>
-      </w:r>
-      <w:r>
-        <w:t xml:space="preserve"> </w:t>
-      </w:r>
-      <w:proofErr w:type="spellStart"/>
-      <w:r>
-        <w:rPr>
-          <w:lang w:val="en-US"/>
-        </w:rPr>
-        <w:t>Stac</w:t>
-      </w:r>
-      <w:proofErr w:type="spellEnd"/>
-      <w:r>
-        <w:t>k (коллекция приостановленных системой активностей, которые можно легко возобновить).</w:t>
-      </w:r>
-    </w:p>
-    <w:p>
-      <w:r>
-        <w:t xml:space="preserve">Одна кнопка вызывает обработчик </w:t>
-      </w:r>
-      <w:proofErr w:type="spellStart"/>
-      <w:proofErr w:type="gramStart"/>
-      <w:r>
-        <w:t>onCancelClick</w:t>
-      </w:r>
-      <w:proofErr w:type="spellEnd"/>
-      <w:r>
-        <w:t>(</w:t>
-      </w:r>
-      <w:proofErr w:type="gramEnd"/>
-      <w:r>
-        <w:t xml:space="preserve">), в котором передается в </w:t>
-      </w:r>
-      <w:proofErr w:type="spellStart"/>
-      <w:r>
-        <w:t>setResult</w:t>
-      </w:r>
-      <w:proofErr w:type="spellEnd"/>
-      <w:r>
-        <w:t xml:space="preserve"> только код результата - RESULT_CANCELED.</w:t>
-      </w:r>
-    </w:p>
-    <w:p>
-      <w:r>
-        <w:t xml:space="preserve">То есть условно говоря, мы получаем в </w:t>
-      </w:r>
-      <w:proofErr w:type="spellStart"/>
-      <w:r>
-        <w:t>SecondActivity</w:t>
-      </w:r>
-      <w:proofErr w:type="spellEnd"/>
-      <w:r>
-        <w:t xml:space="preserve"> введенное в </w:t>
-      </w:r>
-      <w:proofErr w:type="spellStart"/>
-      <w:r>
-        <w:t>MainActivity</w:t>
-      </w:r>
-      <w:proofErr w:type="spellEnd"/>
-      <w:r>
-        <w:t xml:space="preserve"> имя и с помощью нажатия определенной кнопки возвращаем некоторый результат в виде сообщения.</w:t>
-      </w:r>
-    </w:p>
-    <w:p>
-      <w:r>
-        <w:t xml:space="preserve">В зависимости от нажатой кнопки на </w:t>
-      </w:r>
-      <w:proofErr w:type="spellStart"/>
-      <w:r>
-        <w:t>SecondActivity</w:t>
-      </w:r>
-      <w:proofErr w:type="spellEnd"/>
-      <w:r>
-        <w:t xml:space="preserve"> мы будем получать разные результаты в </w:t>
-      </w:r>
-      <w:proofErr w:type="spellStart"/>
-      <w:r>
-        <w:t>MainActivity</w:t>
-      </w:r>
       <w:proofErr w:type="spellEnd"/>
       <w:r>
         <w:t xml:space="preserve"> (</w:t>
       </w:r>
       <w:r>
-        <w:t>рисунок 1.1.9</w:t>
+        <w:t>рисунок 1.1.7</w:t>
       </w:r>
       <w:r>
         <w:t>)</w:t>
@@ -3370,192 +2885,16 @@
         <w:jc w:val="center"/>
       </w:pPr>
       <w:r>
+        <w:rPr>
+          <w:noProof/>
+          <w:lang w:eastAsia="ru-RU"/>
+        </w:rPr>
+        <w:lastRenderedPageBreak/>
         <w:drawing>
-          <wp:inline distT="0" distB="0" distL="0" distR="0" wp14:anchorId="1BE3F29B" wp14:editId="689A488D">
-            <wp:extent cx="4676775" cy="5450739"/>
-            <wp:effectExtent l="0" t="0" r="0" b="0"/>
-            <wp:docPr id="78" name="Рисунок 78"/>
-            <wp:cNvGraphicFramePr>
-              <a:graphicFrameLocks xmlns:a="http://schemas.openxmlformats.org/drawingml/2006/main" noChangeAspect="1"/>
-            </wp:cNvGraphicFramePr>
-            <a:graphic xmlns:a="http://schemas.openxmlformats.org/drawingml/2006/main">
-              <a:graphicData uri="http://schemas.openxmlformats.org/drawingml/2006/picture">
-                <pic:pic xmlns:pic="http://schemas.openxmlformats.org/drawingml/2006/picture">
-                  <pic:nvPicPr>
-                    <pic:cNvPr id="1" name=""/>
-                    <pic:cNvPicPr/>
-                  </pic:nvPicPr>
-                  <pic:blipFill>
-                    <a:blip r:embed="rId14"/>
-                    <a:stretch>
-                      <a:fillRect/>
-                    </a:stretch>
-                  </pic:blipFill>
-                  <pic:spPr>
-                    <a:xfrm>
-                      <a:off x="0" y="0"/>
-                      <a:ext cx="4683565" cy="5458653"/>
-                    </a:xfrm>
-                    <a:prstGeom prst="rect">
-                      <a:avLst/>
-                    </a:prstGeom>
-                  </pic:spPr>
-                </pic:pic>
-              </a:graphicData>
-            </a:graphic>
-          </wp:inline>
-        </w:drawing>
-      </w:r>
-    </w:p>
-    <w:p>
-      <w:pPr>
-        <w:pStyle w:val="4"/>
-        <w:rPr>
-          <w:lang w:val="en-US"/>
-        </w:rPr>
-      </w:pPr>
-      <w:r>
-        <w:t xml:space="preserve">Рисунок 1.1.9 </w:t>
-      </w:r>
-      <w:r>
-        <w:t>–</w:t>
-      </w:r>
-      <w:r>
-        <w:t xml:space="preserve"> </w:t>
-      </w:r>
-      <w:r>
-        <w:t>Отображение различных вариантов развития событий</w:t>
-      </w:r>
-      <w:r>
-        <w:t xml:space="preserve"> в </w:t>
-      </w:r>
-      <w:proofErr w:type="spellStart"/>
-      <w:r>
-        <w:rPr>
-          <w:lang w:val="en-US"/>
-        </w:rPr>
-        <w:t>MainActivity</w:t>
-      </w:r>
-      <w:proofErr w:type="spellEnd"/>
-    </w:p>
-    <w:p>
-      <w:pPr>
-        <w:pStyle w:val="2"/>
-      </w:pPr>
-      <w:r>
-        <w:rPr>
-          <w:lang w:val="en-US"/>
-        </w:rPr>
-        <w:lastRenderedPageBreak/>
-        <w:t>1.2</w:t>
-      </w:r>
-      <w:r>
-        <w:rPr>
-          <w:lang w:val="en-US"/>
-        </w:rPr>
-        <w:t xml:space="preserve"> </w:t>
-      </w:r>
-      <w:r>
-        <w:t>Фрагменты</w:t>
-      </w:r>
-    </w:p>
-    <w:p>
-      <w:r>
-        <w:t xml:space="preserve">Организация приложения на основе нескольких </w:t>
-      </w:r>
-      <w:proofErr w:type="spellStart"/>
-      <w:r>
-        <w:t>activity</w:t>
-      </w:r>
-      <w:proofErr w:type="spellEnd"/>
-      <w:r>
-        <w:t xml:space="preserve"> не всегда может быть оптимальной. Мир ОС </w:t>
-      </w:r>
-      <w:proofErr w:type="spellStart"/>
-      <w:r>
-        <w:t>Android</w:t>
-      </w:r>
-      <w:proofErr w:type="spellEnd"/>
-      <w:r>
-        <w:t xml:space="preserve"> довольно сильно фрагментирован и состоит из многих устройств. И если для мобильных аппаратов с небольшими экранами взаимодействие между разными </w:t>
-      </w:r>
-      <w:proofErr w:type="spellStart"/>
-      <w:r>
-        <w:t>activity</w:t>
-      </w:r>
-      <w:proofErr w:type="spellEnd"/>
-      <w:r>
-        <w:t xml:space="preserve"> выглядит довольно неплохо, то на больших экранах - планшетах, телевизорах окна </w:t>
-      </w:r>
-      <w:proofErr w:type="spellStart"/>
-      <w:r>
-        <w:t>activity</w:t>
-      </w:r>
-      <w:proofErr w:type="spellEnd"/>
-      <w:r>
-        <w:t xml:space="preserve"> смотрелись бы не очень в силу большого размера экрана. Собственно, поэтому и появилась концепция фрагментов.</w:t>
-      </w:r>
-    </w:p>
-    <w:p>
-      <w:r>
-        <w:t>Фрагмент представляет кусочек визуального интерфейса приложения, который может использоваться повторно и многократно</w:t>
-      </w:r>
-      <w:r>
-        <w:t xml:space="preserve"> (рисунок 1.2.1)</w:t>
-      </w:r>
-      <w:r>
-        <w:t xml:space="preserve">. У фрагмента может быть собственный файл </w:t>
-      </w:r>
-      <w:proofErr w:type="spellStart"/>
-      <w:r>
-        <w:t>layout</w:t>
-      </w:r>
-      <w:proofErr w:type="spellEnd"/>
-      <w:r>
-        <w:t xml:space="preserve">, у фрагментов есть свой собственный жизненный цикл. Фрагмент существует в контексте </w:t>
-      </w:r>
-      <w:proofErr w:type="spellStart"/>
-      <w:r>
-        <w:t>activity</w:t>
-      </w:r>
-      <w:proofErr w:type="spellEnd"/>
-      <w:r>
-        <w:t xml:space="preserve"> и имеет свой жизненный цикл, вне </w:t>
-      </w:r>
-      <w:proofErr w:type="spellStart"/>
-      <w:r>
-        <w:t>activity</w:t>
-      </w:r>
-      <w:proofErr w:type="spellEnd"/>
-      <w:r>
-        <w:t xml:space="preserve"> обособлено он существовать не может. Каждая </w:t>
-      </w:r>
-      <w:proofErr w:type="spellStart"/>
-      <w:r>
-        <w:t>activity</w:t>
-      </w:r>
-      <w:proofErr w:type="spellEnd"/>
-      <w:r>
-        <w:t xml:space="preserve"> может иметь несколько фрагментов.</w:t>
-      </w:r>
-    </w:p>
-    <w:p>
-      <w:pPr>
-        <w:ind w:firstLine="0"/>
-        <w:jc w:val="center"/>
-        <w:rPr>
-          <w:lang w:val="en-US"/>
-        </w:rPr>
-      </w:pPr>
-      <w:r>
-        <w:rPr>
-          <w:lang w:val="en-US"/>
-        </w:rPr>
-        <w:drawing>
-          <wp:inline distT="0" distB="0" distL="0" distR="0" wp14:anchorId="673B0508" wp14:editId="63977194">
-            <wp:extent cx="4515480" cy="2553056"/>
-            <wp:effectExtent l="0" t="0" r="0" b="0"/>
-            <wp:docPr id="79" name="Рисунок 79"/>
+          <wp:inline distT="0" distB="0" distL="0" distR="0" wp14:anchorId="5534840E" wp14:editId="5ABAE98C">
+            <wp:extent cx="5648325" cy="1786273"/>
+            <wp:effectExtent l="0" t="0" r="0" b="4445"/>
+            <wp:docPr id="68" name="Рисунок 68"/>
             <wp:cNvGraphicFramePr>
               <a:graphicFrameLocks xmlns:a="http://schemas.openxmlformats.org/drawingml/2006/main" noChangeAspect="1"/>
             </wp:cNvGraphicFramePr>
@@ -3575,7 +2914,7 @@
                   <pic:spPr>
                     <a:xfrm>
                       <a:off x="0" y="0"/>
-                      <a:ext cx="4515480" cy="2553056"/>
+                      <a:ext cx="5681290" cy="1796698"/>
                     </a:xfrm>
                     <a:prstGeom prst="rect">
                       <a:avLst/>
@@ -3591,23 +2930,391 @@
     <w:p>
       <w:pPr>
         <w:pStyle w:val="4"/>
-      </w:pPr>
-      <w:r>
-        <w:t xml:space="preserve">Рисунок 1.2.1 </w:t>
-      </w:r>
-      <w:r>
-        <w:t>–</w:t>
-      </w:r>
-      <w:r>
+        <w:rPr>
+          <w:lang w:val="en-US"/>
+        </w:rPr>
+      </w:pPr>
+      <w:r>
+        <w:t xml:space="preserve">Рисунок 1.1.7 – Метод запуска второй </w:t>
+      </w:r>
+      <w:r>
+        <w:rPr>
+          <w:lang w:val="en-US"/>
+        </w:rPr>
+        <w:t>activity</w:t>
+      </w:r>
+    </w:p>
+    <w:p>
+      <w:r>
+        <w:t xml:space="preserve">В обработчике нажатия кнопки </w:t>
+      </w:r>
+      <w:proofErr w:type="spellStart"/>
+      <w:proofErr w:type="gramStart"/>
+      <w:r>
+        <w:t>onClick</w:t>
+      </w:r>
+      <w:proofErr w:type="spellEnd"/>
+      <w:r>
+        <w:t>(</w:t>
+      </w:r>
+      <w:proofErr w:type="gramEnd"/>
+      <w:r>
+        <w:t xml:space="preserve">) получаем введенное в текстовое поле имя, добавляем его в объект </w:t>
+      </w:r>
+      <w:proofErr w:type="spellStart"/>
+      <w:r>
+        <w:t>Intent</w:t>
+      </w:r>
+      <w:proofErr w:type="spellEnd"/>
+      <w:r>
+        <w:t xml:space="preserve"> и запускаем </w:t>
+      </w:r>
+      <w:proofErr w:type="spellStart"/>
+      <w:r>
+        <w:t>SecondActivity</w:t>
+      </w:r>
+      <w:proofErr w:type="spellEnd"/>
+      <w:r>
+        <w:t xml:space="preserve"> с помощью метода </w:t>
+      </w:r>
+      <w:proofErr w:type="spellStart"/>
+      <w:r>
+        <w:t>launch</w:t>
+      </w:r>
+      <w:proofErr w:type="spellEnd"/>
+      <w:r>
+        <w:t>().</w:t>
+      </w:r>
+    </w:p>
+    <w:p>
+      <w:r>
+        <w:t xml:space="preserve">После этого определим логику работы второй </w:t>
+      </w:r>
+      <w:proofErr w:type="spellStart"/>
+      <w:r>
+        <w:t>Activity</w:t>
+      </w:r>
+      <w:proofErr w:type="spellEnd"/>
+      <w:r>
+        <w:t xml:space="preserve"> (</w:t>
+      </w:r>
+      <w:r>
+        <w:t>рисунок 1.1.8</w:t>
+      </w:r>
+      <w:r>
+        <w:t>)</w:t>
+      </w:r>
+      <w:r>
+        <w:t>.</w:t>
+      </w:r>
+    </w:p>
+    <w:p>
+      <w:pPr>
+        <w:ind w:firstLine="0"/>
+        <w:jc w:val="center"/>
+      </w:pPr>
+      <w:r>
+        <w:pict>
+          <v:shape id="_x0000_i1028" type="#_x0000_t75" style="width:481.55pt;height:436.7pt">
+            <v:imagedata r:id="rId16" o:title="newActivity"/>
+          </v:shape>
+        </w:pict>
+      </w:r>
+    </w:p>
+    <w:p>
+      <w:pPr>
+        <w:pStyle w:val="4"/>
+      </w:pPr>
+      <w:r>
+        <w:t>Рисунок 1.1.8</w:t>
+      </w:r>
+      <w:r>
+        <w:t xml:space="preserve"> – Описание логики работы второй </w:t>
+      </w:r>
+      <w:r>
+        <w:rPr>
+          <w:lang w:val="en-US"/>
+        </w:rPr>
+        <w:t>activity</w:t>
+      </w:r>
+    </w:p>
+    <w:p>
+      <w:r>
+        <w:lastRenderedPageBreak/>
+        <w:t xml:space="preserve">Две кнопки вызывают метод </w:t>
+      </w:r>
+      <w:proofErr w:type="spellStart"/>
+      <w:proofErr w:type="gramStart"/>
+      <w:r>
+        <w:t>sendMessage</w:t>
+      </w:r>
+      <w:proofErr w:type="spellEnd"/>
+      <w:r>
+        <w:t>(</w:t>
+      </w:r>
+      <w:proofErr w:type="gramEnd"/>
+      <w:r>
+        <w:t xml:space="preserve">), в который передают отправляемый ответ. Это и будет то сообщение, которое получить </w:t>
+      </w:r>
+      <w:proofErr w:type="spellStart"/>
+      <w:r>
+        <w:t>MainActivity</w:t>
+      </w:r>
+      <w:proofErr w:type="spellEnd"/>
+      <w:r>
+        <w:t xml:space="preserve"> в методе </w:t>
+      </w:r>
+      <w:proofErr w:type="spellStart"/>
+      <w:r>
+        <w:t>onActivityResult</w:t>
+      </w:r>
+      <w:proofErr w:type="spellEnd"/>
+      <w:r>
+        <w:t>.</w:t>
+      </w:r>
+    </w:p>
+    <w:p>
+      <w:r>
+        <w:t xml:space="preserve">Для возврата результата необходимо вызвать метод </w:t>
+      </w:r>
+      <w:proofErr w:type="spellStart"/>
+      <w:proofErr w:type="gramStart"/>
+      <w:r>
+        <w:t>setResult</w:t>
+      </w:r>
+      <w:proofErr w:type="spellEnd"/>
+      <w:r>
+        <w:t>(</w:t>
+      </w:r>
+      <w:proofErr w:type="gramEnd"/>
+      <w:r>
+        <w:t>), в который передается два параметра:</w:t>
+      </w:r>
+    </w:p>
+    <w:p>
+      <w:pPr>
+        <w:pStyle w:val="a0"/>
+      </w:pPr>
+      <w:proofErr w:type="gramStart"/>
+      <w:r>
+        <w:t>числовой</w:t>
+      </w:r>
+      <w:proofErr w:type="gramEnd"/>
+      <w:r>
+        <w:t xml:space="preserve"> код результата;</w:t>
+      </w:r>
+    </w:p>
+    <w:p>
+      <w:pPr>
+        <w:pStyle w:val="a0"/>
+        <w:rPr>
+          <w:lang w:val="en-US"/>
+        </w:rPr>
+      </w:pPr>
+      <w:proofErr w:type="gramStart"/>
+      <w:r>
+        <w:t>отправляемые</w:t>
+      </w:r>
+      <w:proofErr w:type="gramEnd"/>
+      <w:r>
+        <w:t xml:space="preserve"> данные</w:t>
+      </w:r>
+      <w:r>
+        <w:rPr>
+          <w:lang w:val="en-US"/>
+        </w:rPr>
+        <w:t>.</w:t>
+      </w:r>
+    </w:p>
+    <w:p>
+      <w:pPr>
+        <w:rPr>
+          <w:lang w:val="en-US"/>
+        </w:rPr>
+      </w:pPr>
+      <w:r>
+        <w:t>После</w:t>
+      </w:r>
+      <w:r>
+        <w:rPr>
+          <w:lang w:val="en-US"/>
+        </w:rPr>
         <w:t xml:space="preserve"> </w:t>
       </w:r>
       <w:r>
-        <w:t>Пример использования фрагментов</w:t>
-      </w:r>
-    </w:p>
-    <w:p>
-      <w:r>
-        <w:t xml:space="preserve">В </w:t>
+        <w:t>вызова</w:t>
+      </w:r>
+      <w:r>
+        <w:rPr>
+          <w:lang w:val="en-US"/>
+        </w:rPr>
+        <w:t xml:space="preserve"> </w:t>
+      </w:r>
+      <w:r>
+        <w:t>метода</w:t>
+      </w:r>
+      <w:r>
+        <w:rPr>
+          <w:lang w:val="en-US"/>
+        </w:rPr>
+        <w:t xml:space="preserve"> </w:t>
+      </w:r>
+      <w:proofErr w:type="spellStart"/>
+      <w:proofErr w:type="gramStart"/>
+      <w:r>
+        <w:rPr>
+          <w:lang w:val="en-US"/>
+        </w:rPr>
+        <w:t>setResult</w:t>
+      </w:r>
+      <w:proofErr w:type="spellEnd"/>
+      <w:r>
+        <w:rPr>
+          <w:lang w:val="en-US"/>
+        </w:rPr>
+        <w:t>(</w:t>
+      </w:r>
+      <w:proofErr w:type="gramEnd"/>
+      <w:r>
+        <w:rPr>
+          <w:lang w:val="en-US"/>
+        </w:rPr>
+        <w:t xml:space="preserve">) </w:t>
+      </w:r>
+      <w:r>
+        <w:t>нужно</w:t>
+      </w:r>
+      <w:r>
+        <w:rPr>
+          <w:lang w:val="en-US"/>
+        </w:rPr>
+        <w:t xml:space="preserve"> </w:t>
+      </w:r>
+      <w:r>
+        <w:t>вызвать</w:t>
+      </w:r>
+      <w:r>
+        <w:rPr>
+          <w:lang w:val="en-US"/>
+        </w:rPr>
+        <w:t xml:space="preserve"> </w:t>
+      </w:r>
+      <w:r>
+        <w:t>метод</w:t>
+      </w:r>
+      <w:r>
+        <w:rPr>
+          <w:lang w:val="en-US"/>
+        </w:rPr>
+        <w:t xml:space="preserve"> </w:t>
+      </w:r>
+      <w:r>
+        <w:rPr>
+          <w:lang w:val="en-US"/>
+        </w:rPr>
+        <w:t>finish</w:t>
+      </w:r>
+      <w:r>
+        <w:rPr>
+          <w:lang w:val="en-US"/>
+        </w:rPr>
+        <w:t xml:space="preserve">, </w:t>
+      </w:r>
+      <w:r>
+        <w:t>который</w:t>
+      </w:r>
+      <w:r>
+        <w:rPr>
+          <w:lang w:val="en-US"/>
+        </w:rPr>
+        <w:t xml:space="preserve"> </w:t>
+      </w:r>
+      <w:r>
+        <w:t>уничтожит</w:t>
+      </w:r>
+      <w:r>
+        <w:rPr>
+          <w:lang w:val="en-US"/>
+        </w:rPr>
+        <w:t xml:space="preserve"> </w:t>
+      </w:r>
+      <w:r>
+        <w:t>текущую</w:t>
+      </w:r>
+      <w:r>
+        <w:rPr>
+          <w:lang w:val="en-US"/>
+        </w:rPr>
+        <w:t xml:space="preserve"> </w:t>
+      </w:r>
+      <w:r>
+        <w:rPr>
+          <w:lang w:val="en-US"/>
+        </w:rPr>
+        <w:t>activity</w:t>
+      </w:r>
+      <w:r>
+        <w:rPr>
+          <w:lang w:val="en-US"/>
+        </w:rPr>
+        <w:t xml:space="preserve">. </w:t>
+      </w:r>
+      <w:r>
+        <w:rPr>
+          <w:lang w:val="en-US"/>
+        </w:rPr>
+        <w:t>finish</w:t>
+      </w:r>
+      <w:r>
+        <w:rPr>
+          <w:lang w:val="en-US"/>
+        </w:rPr>
+        <w:t xml:space="preserve"> – </w:t>
+      </w:r>
+      <w:r>
+        <w:t>метод</w:t>
+      </w:r>
+      <w:r>
+        <w:rPr>
+          <w:lang w:val="en-US"/>
+        </w:rPr>
+        <w:t xml:space="preserve">, </w:t>
+      </w:r>
+      <w:r>
+        <w:t>при</w:t>
+      </w:r>
+      <w:r>
+        <w:rPr>
+          <w:lang w:val="en-US"/>
+        </w:rPr>
+        <w:t xml:space="preserve"> </w:t>
+      </w:r>
+      <w:r>
+        <w:t>вызове</w:t>
+      </w:r>
+      <w:r>
+        <w:rPr>
+          <w:lang w:val="en-US"/>
+        </w:rPr>
+        <w:t xml:space="preserve"> </w:t>
+      </w:r>
+      <w:r>
+        <w:t>которого</w:t>
+      </w:r>
+      <w:r>
+        <w:rPr>
+          <w:lang w:val="en-US"/>
+        </w:rPr>
+        <w:t xml:space="preserve"> </w:t>
+      </w:r>
+      <w:r>
+        <w:t>система</w:t>
+      </w:r>
+      <w:r>
+        <w:rPr>
+          <w:lang w:val="en-US"/>
+        </w:rPr>
+        <w:t xml:space="preserve"> </w:t>
       </w:r>
       <w:r>
         <w:rPr>
@@ -3616,316 +3323,273 @@
         <w:t>Android</w:t>
       </w:r>
       <w:r>
+        <w:rPr>
+          <w:lang w:val="en-US"/>
+        </w:rPr>
         <w:t xml:space="preserve"> </w:t>
       </w:r>
       <w:r>
-        <w:rPr>
-          <w:lang w:val="en-US"/>
-        </w:rPr>
-        <w:t>Studio</w:t>
-      </w:r>
-      <w:r>
+        <w:t>завершает</w:t>
+      </w:r>
+      <w:r>
+        <w:rPr>
+          <w:lang w:val="en-US"/>
+        </w:rPr>
         <w:t xml:space="preserve"> </w:t>
       </w:r>
       <w:r>
-        <w:t>выделяют такие</w:t>
-      </w:r>
-      <w:r>
-        <w:t xml:space="preserve"> популярные</w:t>
-      </w:r>
-      <w:r>
-        <w:t xml:space="preserve"> виды фрагментов, как:</w:t>
-      </w:r>
-    </w:p>
-    <w:p>
-      <w:pPr>
-        <w:pStyle w:val="a0"/>
-      </w:pPr>
-      <w:r>
-        <w:t>UI-фрагменты (</w:t>
-      </w:r>
-      <w:proofErr w:type="spellStart"/>
-      <w:r>
-        <w:t>View</w:t>
-      </w:r>
-      <w:proofErr w:type="spellEnd"/>
-      <w:r>
+        <w:t>работу</w:t>
+      </w:r>
+      <w:r>
+        <w:rPr>
+          <w:lang w:val="en-US"/>
+        </w:rPr>
         <w:t xml:space="preserve"> </w:t>
       </w:r>
-      <w:proofErr w:type="spellStart"/>
-      <w:r>
-        <w:t>Fragments</w:t>
-      </w:r>
-      <w:proofErr w:type="spellEnd"/>
-      <w:r>
-        <w:t>): наиболее распространённый тип фрагментов, которые используются для отображения пользовательского интерфейса. Они имеют собственный жизненный цикл и могут управлять своим макетом (</w:t>
-      </w:r>
-      <w:proofErr w:type="spellStart"/>
-      <w:r>
-        <w:t>layout</w:t>
-      </w:r>
-      <w:proofErr w:type="spellEnd"/>
-      <w:r>
-        <w:t xml:space="preserve">). </w:t>
-      </w:r>
-      <w:r>
-        <w:rPr>
+      <w:r>
+        <w:t>текущей</w:t>
+      </w:r>
+      <w:r>
+        <w:rPr>
+          <w:lang w:val="en-US"/>
+        </w:rPr>
+        <w:t xml:space="preserve"> </w:t>
+      </w:r>
+      <w:r>
+        <w:rPr>
+          <w:lang w:val="en-US"/>
+        </w:rPr>
+        <w:t>activity</w:t>
+      </w:r>
+      <w:r>
+        <w:rPr>
+          <w:lang w:val="en-US"/>
+        </w:rPr>
+        <w:t xml:space="preserve"> </w:t>
+      </w:r>
+      <w:r>
+        <w:t>и</w:t>
+      </w:r>
+      <w:r>
+        <w:rPr>
+          <w:lang w:val="en-US"/>
+        </w:rPr>
+        <w:t xml:space="preserve"> </w:t>
+      </w:r>
+      <w:r>
+        <w:t>удаляет</w:t>
+      </w:r>
+      <w:r>
+        <w:rPr>
+          <w:lang w:val="en-US"/>
+        </w:rPr>
+        <w:t xml:space="preserve"> </w:t>
+      </w:r>
+      <w:r>
+        <w:t>её</w:t>
+      </w:r>
+      <w:r>
+        <w:rPr>
+          <w:lang w:val="en-US"/>
+        </w:rPr>
+        <w:t xml:space="preserve"> </w:t>
+      </w:r>
+      <w:r>
+        <w:t>из</w:t>
+      </w:r>
+      <w:r>
+        <w:rPr>
+          <w:lang w:val="en-US"/>
+        </w:rPr>
+        <w:t xml:space="preserve"> </w:t>
+      </w:r>
+      <w:r>
+        <w:rPr>
+          <w:lang w:val="en-US"/>
+        </w:rPr>
+        <w:t>Activity</w:t>
+      </w:r>
+      <w:r>
+        <w:rPr>
+          <w:lang w:val="en-US"/>
+        </w:rPr>
+        <w:t xml:space="preserve"> </w:t>
+      </w:r>
+      <w:r>
+        <w:rPr>
+          <w:lang w:val="en-US"/>
+        </w:rPr>
+        <w:t>Stac</w:t>
+      </w:r>
+      <w:r>
+        <w:rPr>
+          <w:lang w:val="en-US"/>
+        </w:rPr>
+        <w:t>k (</w:t>
+      </w:r>
+      <w:r>
+        <w:t>коллекция</w:t>
+      </w:r>
+      <w:r>
+        <w:rPr>
+          <w:lang w:val="en-US"/>
+        </w:rPr>
+        <w:t xml:space="preserve"> </w:t>
+      </w:r>
+      <w:r>
+        <w:t>приостановленных</w:t>
+      </w:r>
+      <w:r>
+        <w:rPr>
+          <w:lang w:val="en-US"/>
+        </w:rPr>
+        <w:t xml:space="preserve"> </w:t>
+      </w:r>
+      <w:r>
+        <w:t>системой</w:t>
+      </w:r>
+      <w:r>
+        <w:rPr>
+          <w:lang w:val="en-US"/>
+        </w:rPr>
+        <w:t>activities</w:t>
+      </w:r>
+      <w:r>
+        <w:rPr>
+          <w:lang w:val="en-US"/>
+        </w:rPr>
+        <w:t xml:space="preserve">, </w:t>
+      </w:r>
+      <w:r>
+        <w:t>которые</w:t>
+      </w:r>
+      <w:r>
+        <w:rPr>
+          <w:lang w:val="en-US"/>
+        </w:rPr>
+        <w:t xml:space="preserve"> </w:t>
+      </w:r>
+      <w:r>
+        <w:t>можно</w:t>
+      </w:r>
+      <w:r>
+        <w:rPr>
+          <w:lang w:val="en-US"/>
+        </w:rPr>
+        <w:t xml:space="preserve"> </w:t>
+      </w:r>
+      <w:r>
+        <w:t>легко</w:t>
+      </w:r>
+      <w:r>
+        <w:rPr>
+          <w:lang w:val="en-US"/>
+        </w:rPr>
+        <w:t xml:space="preserve"> </w:t>
+      </w:r>
+      <w:r>
+        <w:t>возобновить</w:t>
+      </w:r>
+      <w:r>
+        <w:rPr>
+          <w:lang w:val="en-US"/>
+        </w:rPr>
+        <w:t>).</w:t>
+      </w:r>
+    </w:p>
+    <w:p>
+      <w:r>
+        <w:t xml:space="preserve">Одна кнопка вызывает обработчик </w:t>
+      </w:r>
+      <w:proofErr w:type="spellStart"/>
+      <w:proofErr w:type="gramStart"/>
+      <w:r>
+        <w:t>onCancelClick</w:t>
+      </w:r>
+      <w:proofErr w:type="spellEnd"/>
+      <w:r>
+        <w:t>(</w:t>
+      </w:r>
+      <w:proofErr w:type="gramEnd"/>
+      <w:r>
+        <w:t xml:space="preserve">), в котором передается в </w:t>
+      </w:r>
+      <w:proofErr w:type="spellStart"/>
+      <w:r>
+        <w:t>setResult</w:t>
+      </w:r>
+      <w:proofErr w:type="spellEnd"/>
+      <w:r>
+        <w:t xml:space="preserve"> только код результата - RESULT_CANCELED.</w:t>
+      </w:r>
+    </w:p>
+    <w:p>
+      <w:r>
+        <w:t xml:space="preserve">То есть условно говоря, мы получаем в </w:t>
+      </w:r>
+      <w:proofErr w:type="spellStart"/>
+      <w:r>
+        <w:t>SecondActivity</w:t>
+      </w:r>
+      <w:proofErr w:type="spellEnd"/>
+      <w:r>
+        <w:t xml:space="preserve"> введенное в </w:t>
+      </w:r>
+      <w:proofErr w:type="spellStart"/>
+      <w:r>
+        <w:t>MainActivity</w:t>
+      </w:r>
+      <w:proofErr w:type="spellEnd"/>
+      <w:r>
+        <w:t xml:space="preserve"> имя и с помощью нажатия определенной кнопки возвращаем некоторый результат в виде сообщения.</w:t>
+      </w:r>
+    </w:p>
+    <w:p>
+      <w:r>
+        <w:t xml:space="preserve">В зависимости от нажатой кнопки на </w:t>
+      </w:r>
+      <w:proofErr w:type="spellStart"/>
+      <w:r>
+        <w:t>SecondActivity</w:t>
+      </w:r>
+      <w:proofErr w:type="spellEnd"/>
+      <w:r>
+        <w:t xml:space="preserve"> мы будем получать разные результаты в </w:t>
+      </w:r>
+      <w:proofErr w:type="spellStart"/>
+      <w:r>
+        <w:t>MainActivity</w:t>
+      </w:r>
+      <w:proofErr w:type="spellEnd"/>
+      <w:r>
+        <w:t xml:space="preserve"> (</w:t>
+      </w:r>
+      <w:r>
+        <w:t>рисунок 1.1.9</w:t>
+      </w:r>
+      <w:r>
+        <w:t>)</w:t>
+      </w:r>
+      <w:r>
+        <w:t>.</w:t>
+      </w:r>
+    </w:p>
+    <w:p>
+      <w:pPr>
+        <w:ind w:firstLine="0"/>
+        <w:jc w:val="center"/>
+      </w:pPr>
+      <w:r>
+        <w:rPr>
+          <w:noProof/>
           <w:lang w:eastAsia="ru-RU"/>
         </w:rPr>
-        <w:t>Пример: фрагмент, отображающий список элементов, и</w:t>
-      </w:r>
-      <w:r>
-        <w:t>ли фрагмент с деталями элемента;</w:t>
-      </w:r>
-    </w:p>
-    <w:p>
-      <w:pPr>
-        <w:pStyle w:val="a0"/>
-      </w:pPr>
-      <w:proofErr w:type="gramStart"/>
-      <w:r>
         <w:lastRenderedPageBreak/>
-        <w:t>д</w:t>
-      </w:r>
-      <w:r>
-        <w:t>иалоговые</w:t>
-      </w:r>
-      <w:proofErr w:type="gramEnd"/>
-      <w:r>
-        <w:t xml:space="preserve"> фрагменты (</w:t>
-      </w:r>
-      <w:proofErr w:type="spellStart"/>
-      <w:r>
-        <w:t>Dialog</w:t>
-      </w:r>
-      <w:proofErr w:type="spellEnd"/>
-      <w:r>
-        <w:t xml:space="preserve"> </w:t>
-      </w:r>
-      <w:proofErr w:type="spellStart"/>
-      <w:r>
-        <w:t>Fragments</w:t>
-      </w:r>
-      <w:proofErr w:type="spellEnd"/>
-      <w:r>
-        <w:t>):</w:t>
-      </w:r>
-      <w:r>
-        <w:rPr>
-          <w:rStyle w:val="af0"/>
-          <w:rFonts w:ascii="Segoe UI" w:hAnsi="Segoe UI" w:cs="Segoe UI"/>
-          <w:b w:val="0"/>
-          <w:bCs w:val="0"/>
-          <w:color w:val="404040"/>
-        </w:rPr>
-        <w:t xml:space="preserve"> </w:t>
-      </w:r>
-      <w:r>
-        <w:t>и</w:t>
-      </w:r>
-      <w:r>
-        <w:t xml:space="preserve">спользуются для отображения диалоговых окон. Позволяют создавать </w:t>
-      </w:r>
-      <w:proofErr w:type="spellStart"/>
-      <w:r>
-        <w:t>кастомные</w:t>
-      </w:r>
-      <w:proofErr w:type="spellEnd"/>
-      <w:r>
-        <w:t xml:space="preserve"> диалоги (небольшие</w:t>
-      </w:r>
-      <w:r>
-        <w:t xml:space="preserve"> окна</w:t>
-      </w:r>
-      <w:r>
-        <w:t>, в которых пользователь может принять решение или ввести дополнительную информацию), которые могут быть повторно использованы в разных активностях.</w:t>
-      </w:r>
-      <w:r>
-        <w:t xml:space="preserve"> Пример: диалог подтверждения действия или диалог с настройками;</w:t>
-      </w:r>
-    </w:p>
-    <w:p>
-      <w:pPr>
-        <w:pStyle w:val="a0"/>
-      </w:pPr>
-      <w:proofErr w:type="gramStart"/>
-      <w:r>
-        <w:t>ф</w:t>
-      </w:r>
-      <w:r>
-        <w:t>рагменты</w:t>
-      </w:r>
-      <w:proofErr w:type="gramEnd"/>
-      <w:r>
-        <w:t>-списки (</w:t>
-      </w:r>
-      <w:proofErr w:type="spellStart"/>
-      <w:r>
-        <w:t>List</w:t>
-      </w:r>
-      <w:proofErr w:type="spellEnd"/>
-      <w:r>
-        <w:t xml:space="preserve"> </w:t>
-      </w:r>
-      <w:proofErr w:type="spellStart"/>
-      <w:r>
-        <w:t>Fragments</w:t>
-      </w:r>
-      <w:proofErr w:type="spellEnd"/>
-      <w:r>
-        <w:t xml:space="preserve">): </w:t>
-      </w:r>
-      <w:r>
-        <w:t>п</w:t>
-      </w:r>
-      <w:r>
-        <w:t>редназначены для отображения списка элементов (например, с использованием </w:t>
-      </w:r>
-      <w:proofErr w:type="spellStart"/>
-      <w:r>
-        <w:t>ListView</w:t>
-      </w:r>
-      <w:proofErr w:type="spellEnd"/>
-      <w:r>
-        <w:t> или </w:t>
-      </w:r>
-      <w:proofErr w:type="spellStart"/>
-      <w:r>
-        <w:t>RecyclerView</w:t>
-      </w:r>
-      <w:proofErr w:type="spellEnd"/>
-      <w:r>
-        <w:t>)</w:t>
-      </w:r>
-      <w:r>
-        <w:t>.</w:t>
-      </w:r>
-      <w:r>
-        <w:t xml:space="preserve"> </w:t>
-      </w:r>
-      <w:r>
-        <w:t>Упрощают работу со списками, так как уже содержат встроенные методы для управления ими.</w:t>
-      </w:r>
-    </w:p>
-    <w:p>
-      <w:r>
-        <w:t xml:space="preserve">Фрагменты в </w:t>
-      </w:r>
-      <w:proofErr w:type="spellStart"/>
-      <w:r>
-        <w:t>Android</w:t>
-      </w:r>
-      <w:proofErr w:type="spellEnd"/>
-      <w:r>
-        <w:t xml:space="preserve"> представляют собой модульный сегмент пользовательского интерфейса в активности. Они используются для создания более гибких и адаптивных интерфейсов. Фрагменты могут быть добавлены, удалены, заменены или изменены в активности во время выполнения приложения. Это обеспечивает более динамичное и адаптивное взаимодействие с пользователем.</w:t>
-      </w:r>
-    </w:p>
-    <w:p>
-      <w:r>
-        <w:t>Среди основных характеристик фрагментов можно выделить:</w:t>
-      </w:r>
-    </w:p>
-    <w:p>
-      <w:pPr>
-        <w:pStyle w:val="a0"/>
-      </w:pPr>
-      <w:proofErr w:type="gramStart"/>
-      <w:r>
-        <w:t>модульность</w:t>
-      </w:r>
-      <w:proofErr w:type="gramEnd"/>
-      <w:r>
-        <w:t>: ф</w:t>
-      </w:r>
-      <w:r>
-        <w:t>рагменты позволяют разделить активность на несколько компонентов, каждый из которых имеет свой собственный жизненный цикл и обрабатывает свои собственные вводы. Это упрощает управление различными частями интерфейса пользователя и повторное использование к</w:t>
-      </w:r>
-      <w:r>
-        <w:t>омпонентов в разных активностях;</w:t>
-      </w:r>
-    </w:p>
-    <w:p>
-      <w:pPr>
-        <w:pStyle w:val="a0"/>
-      </w:pPr>
-      <w:proofErr w:type="gramStart"/>
-      <w:r>
-        <w:t>а</w:t>
-      </w:r>
-      <w:r>
-        <w:t>даптивность</w:t>
-      </w:r>
-      <w:proofErr w:type="gramEnd"/>
-      <w:r>
-        <w:t>: ф</w:t>
-      </w:r>
-      <w:r>
-        <w:t xml:space="preserve">рагменты помогают создавать интерфейсы, которые легко адаптируются к различным размерам экрана и ориентациям, что особенно важно для устройств с разными размерами экранов, таких как телефоны и </w:t>
-      </w:r>
-      <w:r>
-        <w:t>планшеты;</w:t>
-      </w:r>
-    </w:p>
-    <w:p>
-      <w:pPr>
-        <w:pStyle w:val="a0"/>
-      </w:pPr>
-      <w:proofErr w:type="gramStart"/>
-      <w:r>
-        <w:t>управление</w:t>
-      </w:r>
-      <w:proofErr w:type="gramEnd"/>
-      <w:r>
-        <w:t xml:space="preserve"> жизненным циклом: к</w:t>
-      </w:r>
-      <w:r>
-        <w:t>аждый фрагмент имеет свой собственный жизненный цикл, но он тесно связан с жизненным циклом своей хост-активности. Это позволяет фрагментам управлять своим состоянием и поведением в зависимости от состояния активности.</w:t>
-      </w:r>
-    </w:p>
-    <w:p>
-      <w:pPr>
-        <w:pStyle w:val="2"/>
-      </w:pPr>
-      <w:r>
-        <w:lastRenderedPageBreak/>
-        <w:t>1.3</w:t>
-      </w:r>
-      <w:r>
-        <w:t xml:space="preserve"> </w:t>
-      </w:r>
-      <w:r>
-        <w:t>Жизненный цикл фрагмента</w:t>
-      </w:r>
-    </w:p>
-    <w:p>
-      <w:r>
-        <w:t xml:space="preserve">Жизненный цикл фрагмента в </w:t>
-      </w:r>
-      <w:proofErr w:type="spellStart"/>
-      <w:r>
-        <w:t>Android</w:t>
-      </w:r>
-      <w:proofErr w:type="spellEnd"/>
-      <w:r>
-        <w:t xml:space="preserve"> представляет собой последовательность состояний, через которые проходит фрагмент во время своего существования</w:t>
-      </w:r>
-      <w:r>
-        <w:t xml:space="preserve"> (рисунок 1.3.1)</w:t>
-      </w:r>
-      <w:r>
-        <w:t>. Эти состояния позволяют управлять поведением фрагмента на различных этапах его взаимодействия с пользователем и системой.</w:t>
-      </w:r>
-    </w:p>
-    <w:p>
-      <w:pPr>
-        <w:jc w:val="center"/>
-      </w:pPr>
-      <w:r>
         <w:drawing>
-          <wp:inline distT="0" distB="0" distL="0" distR="0" wp14:anchorId="666E74EC" wp14:editId="28A0E2E7">
-            <wp:extent cx="2819794" cy="5515745"/>
+          <wp:inline distT="0" distB="0" distL="0" distR="0" wp14:anchorId="4F9E7F3E" wp14:editId="0E845022">
+            <wp:extent cx="4676775" cy="5450739"/>
             <wp:effectExtent l="0" t="0" r="0" b="0"/>
-            <wp:docPr id="80" name="Рисунок 80"/>
+            <wp:docPr id="78" name="Рисунок 78"/>
             <wp:cNvGraphicFramePr>
               <a:graphicFrameLocks xmlns:a="http://schemas.openxmlformats.org/drawingml/2006/main" noChangeAspect="1"/>
             </wp:cNvGraphicFramePr>
@@ -3937,7 +3601,7 @@
                     <pic:cNvPicPr/>
                   </pic:nvPicPr>
                   <pic:blipFill>
-                    <a:blip r:embed="rId16"/>
+                    <a:blip r:embed="rId17"/>
                     <a:stretch>
                       <a:fillRect/>
                     </a:stretch>
@@ -3945,7 +3609,7 @@
                   <pic:spPr>
                     <a:xfrm>
                       <a:off x="0" y="0"/>
-                      <a:ext cx="2819794" cy="5515745"/>
+                      <a:ext cx="4683565" cy="5458653"/>
                     </a:xfrm>
                     <a:prstGeom prst="rect">
                       <a:avLst/>
@@ -3963,62 +3627,118 @@
         <w:pStyle w:val="4"/>
       </w:pPr>
       <w:r>
-        <w:t>Рисунок 1.3.1 – Жизненный цикл фрагмента</w:t>
-      </w:r>
-    </w:p>
-    <w:p>
-      <w:r>
-        <w:t>П</w:t>
-      </w:r>
-      <w:r>
-        <w:t>ривязка к активности: к</w:t>
-      </w:r>
-      <w:r>
-        <w:t xml:space="preserve">огда фрагмент привязывается к активности, вызывается метод </w:t>
-      </w:r>
-      <w:proofErr w:type="spellStart"/>
-      <w:proofErr w:type="gramStart"/>
-      <w:r>
-        <w:t>onAttach</w:t>
-      </w:r>
-      <w:proofErr w:type="spellEnd"/>
-      <w:r>
-        <w:t>(</w:t>
-      </w:r>
-      <w:proofErr w:type="gramEnd"/>
-      <w:r>
-        <w:t>). Это означает, что фрагмент теперь ассоциирован с активностью, и разработчик может взаимодействовать с ней.</w:t>
+        <w:t xml:space="preserve">Рисунок 1.1.9 </w:t>
+      </w:r>
+      <w:r>
+        <w:t>–</w:t>
+      </w:r>
+      <w:r>
+        <w:t xml:space="preserve"> </w:t>
+      </w:r>
+      <w:r>
+        <w:t>Отображение различных вариантов развития событий</w:t>
+      </w:r>
+      <w:r>
+        <w:t xml:space="preserve"> в </w:t>
+      </w:r>
+      <w:proofErr w:type="spellStart"/>
+      <w:r>
+        <w:rPr>
+          <w:lang w:val="en-US"/>
+        </w:rPr>
+        <w:t>MainActivity</w:t>
+      </w:r>
+      <w:proofErr w:type="spellEnd"/>
+    </w:p>
+    <w:p>
+      <w:pPr>
+        <w:pStyle w:val="2"/>
+      </w:pPr>
+      <w:bookmarkStart w:id="4" w:name="_1.2_Фрагменты"/>
+      <w:bookmarkEnd w:id="4"/>
+      <w:r>
+        <w:t>1.2</w:t>
+      </w:r>
+      <w:r>
+        <w:t xml:space="preserve"> </w:t>
+      </w:r>
+      <w:r>
+        <w:t>Фрагменты</w:t>
+      </w:r>
+    </w:p>
+    <w:p>
+      <w:r>
+        <w:t xml:space="preserve">Организация приложения на основе нескольких </w:t>
+      </w:r>
+      <w:proofErr w:type="spellStart"/>
+      <w:r>
+        <w:t>activity</w:t>
+      </w:r>
+      <w:proofErr w:type="spellEnd"/>
+      <w:r>
+        <w:t xml:space="preserve"> не всегда может быть оптимальной. Мир ОС </w:t>
+      </w:r>
+      <w:proofErr w:type="spellStart"/>
+      <w:r>
+        <w:t>Android</w:t>
+      </w:r>
+      <w:proofErr w:type="spellEnd"/>
+      <w:r>
+        <w:t xml:space="preserve"> довольно сильно фрагментирован и состоит из многих устройств. И если для мобильных аппаратов с небольшими экранами взаимодействие между разными </w:t>
+      </w:r>
+      <w:proofErr w:type="spellStart"/>
+      <w:r>
+        <w:t>activity</w:t>
+      </w:r>
+      <w:proofErr w:type="spellEnd"/>
+      <w:r>
+        <w:t xml:space="preserve"> выглядит довольно неплохо, то на больших экранах - планшетах, телевизорах окна </w:t>
+      </w:r>
+      <w:proofErr w:type="spellStart"/>
+      <w:r>
+        <w:t>activity</w:t>
+      </w:r>
+      <w:proofErr w:type="spellEnd"/>
+      <w:r>
+        <w:t xml:space="preserve"> смотрелись бы не очень в силу большого размера экрана. Собственно, поэтому и появилась концепция фрагментов.</w:t>
       </w:r>
     </w:p>
     <w:p>
       <w:r>
         <w:lastRenderedPageBreak/>
-        <w:t xml:space="preserve">Создание фрагмента: Вызов метода </w:t>
-      </w:r>
-      <w:proofErr w:type="spellStart"/>
-      <w:proofErr w:type="gramStart"/>
-      <w:r>
-        <w:t>onCreate</w:t>
-      </w:r>
-      <w:proofErr w:type="spellEnd"/>
-      <w:r>
-        <w:t>(</w:t>
-      </w:r>
-      <w:proofErr w:type="gramEnd"/>
-      <w:r>
-        <w:t>) означает, что создается объект фрагмента</w:t>
-      </w:r>
-      <w:r>
-        <w:t xml:space="preserve"> </w:t>
-      </w:r>
-      <w:r>
-        <w:t>(рисунок 1.3.2).</w:t>
-      </w:r>
-      <w:r>
-        <w:t>. Здесь можно инициализировать компоненты, необходимые фрагменту для функционирования, но при этом не связанные с графическим интерфейсом</w:t>
-      </w:r>
-      <w:r>
-        <w:t>.</w:t>
+        <w:t xml:space="preserve">Фрагмент представляет кусочек визуального интерфейса приложения, который может использоваться повторно и многократно (рисунок 1.2.1). У фрагмента может быть собственный файл </w:t>
+      </w:r>
+      <w:proofErr w:type="spellStart"/>
+      <w:r>
+        <w:t>layout</w:t>
+      </w:r>
+      <w:proofErr w:type="spellEnd"/>
+      <w:r>
+        <w:t xml:space="preserve">, у фрагментов есть свой собственный жизненный цикл. Фрагмент существует в контексте </w:t>
+      </w:r>
+      <w:proofErr w:type="spellStart"/>
+      <w:r>
+        <w:t>activity</w:t>
+      </w:r>
+      <w:proofErr w:type="spellEnd"/>
+      <w:r>
+        <w:t xml:space="preserve"> и имеет свой жизненный цикл, вне </w:t>
+      </w:r>
+      <w:proofErr w:type="spellStart"/>
+      <w:r>
+        <w:t>activity</w:t>
+      </w:r>
+      <w:proofErr w:type="spellEnd"/>
+      <w:r>
+        <w:t xml:space="preserve"> обособлено он существовать не может. Каждая </w:t>
+      </w:r>
+      <w:proofErr w:type="spellStart"/>
+      <w:r>
+        <w:t>activity</w:t>
+      </w:r>
+      <w:proofErr w:type="spellEnd"/>
+      <w:r>
+        <w:t xml:space="preserve"> может иметь несколько фрагментов.</w:t>
       </w:r>
     </w:p>
     <w:p>
@@ -4031,84 +3751,14 @@
       </w:pPr>
       <w:r>
         <w:rPr>
-          <w:lang w:val="en-US"/>
-        </w:rPr>
-        <w:pict>
-          <v:shape id="_x0000_i1029" type="#_x0000_t75" style="width:435.75pt;height:182.25pt">
-            <v:imagedata r:id="rId17" o:title="onCreate"/>
-          </v:shape>
-        </w:pict>
-      </w:r>
-    </w:p>
-    <w:p>
-      <w:pPr>
-        <w:pStyle w:val="4"/>
-        <w:rPr>
-          <w:lang w:val="en-US"/>
-        </w:rPr>
-      </w:pPr>
-      <w:r>
-        <w:t xml:space="preserve">Рисунок 1.3.2 </w:t>
-      </w:r>
-      <w:r>
-        <w:t>–</w:t>
-      </w:r>
-      <w:r>
-        <w:t xml:space="preserve"> </w:t>
-      </w:r>
-      <w:r>
-        <w:t xml:space="preserve">Определение метода </w:t>
-      </w:r>
-      <w:proofErr w:type="spellStart"/>
-      <w:r>
-        <w:rPr>
-          <w:lang w:val="en-US"/>
-        </w:rPr>
-        <w:t>OnCreate</w:t>
-      </w:r>
-      <w:proofErr w:type="spellEnd"/>
-    </w:p>
-    <w:p>
-      <w:r>
-        <w:t xml:space="preserve">Создание представления фрагмента: </w:t>
-      </w:r>
-      <w:r>
-        <w:t>м</w:t>
-      </w:r>
-      <w:r>
-        <w:t xml:space="preserve">етод </w:t>
-      </w:r>
-      <w:proofErr w:type="spellStart"/>
-      <w:proofErr w:type="gramStart"/>
-      <w:r>
-        <w:t>onCreateView</w:t>
-      </w:r>
-      <w:proofErr w:type="spellEnd"/>
-      <w:r>
-        <w:t>(</w:t>
-      </w:r>
-      <w:proofErr w:type="gramEnd"/>
-      <w:r>
-        <w:t>) вызывается для создания представления фрагмента</w:t>
-      </w:r>
-      <w:r>
-        <w:t xml:space="preserve"> (рисунок 1.3.3)</w:t>
-      </w:r>
-      <w:r>
-        <w:t>. Здесь загружается макет, определяет пользовательский интерфейс фрагмента. После создания представления оно возвращается системе для отображения.</w:t>
-      </w:r>
-    </w:p>
-    <w:p>
-      <w:pPr>
-        <w:ind w:firstLine="0"/>
-        <w:jc w:val="center"/>
-      </w:pPr>
-      <w:r>
+          <w:noProof/>
+          <w:lang w:eastAsia="ru-RU"/>
+        </w:rPr>
         <w:drawing>
-          <wp:inline distT="0" distB="0" distL="0" distR="0" wp14:anchorId="717FFEBB" wp14:editId="01CB25B6">
-            <wp:extent cx="6120130" cy="1196975"/>
-            <wp:effectExtent l="0" t="0" r="0" b="3175"/>
-            <wp:docPr id="82" name="Рисунок 82"/>
+          <wp:inline distT="0" distB="0" distL="0" distR="0" wp14:anchorId="0502DD54" wp14:editId="59F1A31A">
+            <wp:extent cx="4515480" cy="2553056"/>
+            <wp:effectExtent l="0" t="0" r="0" b="0"/>
+            <wp:docPr id="79" name="Рисунок 79"/>
             <wp:cNvGraphicFramePr>
               <a:graphicFrameLocks xmlns:a="http://schemas.openxmlformats.org/drawingml/2006/main" noChangeAspect="1"/>
             </wp:cNvGraphicFramePr>
@@ -4128,7 +3778,7 @@
                   <pic:spPr>
                     <a:xfrm>
                       <a:off x="0" y="0"/>
-                      <a:ext cx="6120130" cy="1196975"/>
+                      <a:ext cx="4515480" cy="2553056"/>
                     </a:xfrm>
                     <a:prstGeom prst="rect">
                       <a:avLst/>
@@ -4144,33 +3794,74 @@
     <w:p>
       <w:pPr>
         <w:pStyle w:val="4"/>
-        <w:rPr>
-          <w:lang w:val="en-US"/>
-        </w:rPr>
-      </w:pPr>
-      <w:r>
-        <w:t xml:space="preserve">Рисунок 1.3.3 – Определение метода </w:t>
-      </w:r>
-      <w:proofErr w:type="spellStart"/>
-      <w:r>
-        <w:rPr>
-          <w:lang w:val="en-US"/>
-        </w:rPr>
-        <w:t>onCreateView</w:t>
-      </w:r>
-      <w:proofErr w:type="spellEnd"/>
-    </w:p>
-    <w:p>
-      <w:r>
-        <w:t xml:space="preserve">Первый параметр – объект </w:t>
-      </w:r>
-      <w:proofErr w:type="spellStart"/>
-      <w:r>
-        <w:t>LayoutInflater</w:t>
-      </w:r>
-      <w:proofErr w:type="spellEnd"/>
-      <w:r>
-        <w:t xml:space="preserve"> позволяет получить содержимое ресурса </w:t>
+      </w:pPr>
+      <w:r>
+        <w:t xml:space="preserve">Рисунок 1.2.1 </w:t>
+      </w:r>
+      <w:r>
+        <w:t>–</w:t>
+      </w:r>
+      <w:r>
+        <w:t xml:space="preserve"> </w:t>
+      </w:r>
+      <w:r>
+        <w:t>Пример использования фрагментов</w:t>
+      </w:r>
+    </w:p>
+    <w:p>
+      <w:r>
+        <w:t xml:space="preserve">В </w:t>
+      </w:r>
+      <w:r>
+        <w:rPr>
+          <w:lang w:val="en-US"/>
+        </w:rPr>
+        <w:t>Android</w:t>
+      </w:r>
+      <w:r>
+        <w:t xml:space="preserve"> </w:t>
+      </w:r>
+      <w:r>
+        <w:rPr>
+          <w:lang w:val="en-US"/>
+        </w:rPr>
+        <w:t>Studio</w:t>
+      </w:r>
+      <w:r>
+        <w:t xml:space="preserve"> </w:t>
+      </w:r>
+      <w:r>
+        <w:t>выделяют такие</w:t>
+      </w:r>
+      <w:r>
+        <w:t xml:space="preserve"> популярные</w:t>
+      </w:r>
+      <w:r>
+        <w:t xml:space="preserve"> виды фрагментов, как:</w:t>
+      </w:r>
+    </w:p>
+    <w:p>
+      <w:pPr>
+        <w:pStyle w:val="a0"/>
+      </w:pPr>
+      <w:r>
+        <w:t>UI-фрагменты (</w:t>
+      </w:r>
+      <w:proofErr w:type="spellStart"/>
+      <w:r>
+        <w:t>View</w:t>
+      </w:r>
+      <w:proofErr w:type="spellEnd"/>
+      <w:r>
+        <w:t xml:space="preserve"> </w:t>
+      </w:r>
+      <w:proofErr w:type="spellStart"/>
+      <w:r>
+        <w:t>Fragments</w:t>
+      </w:r>
+      <w:proofErr w:type="spellEnd"/>
+      <w:r>
+        <w:t>): наиболее распространённый тип фрагментов, которые используются для отображения пользовательского интерфейса. Они имеют собственный жизненный цикл и могут управлять своим макетом (</w:t>
       </w:r>
       <w:proofErr w:type="spellStart"/>
       <w:r>
@@ -4178,204 +3869,326 @@
       </w:r>
       <w:proofErr w:type="spellEnd"/>
       <w:r>
-        <w:t xml:space="preserve"> и передать его во фрагмент.</w:t>
-      </w:r>
-    </w:p>
-    <w:p>
-      <w:r>
-        <w:t xml:space="preserve">Второй параметр – объект </w:t>
-      </w:r>
-      <w:proofErr w:type="spellStart"/>
-      <w:r>
-        <w:t>ViewGroup</w:t>
-      </w:r>
-      <w:proofErr w:type="spellEnd"/>
-      <w:r>
-        <w:t xml:space="preserve"> представляет контейнер, в которой будет загружаться фрагмент.</w:t>
-      </w:r>
-    </w:p>
-    <w:p>
-      <w:pPr>
-        <w:rPr>
-          <w:lang w:val="en-US"/>
-        </w:rPr>
-      </w:pPr>
-      <w:r>
-        <w:t xml:space="preserve">Третий параметр – объект </w:t>
-      </w:r>
-      <w:proofErr w:type="spellStart"/>
-      <w:r>
-        <w:t>Bundle</w:t>
-      </w:r>
-      <w:proofErr w:type="spellEnd"/>
-      <w:r>
-        <w:t xml:space="preserve"> представляет состояние фрагмента. (Если фрагмент загружается первый раз, то равен </w:t>
-      </w:r>
-      <w:proofErr w:type="spellStart"/>
-      <w:r>
-        <w:t>null</w:t>
+        <w:t xml:space="preserve">). </w:t>
+      </w:r>
+      <w:r>
+        <w:rPr>
+          <w:lang w:eastAsia="ru-RU"/>
+        </w:rPr>
+        <w:t>Пример: фрагмент, отображающий список элементов, и</w:t>
+      </w:r>
+      <w:r>
+        <w:t>ли фрагмент с деталями элемента;</w:t>
+      </w:r>
+    </w:p>
+    <w:p>
+      <w:pPr>
+        <w:pStyle w:val="a0"/>
+      </w:pPr>
+      <w:proofErr w:type="gramStart"/>
+      <w:r>
+        <w:t>д</w:t>
+      </w:r>
+      <w:r>
+        <w:t>иалоговые</w:t>
+      </w:r>
+      <w:proofErr w:type="gramEnd"/>
+      <w:r>
+        <w:t xml:space="preserve"> фрагменты (</w:t>
+      </w:r>
+      <w:proofErr w:type="spellStart"/>
+      <w:r>
+        <w:t>Dialog</w:t>
+      </w:r>
+      <w:proofErr w:type="spellEnd"/>
+      <w:r>
+        <w:t xml:space="preserve"> </w:t>
+      </w:r>
+      <w:proofErr w:type="spellStart"/>
+      <w:r>
+        <w:t>Fragments</w:t>
+      </w:r>
+      <w:proofErr w:type="spellEnd"/>
+      <w:r>
+        <w:t>):</w:t>
+      </w:r>
+      <w:r>
+        <w:rPr>
+          <w:rStyle w:val="af0"/>
+          <w:rFonts w:ascii="Segoe UI" w:hAnsi="Segoe UI" w:cs="Segoe UI"/>
+          <w:b w:val="0"/>
+          <w:bCs w:val="0"/>
+          <w:color w:val="404040"/>
+        </w:rPr>
+        <w:t xml:space="preserve"> </w:t>
+      </w:r>
+      <w:r>
+        <w:t>и</w:t>
+      </w:r>
+      <w:r>
+        <w:t xml:space="preserve">спользуются для отображения диалоговых окон. Позволяют создавать </w:t>
+      </w:r>
+      <w:proofErr w:type="spellStart"/>
+      <w:r>
+        <w:t>кастомные</w:t>
+      </w:r>
+      <w:proofErr w:type="spellEnd"/>
+      <w:r>
+        <w:t xml:space="preserve"> диалоги (небольшие</w:t>
+      </w:r>
+      <w:r>
+        <w:t xml:space="preserve"> окна</w:t>
+      </w:r>
+      <w:r>
+        <w:t xml:space="preserve">, в которых пользователь может принять решение или ввести дополнительную информацию), которые могут быть повторно использованы в разных </w:t>
+      </w:r>
+      <w:r>
+        <w:rPr>
+          <w:lang w:val="en-US"/>
+        </w:rPr>
+        <w:t>activities</w:t>
+      </w:r>
+      <w:r>
+        <w:t>.</w:t>
+      </w:r>
+      <w:r>
+        <w:t xml:space="preserve"> Пример: диалог подтверждения действия или диалог с настройками;</w:t>
+      </w:r>
+    </w:p>
+    <w:p>
+      <w:pPr>
+        <w:pStyle w:val="a0"/>
+      </w:pPr>
+      <w:proofErr w:type="gramStart"/>
+      <w:r>
+        <w:t>ф</w:t>
+      </w:r>
+      <w:r>
+        <w:t>рагменты</w:t>
+      </w:r>
+      <w:proofErr w:type="gramEnd"/>
+      <w:r>
+        <w:t>-списки (</w:t>
+      </w:r>
+      <w:proofErr w:type="spellStart"/>
+      <w:r>
+        <w:t>List</w:t>
+      </w:r>
+      <w:proofErr w:type="spellEnd"/>
+      <w:r>
+        <w:t xml:space="preserve"> </w:t>
+      </w:r>
+      <w:proofErr w:type="spellStart"/>
+      <w:r>
+        <w:t>Fragments</w:t>
+      </w:r>
+      <w:proofErr w:type="spellEnd"/>
+      <w:r>
+        <w:t xml:space="preserve">): </w:t>
+      </w:r>
+      <w:r>
+        <w:t>п</w:t>
+      </w:r>
+      <w:r>
+        <w:t xml:space="preserve">редназначены для отображения списка элементов (например, с </w:t>
+      </w:r>
+      <w:r>
+        <w:lastRenderedPageBreak/>
+        <w:t>использованием </w:t>
+      </w:r>
+      <w:proofErr w:type="spellStart"/>
+      <w:r>
+        <w:t>ListView</w:t>
+      </w:r>
+      <w:proofErr w:type="spellEnd"/>
+      <w:r>
+        <w:t> или </w:t>
+      </w:r>
+      <w:proofErr w:type="spellStart"/>
+      <w:r>
+        <w:t>RecyclerView</w:t>
       </w:r>
       <w:proofErr w:type="spellEnd"/>
       <w:r>
         <w:t>)</w:t>
       </w:r>
       <w:r>
-        <w:rPr>
-          <w:lang w:val="en-US"/>
-        </w:rPr>
         <w:t>.</w:t>
       </w:r>
-    </w:p>
-    <w:p>
-      <w:r>
-        <w:t xml:space="preserve">На выходе метод возвращает созданное с помощью </w:t>
-      </w:r>
-      <w:proofErr w:type="spellStart"/>
-      <w:r>
-        <w:t>LayoutInflater</w:t>
-      </w:r>
-      <w:proofErr w:type="spellEnd"/>
-      <w:r>
-        <w:t xml:space="preserve"> представление в виде объекта </w:t>
-      </w:r>
-      <w:proofErr w:type="spellStart"/>
-      <w:r>
-        <w:t>View</w:t>
-      </w:r>
-      <w:proofErr w:type="spellEnd"/>
-      <w:r>
-        <w:t xml:space="preserve"> – собственно представление фрагмента</w:t>
+      <w:r>
+        <w:t xml:space="preserve"> Упрощают работу со списками, так как уже содержат встроенные методы для управления ими.</w:t>
+      </w:r>
+    </w:p>
+    <w:p>
+      <w:r>
+        <w:t xml:space="preserve">Фрагменты в </w:t>
+      </w:r>
+      <w:proofErr w:type="spellStart"/>
+      <w:r>
+        <w:t>Android</w:t>
+      </w:r>
+      <w:proofErr w:type="spellEnd"/>
+      <w:r>
+        <w:t xml:space="preserve"> представляют собой модульный сегмент пользовательского интерфейса в </w:t>
+      </w:r>
+      <w:r>
+        <w:rPr>
+          <w:lang w:val="en-US"/>
+        </w:rPr>
+        <w:t>activity</w:t>
+      </w:r>
+      <w:r>
+        <w:t xml:space="preserve">. Они используются для создания более гибких и адаптивных интерфейсов. Фрагменты могут быть добавлены, удалены, заменены или изменены в </w:t>
+      </w:r>
+      <w:r>
+        <w:rPr>
+          <w:lang w:val="en-US"/>
+        </w:rPr>
+        <w:t>activity</w:t>
+      </w:r>
+      <w:r>
+        <w:t xml:space="preserve"> </w:t>
+      </w:r>
+      <w:r>
+        <w:t>во время выполнения приложения. Это обеспечивает более динамичное и адаптивное взаимодействие с пользователем.</w:t>
+      </w:r>
+    </w:p>
+    <w:p>
+      <w:r>
+        <w:t>Среди основных характеристик фрагментов можно выделить:</w:t>
+      </w:r>
+    </w:p>
+    <w:p>
+      <w:pPr>
+        <w:pStyle w:val="a0"/>
+      </w:pPr>
+      <w:proofErr w:type="gramStart"/>
+      <w:r>
+        <w:t>модульность</w:t>
+      </w:r>
+      <w:proofErr w:type="gramEnd"/>
+      <w:r>
+        <w:t xml:space="preserve">: фрагменты позволяют разделить </w:t>
+      </w:r>
+      <w:r>
+        <w:rPr>
+          <w:lang w:val="en-US"/>
+        </w:rPr>
+        <w:t>activity</w:t>
+      </w:r>
+      <w:r>
+        <w:t xml:space="preserve"> </w:t>
+      </w:r>
+      <w:r>
+        <w:t>на несколько компонентов, каждый из которых имеет свой собственный жизненный цикл и обрабатывает свои собственные вводы. Это упрощает управление различными частями интерфейса пользователя и повторное использование к</w:t>
+      </w:r>
+      <w:r>
+        <w:t xml:space="preserve">омпонентов в разных </w:t>
+      </w:r>
+      <w:r>
+        <w:rPr>
+          <w:lang w:val="en-US"/>
+        </w:rPr>
+        <w:t>activities</w:t>
+      </w:r>
+      <w:r>
+        <w:t>;</w:t>
+      </w:r>
+    </w:p>
+    <w:p>
+      <w:pPr>
+        <w:pStyle w:val="a0"/>
+      </w:pPr>
+      <w:proofErr w:type="gramStart"/>
+      <w:r>
+        <w:t>а</w:t>
+      </w:r>
+      <w:r>
+        <w:t>даптивность</w:t>
+      </w:r>
+      <w:proofErr w:type="gramEnd"/>
+      <w:r>
+        <w:t>: ф</w:t>
+      </w:r>
+      <w:r>
+        <w:t xml:space="preserve">рагменты помогают создавать интерфейсы, которые легко адаптируются к различным размерам экрана и ориентациям, что особенно важно для устройств с разными размерами экранов, таких как телефоны и </w:t>
+      </w:r>
+      <w:r>
+        <w:t>планшеты;</w:t>
+      </w:r>
+    </w:p>
+    <w:p>
+      <w:pPr>
+        <w:pStyle w:val="a0"/>
+      </w:pPr>
+      <w:proofErr w:type="gramStart"/>
+      <w:r>
+        <w:t>управление</w:t>
+      </w:r>
+      <w:proofErr w:type="gramEnd"/>
+      <w:r>
+        <w:t xml:space="preserve"> жизненным циклом: каждый фрагмент имеет свой собственный жизненный цикл, но он тесно связан с жизненным циклом своей хост-</w:t>
+      </w:r>
+      <w:r>
+        <w:rPr>
+          <w:lang w:val="en-US"/>
+        </w:rPr>
+        <w:t>activity</w:t>
+      </w:r>
+      <w:r>
+        <w:t xml:space="preserve">. Это позволяет фрагментам управлять своим состоянием и поведением в зависимости от состояния </w:t>
+      </w:r>
+      <w:r>
+        <w:rPr>
+          <w:lang w:val="en-US"/>
+        </w:rPr>
+        <w:t>activity</w:t>
       </w:r>
       <w:r>
         <w:t>.</w:t>
       </w:r>
     </w:p>
     <w:p>
-      <w:r>
+      <w:pPr>
+        <w:pStyle w:val="2"/>
+      </w:pPr>
+      <w:bookmarkStart w:id="5" w:name="_1.3_Жизненный_цикл"/>
+      <w:bookmarkEnd w:id="5"/>
+      <w:r>
+        <w:t>1.3</w:t>
+      </w:r>
+      <w:r>
+        <w:t xml:space="preserve"> Жизненный цикл фрагмента</w:t>
+      </w:r>
+    </w:p>
+    <w:p>
+      <w:r>
+        <w:t xml:space="preserve">Жизненный цикл фрагмента в </w:t>
+      </w:r>
+      <w:proofErr w:type="spellStart"/>
+      <w:r>
+        <w:t>Android</w:t>
+      </w:r>
+      <w:proofErr w:type="spellEnd"/>
+      <w:r>
+        <w:t xml:space="preserve"> представляет собой последовательность состояний, через которые проходит фрагмент во время своего существования (рисунок 1.3.1). Эти состояния позволяют управлять поведением фрагмента на различных этапах его взаимодействия с пользователем и системой.</w:t>
+      </w:r>
+    </w:p>
+    <w:p>
+      <w:pPr>
+        <w:jc w:val="center"/>
+      </w:pPr>
+      <w:r>
+        <w:rPr>
+          <w:noProof/>
+          <w:lang w:eastAsia="ru-RU"/>
+        </w:rPr>
         <w:lastRenderedPageBreak/>
-        <w:t xml:space="preserve">Также идёт обращение к </w:t>
-      </w:r>
-      <w:r>
-        <w:rPr>
-          <w:lang w:val="en-US"/>
-        </w:rPr>
-        <w:t>R</w:t>
-      </w:r>
-      <w:r>
-        <w:t>.</w:t>
-      </w:r>
-      <w:r>
-        <w:rPr>
-          <w:lang w:val="en-US"/>
-        </w:rPr>
-        <w:t>layout</w:t>
-      </w:r>
-      <w:r>
-        <w:t xml:space="preserve">, </w:t>
-      </w:r>
-      <w:r>
-        <w:t xml:space="preserve">где </w:t>
-      </w:r>
-      <w:r>
-        <w:rPr>
-          <w:lang w:val="en-US"/>
-        </w:rPr>
-        <w:t>layout</w:t>
-      </w:r>
-      <w:r>
-        <w:t xml:space="preserve"> - это автоматически генерируемый класс, который содержит ссылки на все XML-файлы макетов (</w:t>
-      </w:r>
-      <w:proofErr w:type="spellStart"/>
-      <w:r>
-        <w:t>layout</w:t>
-      </w:r>
-      <w:proofErr w:type="spellEnd"/>
-      <w:r>
-        <w:t xml:space="preserve"> </w:t>
-      </w:r>
-      <w:proofErr w:type="spellStart"/>
-      <w:r>
-        <w:t>files</w:t>
-      </w:r>
-      <w:proofErr w:type="spellEnd"/>
-      <w:r>
-        <w:t>), расположенные в папке </w:t>
-      </w:r>
-      <w:proofErr w:type="spellStart"/>
-      <w:r>
-        <w:t>res</w:t>
-      </w:r>
-      <w:proofErr w:type="spellEnd"/>
-      <w:r>
-        <w:t>/</w:t>
-      </w:r>
-      <w:proofErr w:type="spellStart"/>
-      <w:r>
-        <w:t>layout</w:t>
-      </w:r>
-      <w:proofErr w:type="spellEnd"/>
-      <w:r>
-        <w:t xml:space="preserve"> проекта.</w:t>
-      </w:r>
-    </w:p>
-    <w:p>
-      <w:r>
-        <w:t>Активность фрагмента: п</w:t>
-      </w:r>
-      <w:r>
-        <w:t xml:space="preserve">осле создания представления, метод </w:t>
-      </w:r>
-      <w:proofErr w:type="spellStart"/>
-      <w:proofErr w:type="gramStart"/>
-      <w:r>
-        <w:t>onActivityCreated</w:t>
-      </w:r>
-      <w:proofErr w:type="spellEnd"/>
-      <w:r>
-        <w:t>(</w:t>
-      </w:r>
-      <w:proofErr w:type="gramEnd"/>
-      <w:r>
-        <w:t>) вызывается, когда активность, к которой привязан фрагмент, полностью создана. Это хорошее место для выполнения финальных инициализаций, которые зависят от активности, например, настройка компонентов интерфейса или получение данных.</w:t>
-      </w:r>
-    </w:p>
-    <w:p>
-      <w:r>
-        <w:t>Запуск фрагмента: к</w:t>
-      </w:r>
-      <w:r>
-        <w:t xml:space="preserve">огда фрагмент становится видимым для пользователя, вызывается метод </w:t>
-      </w:r>
-      <w:proofErr w:type="spellStart"/>
-      <w:proofErr w:type="gramStart"/>
-      <w:r>
-        <w:t>onStart</w:t>
-      </w:r>
-      <w:proofErr w:type="spellEnd"/>
-      <w:r>
-        <w:t>(</w:t>
-      </w:r>
-      <w:proofErr w:type="gramEnd"/>
-      <w:r>
-        <w:t>)</w:t>
-      </w:r>
-      <w:r>
-        <w:t xml:space="preserve"> (рисунок 1.3.4)</w:t>
-      </w:r>
-      <w:r>
-        <w:t>. Здесь можно запускать анимации или выполнять задачи, которые должны быть видны пользователю.</w:t>
-      </w:r>
-    </w:p>
-    <w:p>
-      <w:pPr>
-        <w:ind w:firstLine="0"/>
-      </w:pPr>
-      <w:r>
         <w:drawing>
-          <wp:inline distT="0" distB="0" distL="0" distR="0" wp14:anchorId="27FDBBC3" wp14:editId="7320A762">
-            <wp:extent cx="5792008" cy="2000529"/>
+          <wp:inline distT="0" distB="0" distL="0" distR="0" wp14:anchorId="260AF024" wp14:editId="0CAB6ACD">
+            <wp:extent cx="2819794" cy="5515745"/>
             <wp:effectExtent l="0" t="0" r="0" b="0"/>
-            <wp:docPr id="83" name="Рисунок 83"/>
+            <wp:docPr id="80" name="Рисунок 80"/>
             <wp:cNvGraphicFramePr>
               <a:graphicFrameLocks xmlns:a="http://schemas.openxmlformats.org/drawingml/2006/main" noChangeAspect="1"/>
             </wp:cNvGraphicFramePr>
@@ -4395,7 +4208,7 @@
                   <pic:spPr>
                     <a:xfrm>
                       <a:off x="0" y="0"/>
-                      <a:ext cx="5792008" cy="2000529"/>
+                      <a:ext cx="2819794" cy="5515745"/>
                     </a:xfrm>
                     <a:prstGeom prst="rect">
                       <a:avLst/>
@@ -4411,42 +4224,43 @@
     <w:p>
       <w:pPr>
         <w:pStyle w:val="4"/>
-        <w:rPr>
-          <w:lang w:val="en-US"/>
-        </w:rPr>
-      </w:pPr>
-      <w:r>
-        <w:t xml:space="preserve">Рисунок 1.3.4 </w:t>
-      </w:r>
-      <w:r>
-        <w:t>–</w:t>
-      </w:r>
-      <w:r>
-        <w:t xml:space="preserve"> </w:t>
-      </w:r>
-      <w:r>
-        <w:t xml:space="preserve">Пример использования </w:t>
-      </w:r>
-      <w:proofErr w:type="spellStart"/>
-      <w:r>
-        <w:rPr>
-          <w:lang w:val="en-US"/>
-        </w:rPr>
-        <w:t>onStart</w:t>
-      </w:r>
-      <w:proofErr w:type="spellEnd"/>
-    </w:p>
-    <w:p>
-      <w:r>
-        <w:t>Возобновление фрагмента: в</w:t>
-      </w:r>
-      <w:r>
-        <w:t xml:space="preserve"> этом состоянии фрагмент полностью активен и взаимодействует с пользователем. Метод </w:t>
+      </w:pPr>
+      <w:r>
+        <w:t>Рисунок 1.3.1 – Жизненный цикл фрагмента</w:t>
+      </w:r>
+    </w:p>
+    <w:p>
+      <w:r>
+        <w:t>П</w:t>
+      </w:r>
+      <w:r>
+        <w:t xml:space="preserve">ривязка к </w:t>
+      </w:r>
+      <w:r>
+        <w:rPr>
+          <w:lang w:val="en-US"/>
+        </w:rPr>
+        <w:t>activity</w:t>
+      </w:r>
+      <w:r>
+        <w:t>: к</w:t>
+      </w:r>
+      <w:r>
+        <w:t xml:space="preserve">огда фрагмент привязывается к </w:t>
+      </w:r>
+      <w:r>
+        <w:rPr>
+          <w:lang w:val="en-US"/>
+        </w:rPr>
+        <w:t>activity</w:t>
+      </w:r>
+      <w:r>
+        <w:t xml:space="preserve">, вызывается метод </w:t>
       </w:r>
       <w:proofErr w:type="spellStart"/>
       <w:proofErr w:type="gramStart"/>
       <w:r>
-        <w:t>onResume</w:t>
+        <w:t>onAttach</w:t>
       </w:r>
       <w:proofErr w:type="spellEnd"/>
       <w:r>
@@ -4454,20 +4268,26 @@
       </w:r>
       <w:proofErr w:type="gramEnd"/>
       <w:r>
-        <w:t>) вызывается, когда фрагмент готов к пользовательскому взаимодействию.</w:t>
-      </w:r>
-    </w:p>
-    <w:p>
-      <w:r>
-        <w:t>Приостановка фрагмента: к</w:t>
-      </w:r>
-      <w:r>
-        <w:t xml:space="preserve">огда фрагмент перестает взаимодействовать с пользователем, система вызывает метод </w:t>
+        <w:t xml:space="preserve">). Это означает, что фрагмент теперь ассоциирован с </w:t>
+      </w:r>
+      <w:r>
+        <w:rPr>
+          <w:lang w:val="en-US"/>
+        </w:rPr>
+        <w:t>activity</w:t>
+      </w:r>
+      <w:r>
+        <w:t>, и разработчик может взаимодействовать с ней.</w:t>
+      </w:r>
+    </w:p>
+    <w:p>
+      <w:r>
+        <w:t xml:space="preserve">Создание фрагмента: Вызов метода </w:t>
       </w:r>
       <w:proofErr w:type="spellStart"/>
       <w:proofErr w:type="gramStart"/>
       <w:r>
-        <w:t>onPause</w:t>
+        <w:t>onCreate</w:t>
       </w:r>
       <w:proofErr w:type="spellEnd"/>
       <w:r>
@@ -4475,334 +4295,94 @@
       </w:r>
       <w:proofErr w:type="gramEnd"/>
       <w:r>
-        <w:t>). Это происходит, например, при переключении на другой фрагмент или активность.</w:t>
-      </w:r>
-    </w:p>
-    <w:p>
-      <w:r>
-        <w:t>Остановка фрагмента: м</w:t>
-      </w:r>
-      <w:r>
-        <w:t xml:space="preserve">етод </w:t>
-      </w:r>
-      <w:proofErr w:type="spellStart"/>
-      <w:proofErr w:type="gramStart"/>
-      <w:r>
-        <w:t>onStop</w:t>
-      </w:r>
-      <w:proofErr w:type="spellEnd"/>
-      <w:r>
-        <w:t>(</w:t>
-      </w:r>
-      <w:proofErr w:type="gramEnd"/>
-      <w:r>
-        <w:t>) вызывается, когда фрагмент больше не виден пользователю. В этом состоянии можно освободить ресурсы, которые не нужны, пока фрагмент не активен.</w:t>
-      </w:r>
-    </w:p>
-    <w:p>
-      <w:r>
-        <w:lastRenderedPageBreak/>
-        <w:t xml:space="preserve">Уничтожение представления фрагмента: Перед удалением фрагмента из активности или при его замене, метод </w:t>
-      </w:r>
-      <w:proofErr w:type="spellStart"/>
-      <w:proofErr w:type="gramStart"/>
-      <w:r>
-        <w:t>onDestroyView</w:t>
-      </w:r>
-      <w:proofErr w:type="spellEnd"/>
-      <w:r>
-        <w:t>(</w:t>
-      </w:r>
-      <w:proofErr w:type="gramEnd"/>
-      <w:r>
-        <w:t>) вызывается для очистки ресурсов, связанных с пользовательским интерфейсом фрагмента.</w:t>
-      </w:r>
-    </w:p>
-    <w:p>
-      <w:r>
-        <w:t xml:space="preserve">Уничтожение фрагмента: На этом этапе вызывается метод </w:t>
-      </w:r>
-      <w:proofErr w:type="spellStart"/>
-      <w:proofErr w:type="gramStart"/>
-      <w:r>
-        <w:t>onDestroy</w:t>
-      </w:r>
-      <w:proofErr w:type="spellEnd"/>
-      <w:r>
-        <w:t>(</w:t>
-      </w:r>
-      <w:proofErr w:type="gramEnd"/>
-      <w:r>
-        <w:t>), который сигнализирует о том, что объект фрагмента скоро будет уничтожен. Это последний шанс для освобождения оставшихся ресурсов.</w:t>
-      </w:r>
-    </w:p>
-    <w:p>
-      <w:r>
-        <w:t xml:space="preserve">Открепление фрагмента от активности: Последний этап в жизненном цикле фрагмента — это его открепление от активности. Метод </w:t>
-      </w:r>
-      <w:proofErr w:type="spellStart"/>
-      <w:proofErr w:type="gramStart"/>
-      <w:r>
-        <w:t>onDetach</w:t>
-      </w:r>
-      <w:proofErr w:type="spellEnd"/>
-      <w:r>
-        <w:t>(</w:t>
-      </w:r>
-      <w:proofErr w:type="gramEnd"/>
-      <w:r>
-        <w:t>) вызывается, когда фрагмент отсоединяется от активности, что означает полное удаление фрагмента.</w:t>
-      </w:r>
-    </w:p>
-    <w:p>
-      <w:pPr>
-        <w:pStyle w:val="2"/>
-      </w:pPr>
-      <w:r>
-        <w:t xml:space="preserve">1.4 </w:t>
-      </w:r>
-      <w:r>
-        <w:t>Создание и размещение фрагментов</w:t>
-      </w:r>
-    </w:p>
-    <w:p>
-      <w:r>
-        <w:t xml:space="preserve">Можно добавить по отдельности класс </w:t>
-      </w:r>
-      <w:proofErr w:type="spellStart"/>
-      <w:r>
-        <w:t>Java</w:t>
-      </w:r>
-      <w:proofErr w:type="spellEnd"/>
-      <w:r>
-        <w:t xml:space="preserve">, который представляет фрагмент, и файл </w:t>
-      </w:r>
-      <w:proofErr w:type="spellStart"/>
-      <w:r>
-        <w:t>xml</w:t>
-      </w:r>
-      <w:proofErr w:type="spellEnd"/>
-      <w:r>
-        <w:t xml:space="preserve"> для хранения в нем разметки интерфейса, который будет использовать фрагмент, однако </w:t>
-      </w:r>
-      <w:proofErr w:type="spellStart"/>
-      <w:r>
-        <w:t>Android</w:t>
-      </w:r>
-      <w:proofErr w:type="spellEnd"/>
-      <w:r>
-        <w:t xml:space="preserve"> </w:t>
-      </w:r>
-      <w:proofErr w:type="spellStart"/>
-      <w:r>
-        <w:t>Studio</w:t>
-      </w:r>
-      <w:proofErr w:type="spellEnd"/>
-      <w:r>
-        <w:t xml:space="preserve"> представляет готовый шаблон для добавления фрагмента. </w:t>
-      </w:r>
-      <w:r>
-        <w:t>Этот способ и будет использован в данной работе</w:t>
+        <w:t>) означает, что создается объект фрагмента</w:t>
+      </w:r>
+      <w:r>
+        <w:t xml:space="preserve"> (рисунок 1.3.2).</w:t>
+      </w:r>
+      <w:r>
+        <w:t>. Здесь можно инициализировать компоненты, необходимые фрагменту для функционирования, но при этом не связанные с графическим интерфейсом</w:t>
       </w:r>
       <w:r>
         <w:t>.</w:t>
-      </w:r>
-    </w:p>
-    <w:p>
-      <w:r>
-        <w:t>Принцип создания новых фрагментов схож с созданием активностей. Нужно выбрать модуль "</w:t>
-      </w:r>
-      <w:proofErr w:type="spellStart"/>
-      <w:r>
-        <w:t>app</w:t>
-      </w:r>
-      <w:proofErr w:type="spellEnd"/>
-      <w:r>
-        <w:t>", затем в верней панели выбрав "</w:t>
-      </w:r>
-      <w:proofErr w:type="spellStart"/>
-      <w:r>
-        <w:t>File</w:t>
-      </w:r>
-      <w:proofErr w:type="spellEnd"/>
-      <w:proofErr w:type="gramStart"/>
-      <w:r>
-        <w:t xml:space="preserve">" </w:t>
-      </w:r>
-      <w:r>
-        <w:sym w:font="Symbol" w:char="F0AE"/>
-      </w:r>
-      <w:r>
-        <w:t xml:space="preserve"> "</w:t>
-      </w:r>
-      <w:proofErr w:type="spellStart"/>
-      <w:proofErr w:type="gramEnd"/>
-      <w:r>
-        <w:t>New</w:t>
-      </w:r>
-      <w:proofErr w:type="spellEnd"/>
-      <w:r>
-        <w:t xml:space="preserve">" </w:t>
-      </w:r>
-      <w:r>
-        <w:sym w:font="Symbol" w:char="F0AE"/>
-      </w:r>
-      <w:r>
-        <w:t xml:space="preserve"> "</w:t>
-      </w:r>
-      <w:proofErr w:type="spellStart"/>
-      <w:r>
-        <w:t>Fragment</w:t>
-      </w:r>
-      <w:proofErr w:type="spellEnd"/>
-      <w:r>
-        <w:t>" и выбрать тип активности, например "</w:t>
-      </w:r>
-      <w:proofErr w:type="spellStart"/>
-      <w:r>
-        <w:t>Fragment</w:t>
-      </w:r>
-      <w:proofErr w:type="spellEnd"/>
-      <w:r>
-        <w:t xml:space="preserve"> (</w:t>
-      </w:r>
-      <w:proofErr w:type="spellStart"/>
-      <w:r>
-        <w:t>Blank</w:t>
-      </w:r>
-      <w:proofErr w:type="spellEnd"/>
-      <w:r>
-        <w:t>)" либо нажать правой кнопкой мыши на "</w:t>
-      </w:r>
-      <w:proofErr w:type="spellStart"/>
-      <w:r>
-        <w:t>java</w:t>
-      </w:r>
-      <w:proofErr w:type="spellEnd"/>
-      <w:r>
-        <w:t>"</w:t>
-      </w:r>
-      <w:r>
-        <w:sym w:font="Symbol" w:char="F0AE"/>
-      </w:r>
-      <w:r>
-        <w:t xml:space="preserve"> "</w:t>
-      </w:r>
-      <w:proofErr w:type="spellStart"/>
-      <w:r>
-        <w:t>New</w:t>
-      </w:r>
-      <w:proofErr w:type="spellEnd"/>
-      <w:r>
-        <w:t xml:space="preserve">" </w:t>
-      </w:r>
-      <w:r>
-        <w:sym w:font="Symbol" w:char="F0AE"/>
-      </w:r>
-      <w:r>
-        <w:t xml:space="preserve"> "</w:t>
-      </w:r>
-      <w:proofErr w:type="spellStart"/>
-      <w:r>
-        <w:t>Fragment</w:t>
-      </w:r>
-      <w:proofErr w:type="spellEnd"/>
-      <w:r>
-        <w:t>"</w:t>
-      </w:r>
-      <w:r>
-        <w:t xml:space="preserve"> (рисунок 1.4.1)</w:t>
-      </w:r>
-      <w:r>
-        <w:t>, после чего выбрать название фрагмента</w:t>
-      </w:r>
-      <w:r>
-        <w:t xml:space="preserve"> (рисунок 1.4.2)</w:t>
-      </w:r>
-      <w:r>
-        <w:t xml:space="preserve"> и как в случае с активностью будут созданы файлы класса и разметки.</w:t>
       </w:r>
     </w:p>
     <w:p>
       <w:pPr>
         <w:ind w:firstLine="0"/>
         <w:jc w:val="center"/>
-      </w:pPr>
-      <w:r>
+        <w:rPr>
+          <w:lang w:val="en-US"/>
+        </w:rPr>
+      </w:pPr>
+      <w:r>
+        <w:rPr>
+          <w:lang w:val="en-US"/>
+        </w:rPr>
         <w:lastRenderedPageBreak/>
-        <w:drawing>
-          <wp:inline distT="0" distB="0" distL="0" distR="0" wp14:anchorId="46DA9378" wp14:editId="6DDAA3D8">
-            <wp:extent cx="6120130" cy="4368165"/>
-            <wp:effectExtent l="0" t="0" r="0" b="0"/>
-            <wp:docPr id="84" name="Рисунок 84"/>
-            <wp:cNvGraphicFramePr>
-              <a:graphicFrameLocks xmlns:a="http://schemas.openxmlformats.org/drawingml/2006/main" noChangeAspect="1"/>
-            </wp:cNvGraphicFramePr>
-            <a:graphic xmlns:a="http://schemas.openxmlformats.org/drawingml/2006/main">
-              <a:graphicData uri="http://schemas.openxmlformats.org/drawingml/2006/picture">
-                <pic:pic xmlns:pic="http://schemas.openxmlformats.org/drawingml/2006/picture">
-                  <pic:nvPicPr>
-                    <pic:cNvPr id="1" name=""/>
-                    <pic:cNvPicPr/>
-                  </pic:nvPicPr>
-                  <pic:blipFill>
-                    <a:blip r:embed="rId20"/>
-                    <a:stretch>
-                      <a:fillRect/>
-                    </a:stretch>
-                  </pic:blipFill>
-                  <pic:spPr>
-                    <a:xfrm>
-                      <a:off x="0" y="0"/>
-                      <a:ext cx="6120130" cy="4368165"/>
-                    </a:xfrm>
-                    <a:prstGeom prst="rect">
-                      <a:avLst/>
-                    </a:prstGeom>
-                  </pic:spPr>
-                </pic:pic>
-              </a:graphicData>
-            </a:graphic>
-          </wp:inline>
-        </w:drawing>
+        <w:pict>
+          <v:shape id="_x0000_i1029" type="#_x0000_t75" style="width:435.75pt;height:182.35pt">
+            <v:imagedata r:id="rId20" o:title="onCreate"/>
+          </v:shape>
+        </w:pict>
       </w:r>
     </w:p>
     <w:p>
       <w:pPr>
         <w:pStyle w:val="4"/>
-      </w:pPr>
-      <w:r>
-        <w:t>Рисунок 1.4.1</w:t>
+        <w:rPr>
+          <w:lang w:val="en-US"/>
+        </w:rPr>
+      </w:pPr>
+      <w:r>
+        <w:t xml:space="preserve">Рисунок 1.3.2 </w:t>
+      </w:r>
+      <w:r>
+        <w:t>–</w:t>
       </w:r>
       <w:r>
         <w:t xml:space="preserve"> </w:t>
       </w:r>
       <w:r>
-        <w:t>–</w:t>
-      </w:r>
-      <w:r>
-        <w:t xml:space="preserve"> </w:t>
-      </w:r>
-      <w:r>
-        <w:t xml:space="preserve">Создание класса </w:t>
-      </w:r>
-      <w:r>
-        <w:rPr>
-          <w:lang w:val="en-US"/>
-        </w:rPr>
-        <w:t>J</w:t>
-      </w:r>
-      <w:r>
-        <w:rPr>
-          <w:lang w:val="en-US"/>
-        </w:rPr>
-        <w:t>ava</w:t>
-      </w:r>
-      <w:r>
-        <w:t xml:space="preserve">, представляющего </w:t>
-      </w:r>
-      <w:r>
-        <w:t>фрагмент</w:t>
+        <w:t xml:space="preserve">Определение метода </w:t>
+      </w:r>
+      <w:proofErr w:type="spellStart"/>
+      <w:r>
+        <w:rPr>
+          <w:lang w:val="en-US"/>
+        </w:rPr>
+        <w:t>OnCreate</w:t>
+      </w:r>
+      <w:proofErr w:type="spellEnd"/>
+    </w:p>
+    <w:p>
+      <w:r>
+        <w:t xml:space="preserve">Создание представления фрагмента: </w:t>
+      </w:r>
+      <w:r>
+        <w:t>м</w:t>
+      </w:r>
+      <w:r>
+        <w:t xml:space="preserve">етод </w:t>
+      </w:r>
+      <w:proofErr w:type="spellStart"/>
+      <w:proofErr w:type="gramStart"/>
+      <w:r>
+        <w:t>onCreateView</w:t>
+      </w:r>
+      <w:proofErr w:type="spellEnd"/>
+      <w:r>
+        <w:t>(</w:t>
+      </w:r>
+      <w:proofErr w:type="gramEnd"/>
+      <w:r>
+        <w:t>) вызывается для создания представления фрагмента</w:t>
+      </w:r>
+      <w:r>
+        <w:t xml:space="preserve"> (рисунок 1.3.3)</w:t>
+      </w:r>
+      <w:r>
+        <w:t>. Здесь загружается макет, определяет пользовательский интерфейс фрагмента. После создания представления оно возвращается системе для отображения.</w:t>
       </w:r>
     </w:p>
     <w:p>
@@ -4811,11 +4391,15 @@
         <w:jc w:val="center"/>
       </w:pPr>
       <w:r>
+        <w:rPr>
+          <w:noProof/>
+          <w:lang w:eastAsia="ru-RU"/>
+        </w:rPr>
         <w:drawing>
-          <wp:inline distT="0" distB="0" distL="0" distR="0" wp14:anchorId="4D4C99D6" wp14:editId="093653E7">
-            <wp:extent cx="3658111" cy="3467584"/>
-            <wp:effectExtent l="0" t="0" r="0" b="0"/>
-            <wp:docPr id="85" name="Рисунок 85"/>
+          <wp:inline distT="0" distB="0" distL="0" distR="0" wp14:anchorId="272CE628" wp14:editId="00866267">
+            <wp:extent cx="6120130" cy="1196975"/>
+            <wp:effectExtent l="0" t="0" r="0" b="3175"/>
+            <wp:docPr id="82" name="Рисунок 82"/>
             <wp:cNvGraphicFramePr>
               <a:graphicFrameLocks xmlns:a="http://schemas.openxmlformats.org/drawingml/2006/main" noChangeAspect="1"/>
             </wp:cNvGraphicFramePr>
@@ -4835,7 +4419,7 @@
                   <pic:spPr>
                     <a:xfrm>
                       <a:off x="0" y="0"/>
-                      <a:ext cx="3658111" cy="3467584"/>
+                      <a:ext cx="6120130" cy="1196975"/>
                     </a:xfrm>
                     <a:prstGeom prst="rect">
                       <a:avLst/>
@@ -4853,82 +4437,256 @@
         <w:pStyle w:val="4"/>
       </w:pPr>
       <w:r>
-        <w:t>Рисунок 1.4.2 – Описание класса-фрагмента</w:t>
-      </w:r>
-    </w:p>
-    <w:p>
-      <w:r>
-        <w:t xml:space="preserve">После создания фрагмента, класс для реализации фрагмента и </w:t>
-      </w:r>
-      <w:proofErr w:type="spellStart"/>
-      <w:r>
-        <w:t>xml</w:t>
-      </w:r>
-      <w:proofErr w:type="spellEnd"/>
-      <w:r>
-        <w:t>-файл для разметки будут созданы автоматически.</w:t>
-      </w:r>
-    </w:p>
-    <w:p>
-      <w:r>
+        <w:t xml:space="preserve">Рисунок 1.3.3 – Определение метода </w:t>
+      </w:r>
+      <w:proofErr w:type="spellStart"/>
+      <w:r>
+        <w:rPr>
+          <w:lang w:val="en-US"/>
+        </w:rPr>
+        <w:t>onCreateView</w:t>
+      </w:r>
+      <w:proofErr w:type="spellEnd"/>
+    </w:p>
+    <w:p>
+      <w:r>
+        <w:t xml:space="preserve">Первый параметр – объект </w:t>
+      </w:r>
+      <w:proofErr w:type="spellStart"/>
+      <w:r>
+        <w:t>LayoutInflater</w:t>
+      </w:r>
+      <w:proofErr w:type="spellEnd"/>
+      <w:r>
+        <w:t xml:space="preserve"> позволяет получить содержимое ресурса </w:t>
+      </w:r>
+      <w:proofErr w:type="spellStart"/>
+      <w:r>
+        <w:t>layout</w:t>
+      </w:r>
+      <w:proofErr w:type="spellEnd"/>
+      <w:r>
+        <w:t xml:space="preserve"> и передать его во фрагмент.</w:t>
+      </w:r>
+    </w:p>
+    <w:p>
+      <w:r>
+        <w:t xml:space="preserve">Второй параметр – объект </w:t>
+      </w:r>
+      <w:proofErr w:type="spellStart"/>
+      <w:r>
+        <w:t>ViewGroup</w:t>
+      </w:r>
+      <w:proofErr w:type="spellEnd"/>
+      <w:r>
+        <w:t xml:space="preserve"> представляет контейнер, в которой будет загружаться фрагмент.</w:t>
+      </w:r>
+    </w:p>
+    <w:p>
+      <w:r>
+        <w:t xml:space="preserve">Третий параметр – объект </w:t>
+      </w:r>
+      <w:proofErr w:type="spellStart"/>
+      <w:r>
+        <w:t>Bundle</w:t>
+      </w:r>
+      <w:proofErr w:type="spellEnd"/>
+      <w:r>
+        <w:t xml:space="preserve"> представляет состояние фрагмента. (Если фрагмент загружается первый раз, то равен </w:t>
+      </w:r>
+      <w:proofErr w:type="spellStart"/>
+      <w:r>
+        <w:t>null</w:t>
+      </w:r>
+      <w:proofErr w:type="spellEnd"/>
+      <w:r>
+        <w:t>)</w:t>
+      </w:r>
+      <w:r>
+        <w:t>.</w:t>
+      </w:r>
+    </w:p>
+    <w:p>
+      <w:r>
+        <w:t xml:space="preserve">На выходе метод возвращает созданное с помощью </w:t>
+      </w:r>
+      <w:proofErr w:type="spellStart"/>
+      <w:r>
+        <w:t>LayoutInflater</w:t>
+      </w:r>
+      <w:proofErr w:type="spellEnd"/>
+      <w:r>
+        <w:t xml:space="preserve"> представление в виде объекта </w:t>
+      </w:r>
+      <w:proofErr w:type="spellStart"/>
+      <w:r>
+        <w:t>View</w:t>
+      </w:r>
+      <w:proofErr w:type="spellEnd"/>
+      <w:r>
+        <w:t xml:space="preserve"> – собственно представление фрагмента</w:t>
+      </w:r>
+      <w:r>
+        <w:t>.</w:t>
+      </w:r>
+    </w:p>
+    <w:p>
+      <w:r>
+        <w:t xml:space="preserve">Также идёт обращение к </w:t>
+      </w:r>
+      <w:r>
+        <w:rPr>
+          <w:lang w:val="en-US"/>
+        </w:rPr>
+        <w:t>R</w:t>
+      </w:r>
+      <w:r>
+        <w:t>.</w:t>
+      </w:r>
+      <w:r>
+        <w:rPr>
+          <w:lang w:val="en-US"/>
+        </w:rPr>
+        <w:t>layout</w:t>
+      </w:r>
+      <w:r>
+        <w:t xml:space="preserve">, </w:t>
+      </w:r>
+      <w:r>
+        <w:t xml:space="preserve">где </w:t>
+      </w:r>
+      <w:r>
+        <w:rPr>
+          <w:lang w:val="en-US"/>
+        </w:rPr>
+        <w:t>layout</w:t>
+      </w:r>
+      <w:r>
+        <w:t xml:space="preserve"> - это автоматически генерируемый класс, который содержит ссылки на все XML-файлы макетов (</w:t>
+      </w:r>
+      <w:proofErr w:type="spellStart"/>
+      <w:r>
+        <w:t>layout</w:t>
+      </w:r>
+      <w:proofErr w:type="spellEnd"/>
+      <w:r>
+        <w:t xml:space="preserve"> </w:t>
+      </w:r>
+      <w:proofErr w:type="spellStart"/>
+      <w:r>
+        <w:t>files</w:t>
+      </w:r>
+      <w:proofErr w:type="spellEnd"/>
+      <w:r>
+        <w:t>), расположенные в папке </w:t>
+      </w:r>
+      <w:proofErr w:type="spellStart"/>
+      <w:r>
+        <w:t>res</w:t>
+      </w:r>
+      <w:proofErr w:type="spellEnd"/>
+      <w:r>
+        <w:t>/</w:t>
+      </w:r>
+      <w:proofErr w:type="spellStart"/>
+      <w:r>
+        <w:t>layout</w:t>
+      </w:r>
+      <w:proofErr w:type="spellEnd"/>
+      <w:r>
+        <w:t xml:space="preserve"> проекта.</w:t>
+      </w:r>
+    </w:p>
+    <w:p>
+      <w:r>
+        <w:rPr>
+          <w:lang w:val="en-US"/>
+        </w:rPr>
         <w:lastRenderedPageBreak/>
-        <w:t xml:space="preserve">Класс фрагмента должен наследоваться от класса </w:t>
-      </w:r>
-      <w:proofErr w:type="spellStart"/>
-      <w:r>
-        <w:t>Fragment</w:t>
-      </w:r>
-      <w:proofErr w:type="spellEnd"/>
-      <w:r>
-        <w:t xml:space="preserve"> (рисунок 1.4.3)</w:t>
-      </w:r>
-      <w:r>
-        <w:t xml:space="preserve">. Чтобы указать, что фрагмент будет использовать определенный </w:t>
-      </w:r>
-      <w:proofErr w:type="spellStart"/>
-      <w:r>
-        <w:t>xml</w:t>
-      </w:r>
-      <w:proofErr w:type="spellEnd"/>
-      <w:r>
-        <w:t xml:space="preserve">-файл </w:t>
-      </w:r>
-      <w:proofErr w:type="spellStart"/>
-      <w:r>
-        <w:t>layout</w:t>
-      </w:r>
-      <w:proofErr w:type="spellEnd"/>
-      <w:r>
-        <w:t xml:space="preserve">, идентификатор ресурса </w:t>
-      </w:r>
-      <w:proofErr w:type="spellStart"/>
-      <w:r>
-        <w:t>layout</w:t>
-      </w:r>
-      <w:proofErr w:type="spellEnd"/>
-      <w:r>
-        <w:t xml:space="preserve"> передается в вызов конструктора родительского класса (то есть класса </w:t>
-      </w:r>
-      <w:proofErr w:type="spellStart"/>
-      <w:r>
-        <w:t>Fragment</w:t>
-      </w:r>
-      <w:proofErr w:type="spellEnd"/>
-      <w:r>
-        <w:t>).</w:t>
+        <w:t>Activity</w:t>
+      </w:r>
+      <w:r>
+        <w:t xml:space="preserve"> </w:t>
+      </w:r>
+      <w:r>
+        <w:t>фрагмента: п</w:t>
+      </w:r>
+      <w:r>
+        <w:t xml:space="preserve">осле создания представления, метод </w:t>
+      </w:r>
+      <w:proofErr w:type="spellStart"/>
+      <w:proofErr w:type="gramStart"/>
+      <w:r>
+        <w:t>onActivityCreated</w:t>
+      </w:r>
+      <w:proofErr w:type="spellEnd"/>
+      <w:r>
+        <w:t>(</w:t>
+      </w:r>
+      <w:proofErr w:type="gramEnd"/>
+      <w:r>
+        <w:t xml:space="preserve">) вызывается, когда </w:t>
+      </w:r>
+      <w:r>
+        <w:rPr>
+          <w:lang w:val="en-US"/>
+        </w:rPr>
+        <w:t>activity</w:t>
+      </w:r>
+      <w:r>
+        <w:t xml:space="preserve">, к которой привязан фрагмент, полностью создана. Это хорошее место для выполнения финальных инициализаций, которые зависят от </w:t>
+      </w:r>
+      <w:r>
+        <w:rPr>
+          <w:lang w:val="en-US"/>
+        </w:rPr>
+        <w:t>activity</w:t>
+      </w:r>
+      <w:r>
+        <w:t>, например, настройка компонентов интерфейса или получение данных.</w:t>
+      </w:r>
+    </w:p>
+    <w:p>
+      <w:r>
+        <w:t>Запуск фрагмента: к</w:t>
+      </w:r>
+      <w:r>
+        <w:t xml:space="preserve">огда фрагмент становится видимым для пользователя, вызывается метод </w:t>
+      </w:r>
+      <w:proofErr w:type="spellStart"/>
+      <w:proofErr w:type="gramStart"/>
+      <w:r>
+        <w:t>onStart</w:t>
+      </w:r>
+      <w:proofErr w:type="spellEnd"/>
+      <w:r>
+        <w:t>(</w:t>
+      </w:r>
+      <w:proofErr w:type="gramEnd"/>
+      <w:r>
+        <w:t>)</w:t>
+      </w:r>
+      <w:r>
+        <w:t xml:space="preserve"> (рисунок 1.3.4)</w:t>
+      </w:r>
+      <w:r>
+        <w:t>. Здесь можно запускать анимации или выполнять задачи, которые должны быть видны пользователю.</w:t>
       </w:r>
     </w:p>
     <w:p>
       <w:pPr>
         <w:ind w:firstLine="0"/>
-        <w:jc w:val="center"/>
-      </w:pPr>
-      <w:r>
+      </w:pPr>
+      <w:r>
+        <w:rPr>
+          <w:noProof/>
+          <w:lang w:eastAsia="ru-RU"/>
+        </w:rPr>
         <w:drawing>
-          <wp:inline distT="0" distB="0" distL="0" distR="0" wp14:anchorId="4724074F" wp14:editId="7BB75DE6">
-            <wp:extent cx="5343525" cy="2200503"/>
-            <wp:effectExtent l="0" t="0" r="0" b="9525"/>
-            <wp:docPr id="86" name="Рисунок 86"/>
+          <wp:inline distT="0" distB="0" distL="0" distR="0" wp14:anchorId="3E79C30A" wp14:editId="603C2442">
+            <wp:extent cx="5792008" cy="2000529"/>
+            <wp:effectExtent l="0" t="0" r="0" b="0"/>
+            <wp:docPr id="83" name="Рисунок 83"/>
             <wp:cNvGraphicFramePr>
               <a:graphicFrameLocks xmlns:a="http://schemas.openxmlformats.org/drawingml/2006/main" noChangeAspect="1"/>
             </wp:cNvGraphicFramePr>
@@ -4948,7 +4706,7 @@
                   <pic:spPr>
                     <a:xfrm>
                       <a:off x="0" y="0"/>
-                      <a:ext cx="5355170" cy="2205298"/>
+                      <a:ext cx="5792008" cy="2000529"/>
                     </a:xfrm>
                     <a:prstGeom prst="rect">
                       <a:avLst/>
@@ -4964,57 +4722,405 @@
     <w:p>
       <w:pPr>
         <w:pStyle w:val="4"/>
-      </w:pPr>
-      <w:r>
-        <w:t>Рисунок 1.4.3 – Наследование класса-фрагмента</w:t>
-      </w:r>
-    </w:p>
-    <w:p>
-      <w:r>
-        <w:t xml:space="preserve">Теперь после создания фрагмента его необходимо разместить на активности. Сделать это можно тремя способами: статически, динамически и через элемент </w:t>
-      </w:r>
-      <w:proofErr w:type="spellStart"/>
-      <w:r>
-        <w:t>fragmentContainerView</w:t>
-      </w:r>
-      <w:proofErr w:type="spellEnd"/>
+        <w:rPr>
+          <w:lang w:val="en-US"/>
+        </w:rPr>
+      </w:pPr>
+      <w:r>
+        <w:t xml:space="preserve">Рисунок 1.3.4 </w:t>
+      </w:r>
+      <w:r>
+        <w:t>–</w:t>
+      </w:r>
+      <w:r>
+        <w:t xml:space="preserve"> </w:t>
+      </w:r>
+      <w:r>
+        <w:t xml:space="preserve">Пример использования </w:t>
+      </w:r>
+      <w:proofErr w:type="spellStart"/>
+      <w:r>
+        <w:rPr>
+          <w:lang w:val="en-US"/>
+        </w:rPr>
+        <w:t>onStart</w:t>
+      </w:r>
+      <w:proofErr w:type="spellEnd"/>
+    </w:p>
+    <w:p>
+      <w:r>
+        <w:t>Возобновление фрагмента: в</w:t>
+      </w:r>
+      <w:r>
+        <w:t xml:space="preserve"> этом состоянии фрагмент полностью активен и взаимодействует с пользователем. Метод </w:t>
+      </w:r>
+      <w:proofErr w:type="spellStart"/>
+      <w:proofErr w:type="gramStart"/>
+      <w:r>
+        <w:t>onResume</w:t>
+      </w:r>
+      <w:proofErr w:type="spellEnd"/>
+      <w:r>
+        <w:t>(</w:t>
+      </w:r>
+      <w:proofErr w:type="gramEnd"/>
+      <w:r>
+        <w:t>) вызывается, когда фрагмент готов к пользовательскому взаимодействию.</w:t>
+      </w:r>
+    </w:p>
+    <w:p>
+      <w:r>
+        <w:t xml:space="preserve">Приостановка фрагмента: когда фрагмент перестает взаимодействовать с пользователем, система вызывает метод </w:t>
+      </w:r>
+      <w:proofErr w:type="spellStart"/>
+      <w:proofErr w:type="gramStart"/>
+      <w:r>
+        <w:t>onPause</w:t>
+      </w:r>
+      <w:proofErr w:type="spellEnd"/>
+      <w:r>
+        <w:t>(</w:t>
+      </w:r>
+      <w:proofErr w:type="gramEnd"/>
+      <w:r>
+        <w:t xml:space="preserve">). Это происходит, например, при переключении на другой фрагмент или </w:t>
+      </w:r>
+      <w:r>
+        <w:rPr>
+          <w:lang w:val="en-US"/>
+        </w:rPr>
+        <w:t>activity</w:t>
+      </w:r>
       <w:r>
         <w:t>.</w:t>
       </w:r>
     </w:p>
     <w:p>
       <w:r>
-        <w:t xml:space="preserve">Для размещения фрагмента статическим способом необходимо добавить в XML файл активности элемент </w:t>
-      </w:r>
-      <w:proofErr w:type="spellStart"/>
-      <w:r>
-        <w:t>fragment</w:t>
-      </w:r>
-      <w:proofErr w:type="spellEnd"/>
-      <w:r>
-        <w:t xml:space="preserve"> (рисунок 1.4.4)</w:t>
+        <w:t>Остановка фрагмента: м</w:t>
+      </w:r>
+      <w:r>
+        <w:t xml:space="preserve">етод </w:t>
+      </w:r>
+      <w:proofErr w:type="spellStart"/>
+      <w:proofErr w:type="gramStart"/>
+      <w:r>
+        <w:t>onStop</w:t>
+      </w:r>
+      <w:proofErr w:type="spellEnd"/>
+      <w:r>
+        <w:t>(</w:t>
+      </w:r>
+      <w:proofErr w:type="gramEnd"/>
+      <w:r>
+        <w:t>) вызывается, когда фрагмент больше не виден пользователю. В этом состоянии можно освободить ресурсы, которые не нужны, пока фрагмент не активен.</w:t>
+      </w:r>
+    </w:p>
+    <w:p>
+      <w:r>
+        <w:t xml:space="preserve">Уничтожение представления фрагмента: Перед удалением фрагмента из </w:t>
+      </w:r>
+      <w:r>
+        <w:rPr>
+          <w:lang w:val="en-US"/>
+        </w:rPr>
+        <w:t>activity</w:t>
+      </w:r>
+      <w:r>
+        <w:t xml:space="preserve"> </w:t>
+      </w:r>
+      <w:r>
+        <w:t xml:space="preserve">или при его замене, метод </w:t>
+      </w:r>
+      <w:proofErr w:type="spellStart"/>
+      <w:proofErr w:type="gramStart"/>
+      <w:r>
+        <w:t>onDestroyView</w:t>
+      </w:r>
+      <w:proofErr w:type="spellEnd"/>
+      <w:r>
+        <w:t>(</w:t>
+      </w:r>
+      <w:proofErr w:type="gramEnd"/>
+      <w:r>
+        <w:t>) вызывается для очистки ресурсов, связанных с пользовательским интерфейсом фрагмента.</w:t>
+      </w:r>
+    </w:p>
+    <w:p>
+      <w:r>
+        <w:lastRenderedPageBreak/>
+        <w:t xml:space="preserve">Уничтожение фрагмента: На этом этапе вызывается метод </w:t>
+      </w:r>
+      <w:proofErr w:type="spellStart"/>
+      <w:proofErr w:type="gramStart"/>
+      <w:r>
+        <w:t>onDestroy</w:t>
+      </w:r>
+      <w:proofErr w:type="spellEnd"/>
+      <w:r>
+        <w:t>(</w:t>
+      </w:r>
+      <w:proofErr w:type="gramEnd"/>
+      <w:r>
+        <w:t>), который сигнализирует о том, что объект фрагмента скоро будет уничтожен. Это последний шанс для освобождения оставшихся ресурсов.</w:t>
+      </w:r>
+    </w:p>
+    <w:p>
+      <w:r>
+        <w:t xml:space="preserve">Открепление фрагмента от </w:t>
+      </w:r>
+      <w:r>
+        <w:rPr>
+          <w:lang w:val="en-US"/>
+        </w:rPr>
+        <w:t>activity</w:t>
+      </w:r>
+      <w:r>
+        <w:t xml:space="preserve">: Последний этап в жизненном цикле фрагмента — это его открепление от </w:t>
+      </w:r>
+      <w:r>
+        <w:rPr>
+          <w:lang w:val="en-US"/>
+        </w:rPr>
+        <w:t>activity</w:t>
+      </w:r>
+      <w:r>
+        <w:t xml:space="preserve">. Метод </w:t>
+      </w:r>
+      <w:proofErr w:type="spellStart"/>
+      <w:proofErr w:type="gramStart"/>
+      <w:r>
+        <w:t>onDetach</w:t>
+      </w:r>
+      <w:proofErr w:type="spellEnd"/>
+      <w:r>
+        <w:t>(</w:t>
+      </w:r>
+      <w:proofErr w:type="gramEnd"/>
+      <w:r>
+        <w:t xml:space="preserve">) вызывается, когда фрагмент отсоединяется от </w:t>
+      </w:r>
+      <w:r>
+        <w:rPr>
+          <w:lang w:val="en-US"/>
+        </w:rPr>
+        <w:t>activity</w:t>
+      </w:r>
+      <w:r>
+        <w:t>, что означает полное удаление фрагмента.</w:t>
+      </w:r>
+    </w:p>
+    <w:p>
+      <w:pPr>
+        <w:pStyle w:val="2"/>
+      </w:pPr>
+      <w:bookmarkStart w:id="6" w:name="_1.4_Создание_и"/>
+      <w:bookmarkEnd w:id="6"/>
+      <w:r>
+        <w:t>1.4 Создание и размещение фрагментов</w:t>
+      </w:r>
+    </w:p>
+    <w:p>
+      <w:r>
+        <w:t xml:space="preserve">Можно добавить по отдельности класс </w:t>
+      </w:r>
+      <w:proofErr w:type="spellStart"/>
+      <w:r>
+        <w:t>Java</w:t>
+      </w:r>
+      <w:proofErr w:type="spellEnd"/>
+      <w:r>
+        <w:t xml:space="preserve">, который представляет фрагмент, и файл </w:t>
+      </w:r>
+      <w:proofErr w:type="spellStart"/>
+      <w:r>
+        <w:t>xml</w:t>
+      </w:r>
+      <w:proofErr w:type="spellEnd"/>
+      <w:r>
+        <w:t xml:space="preserve"> для хранения в нем разметки интерфейса, который будет использовать фрагмент, однако </w:t>
+      </w:r>
+      <w:proofErr w:type="spellStart"/>
+      <w:r>
+        <w:t>Android</w:t>
+      </w:r>
+      <w:proofErr w:type="spellEnd"/>
+      <w:r>
+        <w:t xml:space="preserve"> </w:t>
+      </w:r>
+      <w:proofErr w:type="spellStart"/>
+      <w:r>
+        <w:t>Studio</w:t>
+      </w:r>
+      <w:proofErr w:type="spellEnd"/>
+      <w:r>
+        <w:t xml:space="preserve"> представляет готовый шаблон для добавления фрагмента. </w:t>
+      </w:r>
+      <w:r>
+        <w:t>Этот способ и будет использован в данной работе</w:t>
       </w:r>
       <w:r>
         <w:t>.</w:t>
+      </w:r>
+    </w:p>
+    <w:p>
+      <w:r>
+        <w:t xml:space="preserve">Принцип создания новых фрагментов схож с созданием </w:t>
+      </w:r>
+      <w:r>
+        <w:rPr>
+          <w:lang w:val="en-US"/>
+        </w:rPr>
+        <w:t>activity</w:t>
+      </w:r>
+      <w:r>
+        <w:t>. Нужно выбрать модуль "</w:t>
+      </w:r>
+      <w:proofErr w:type="spellStart"/>
+      <w:r>
+        <w:t>app</w:t>
+      </w:r>
+      <w:proofErr w:type="spellEnd"/>
+      <w:r>
+        <w:t>", затем в верней панели выбрав "</w:t>
+      </w:r>
+      <w:proofErr w:type="spellStart"/>
+      <w:r>
+        <w:t>File</w:t>
+      </w:r>
+      <w:proofErr w:type="spellEnd"/>
+      <w:proofErr w:type="gramStart"/>
+      <w:r>
+        <w:t xml:space="preserve">" </w:t>
+      </w:r>
+      <w:r>
+        <w:sym w:font="Symbol" w:char="F0AE"/>
+      </w:r>
+      <w:r>
+        <w:t xml:space="preserve"> "</w:t>
+      </w:r>
+      <w:proofErr w:type="spellStart"/>
+      <w:proofErr w:type="gramEnd"/>
+      <w:r>
+        <w:t>New</w:t>
+      </w:r>
+      <w:proofErr w:type="spellEnd"/>
+      <w:r>
+        <w:t xml:space="preserve">" </w:t>
+      </w:r>
+      <w:r>
+        <w:sym w:font="Symbol" w:char="F0AE"/>
+      </w:r>
+      <w:r>
+        <w:t xml:space="preserve"> "</w:t>
+      </w:r>
+      <w:proofErr w:type="spellStart"/>
+      <w:r>
+        <w:t>Fragment</w:t>
+      </w:r>
+      <w:proofErr w:type="spellEnd"/>
+      <w:r>
+        <w:t xml:space="preserve">" и выбрать тип </w:t>
+      </w:r>
+      <w:r>
+        <w:rPr>
+          <w:lang w:val="en-US"/>
+        </w:rPr>
+        <w:t>activity</w:t>
+      </w:r>
+      <w:r>
+        <w:t>, например "</w:t>
+      </w:r>
+      <w:proofErr w:type="spellStart"/>
+      <w:r>
+        <w:t>Fragment</w:t>
+      </w:r>
+      <w:proofErr w:type="spellEnd"/>
+      <w:r>
+        <w:t xml:space="preserve"> (</w:t>
+      </w:r>
+      <w:proofErr w:type="spellStart"/>
+      <w:r>
+        <w:t>Blank</w:t>
+      </w:r>
+      <w:proofErr w:type="spellEnd"/>
+      <w:r>
+        <w:t>)" либо нажать правой кнопкой мыши на "</w:t>
+      </w:r>
+      <w:proofErr w:type="spellStart"/>
+      <w:r>
+        <w:t>java</w:t>
+      </w:r>
+      <w:proofErr w:type="spellEnd"/>
+      <w:r>
+        <w:t>"</w:t>
+      </w:r>
+      <w:r>
+        <w:sym w:font="Symbol" w:char="F0AE"/>
+      </w:r>
+      <w:r>
+        <w:t xml:space="preserve"> "</w:t>
+      </w:r>
+      <w:proofErr w:type="spellStart"/>
+      <w:r>
+        <w:t>New</w:t>
+      </w:r>
+      <w:proofErr w:type="spellEnd"/>
+      <w:r>
+        <w:t xml:space="preserve">" </w:t>
+      </w:r>
+      <w:r>
+        <w:sym w:font="Symbol" w:char="F0AE"/>
+      </w:r>
+      <w:r>
+        <w:t xml:space="preserve"> "</w:t>
+      </w:r>
+      <w:proofErr w:type="spellStart"/>
+      <w:r>
+        <w:t>Fragment</w:t>
+      </w:r>
+      <w:proofErr w:type="spellEnd"/>
+      <w:r>
+        <w:t>"</w:t>
+      </w:r>
+      <w:r>
+        <w:t xml:space="preserve"> (рисунок 1.4.1)</w:t>
+      </w:r>
+      <w:r>
+        <w:t>, после чего выбрать название фрагмента</w:t>
+      </w:r>
+      <w:r>
+        <w:t xml:space="preserve"> (рисунок 1.4.2)</w:t>
+      </w:r>
+      <w:r>
+        <w:t xml:space="preserve"> и как в случае с </w:t>
+      </w:r>
+      <w:r>
+        <w:rPr>
+          <w:lang w:val="en-US"/>
+        </w:rPr>
+        <w:t>activity</w:t>
+      </w:r>
+      <w:r>
+        <w:t>будут созданы файлы класса и разметки.</w:t>
       </w:r>
     </w:p>
     <w:p>
       <w:pPr>
         <w:ind w:firstLine="0"/>
         <w:jc w:val="center"/>
-        <w:rPr>
-          <w:lang w:val="en-US"/>
-        </w:rPr>
-      </w:pPr>
-      <w:r>
-        <w:rPr>
-          <w:lang w:val="en-US"/>
-        </w:rPr>
+      </w:pPr>
+      <w:r>
+        <w:rPr>
+          <w:noProof/>
+          <w:lang w:eastAsia="ru-RU"/>
+        </w:rPr>
+        <w:lastRenderedPageBreak/>
         <w:drawing>
-          <wp:inline distT="0" distB="0" distL="0" distR="0" wp14:anchorId="4BF78C6A" wp14:editId="3C14028A">
-            <wp:extent cx="5657850" cy="3568003"/>
+          <wp:inline distT="0" distB="0" distL="0" distR="0" wp14:anchorId="7E47E42B" wp14:editId="270950EA">
+            <wp:extent cx="6120130" cy="4368165"/>
             <wp:effectExtent l="0" t="0" r="0" b="0"/>
-            <wp:docPr id="88" name="Рисунок 88"/>
+            <wp:docPr id="84" name="Рисунок 84"/>
             <wp:cNvGraphicFramePr>
               <a:graphicFrameLocks xmlns:a="http://schemas.openxmlformats.org/drawingml/2006/main" noChangeAspect="1"/>
             </wp:cNvGraphicFramePr>
@@ -5034,7 +5140,7 @@
                   <pic:spPr>
                     <a:xfrm>
                       <a:off x="0" y="0"/>
-                      <a:ext cx="5677261" cy="3580244"/>
+                      <a:ext cx="6120130" cy="4368165"/>
                     </a:xfrm>
                     <a:prstGeom prst="rect">
                       <a:avLst/>
@@ -5052,34 +5158,37 @@
         <w:pStyle w:val="4"/>
       </w:pPr>
       <w:r>
-        <w:t>Рисунок 1.4.4 – Размещение фрагмента статическим способом</w:t>
-      </w:r>
-    </w:p>
-    <w:p>
-      <w:r>
-        <w:lastRenderedPageBreak/>
-        <w:t xml:space="preserve">Атрибут </w:t>
-      </w:r>
-      <w:proofErr w:type="spellStart"/>
-      <w:proofErr w:type="gramStart"/>
-      <w:r>
-        <w:t>android:name</w:t>
-      </w:r>
-      <w:proofErr w:type="spellEnd"/>
-      <w:proofErr w:type="gramEnd"/>
-      <w:r>
-        <w:t xml:space="preserve"> указывает на полное имя класса фрагмента с учетом пакета, который будет использоваться.</w:t>
-      </w:r>
-    </w:p>
-    <w:p>
-      <w:r>
-        <w:t>В качестве примера во фрагменте было определено текстовое поле с некоторым текстовым значением</w:t>
-      </w:r>
-      <w:r>
-        <w:t xml:space="preserve"> (рисунок 1.4.5)</w:t>
-      </w:r>
-      <w:r>
-        <w:t>.</w:t>
+        <w:t>Рисунок 1.4.1</w:t>
+      </w:r>
+      <w:r>
+        <w:t xml:space="preserve"> </w:t>
+      </w:r>
+      <w:r>
+        <w:t>–</w:t>
+      </w:r>
+      <w:r>
+        <w:t xml:space="preserve"> </w:t>
+      </w:r>
+      <w:r>
+        <w:t xml:space="preserve">Создание класса </w:t>
+      </w:r>
+      <w:r>
+        <w:rPr>
+          <w:lang w:val="en-US"/>
+        </w:rPr>
+        <w:t>J</w:t>
+      </w:r>
+      <w:r>
+        <w:rPr>
+          <w:lang w:val="en-US"/>
+        </w:rPr>
+        <w:t>ava</w:t>
+      </w:r>
+      <w:r>
+        <w:t xml:space="preserve">, представляющего </w:t>
+      </w:r>
+      <w:r>
+        <w:t>фрагмент</w:t>
       </w:r>
     </w:p>
     <w:p>
@@ -5088,11 +5197,15 @@
         <w:jc w:val="center"/>
       </w:pPr>
       <w:r>
+        <w:rPr>
+          <w:noProof/>
+          <w:lang w:eastAsia="ru-RU"/>
+        </w:rPr>
         <w:drawing>
-          <wp:inline distT="0" distB="0" distL="0" distR="0" wp14:anchorId="2153A95C" wp14:editId="10F7C8B1">
-            <wp:extent cx="6019800" cy="2756316"/>
-            <wp:effectExtent l="0" t="0" r="0" b="6350"/>
-            <wp:docPr id="89" name="Рисунок 89"/>
+          <wp:inline distT="0" distB="0" distL="0" distR="0" wp14:anchorId="2B71EE43" wp14:editId="4CCE3E3B">
+            <wp:extent cx="3658111" cy="3467584"/>
+            <wp:effectExtent l="0" t="0" r="0" b="0"/>
+            <wp:docPr id="85" name="Рисунок 85"/>
             <wp:cNvGraphicFramePr>
               <a:graphicFrameLocks xmlns:a="http://schemas.openxmlformats.org/drawingml/2006/main" noChangeAspect="1"/>
             </wp:cNvGraphicFramePr>
@@ -5112,7 +5225,7 @@
                   <pic:spPr>
                     <a:xfrm>
                       <a:off x="0" y="0"/>
-                      <a:ext cx="6034653" cy="2763117"/>
+                      <a:ext cx="3658111" cy="3467584"/>
                     </a:xfrm>
                     <a:prstGeom prst="rect">
                       <a:avLst/>
@@ -5130,50 +5243,69 @@
         <w:pStyle w:val="4"/>
       </w:pPr>
       <w:r>
-        <w:t xml:space="preserve">Рисунок 1.4.5 </w:t>
-      </w:r>
-      <w:r>
-        <w:t>–</w:t>
-      </w:r>
-      <w:r>
-        <w:t xml:space="preserve"> </w:t>
-      </w:r>
-      <w:r>
-        <w:t>Размещение фрагмента с текстовым полем</w:t>
-      </w:r>
-    </w:p>
-    <w:p>
-      <w:r>
-        <w:t>Теперь данный фрагмент будет показываться при запуске приложения.</w:t>
-      </w:r>
-    </w:p>
-    <w:p>
-      <w:r>
-        <w:t>Главным недостатком такого размещения фрагмента заключается в том, что статические фрагменты тесно связаны с жизненным циклом активности, что может усложнить управление их состоянием. Например, сохранение и восстановление Работаем в файле activity_main.xml состояния фрагмента при пересоздании активности может потребовать дополнительной логики.</w:t>
-      </w:r>
-    </w:p>
-    <w:p>
-      <w:r>
-        <w:t xml:space="preserve">Все преимущества фрагментов раскрываются при их динамическом изменении в процессе работы приложения. Фрагменты, при динамическом размещении, управляются аналогично обычным </w:t>
-      </w:r>
-      <w:proofErr w:type="spellStart"/>
-      <w:r>
-        <w:t>View</w:t>
-      </w:r>
-      <w:proofErr w:type="spellEnd"/>
-      <w:r>
-        <w:t xml:space="preserve"> элементам. Для облегчения управления, каждый фрагмент размещается в отдельном контейнере. Обычно для этой цели выбираются контейнеры типа </w:t>
-      </w:r>
-      <w:proofErr w:type="spellStart"/>
-      <w:r>
-        <w:t>FrameLayout</w:t>
-      </w:r>
-      <w:proofErr w:type="spellEnd"/>
-      <w:r>
-        <w:t xml:space="preserve"> (рисунок 1.4.6)</w:t>
-      </w:r>
-      <w:r>
-        <w:t>.</w:t>
+        <w:t>Рисунок 1.4.2 – Описание класса-фрагмента</w:t>
+      </w:r>
+    </w:p>
+    <w:p>
+      <w:r>
+        <w:t xml:space="preserve">После создания фрагмента, класс для реализации фрагмента и </w:t>
+      </w:r>
+      <w:proofErr w:type="spellStart"/>
+      <w:r>
+        <w:t>xml</w:t>
+      </w:r>
+      <w:proofErr w:type="spellEnd"/>
+      <w:r>
+        <w:t>-файл для разметки будут созданы автоматически.</w:t>
+      </w:r>
+    </w:p>
+    <w:p>
+      <w:r>
+        <w:lastRenderedPageBreak/>
+        <w:t xml:space="preserve">Класс фрагмента должен наследоваться от класса </w:t>
+      </w:r>
+      <w:proofErr w:type="spellStart"/>
+      <w:r>
+        <w:t>Fragment</w:t>
+      </w:r>
+      <w:proofErr w:type="spellEnd"/>
+      <w:r>
+        <w:t xml:space="preserve"> (рисунок 1.4.3)</w:t>
+      </w:r>
+      <w:r>
+        <w:t xml:space="preserve">. Чтобы указать, что фрагмент будет использовать определенный </w:t>
+      </w:r>
+      <w:proofErr w:type="spellStart"/>
+      <w:r>
+        <w:t>xml</w:t>
+      </w:r>
+      <w:proofErr w:type="spellEnd"/>
+      <w:r>
+        <w:t xml:space="preserve">-файл </w:t>
+      </w:r>
+      <w:proofErr w:type="spellStart"/>
+      <w:r>
+        <w:t>layout</w:t>
+      </w:r>
+      <w:proofErr w:type="spellEnd"/>
+      <w:r>
+        <w:t xml:space="preserve">, идентификатор ресурса </w:t>
+      </w:r>
+      <w:proofErr w:type="spellStart"/>
+      <w:r>
+        <w:t>layout</w:t>
+      </w:r>
+      <w:proofErr w:type="spellEnd"/>
+      <w:r>
+        <w:t xml:space="preserve"> передается в вызов конструктора родительского класса (то есть класса </w:t>
+      </w:r>
+      <w:proofErr w:type="spellStart"/>
+      <w:r>
+        <w:t>Fragment</w:t>
+      </w:r>
+      <w:proofErr w:type="spellEnd"/>
+      <w:r>
+        <w:t>).</w:t>
       </w:r>
     </w:p>
     <w:p>
@@ -5182,11 +5314,15 @@
         <w:jc w:val="center"/>
       </w:pPr>
       <w:r>
+        <w:rPr>
+          <w:noProof/>
+          <w:lang w:eastAsia="ru-RU"/>
+        </w:rPr>
         <w:drawing>
-          <wp:inline distT="0" distB="0" distL="0" distR="0" wp14:anchorId="0196753C" wp14:editId="7A2B2CAD">
-            <wp:extent cx="3486637" cy="924054"/>
+          <wp:inline distT="0" distB="0" distL="0" distR="0" wp14:anchorId="1F3638A0" wp14:editId="7E2707C5">
+            <wp:extent cx="5343525" cy="2200503"/>
             <wp:effectExtent l="0" t="0" r="0" b="9525"/>
-            <wp:docPr id="90" name="Рисунок 90"/>
+            <wp:docPr id="86" name="Рисунок 86"/>
             <wp:cNvGraphicFramePr>
               <a:graphicFrameLocks xmlns:a="http://schemas.openxmlformats.org/drawingml/2006/main" noChangeAspect="1"/>
             </wp:cNvGraphicFramePr>
@@ -5206,7 +5342,7 @@
                   <pic:spPr>
                     <a:xfrm>
                       <a:off x="0" y="0"/>
-                      <a:ext cx="3486637" cy="924054"/>
+                      <a:ext cx="5355170" cy="2205298"/>
                     </a:xfrm>
                     <a:prstGeom prst="rect">
                       <a:avLst/>
@@ -5224,40 +5360,54 @@
         <w:pStyle w:val="4"/>
       </w:pPr>
       <w:r>
-        <w:t xml:space="preserve">Рисунок 1.4.6 </w:t>
-      </w:r>
-      <w:r>
-        <w:t xml:space="preserve">- Описание контейнера типа </w:t>
-      </w:r>
-      <w:proofErr w:type="spellStart"/>
-      <w:r>
-        <w:t>FrameLayout</w:t>
-      </w:r>
-      <w:proofErr w:type="spellEnd"/>
-    </w:p>
-    <w:p>
-      <w:r>
-        <w:lastRenderedPageBreak/>
-        <w:t>Далее в классе активности необходимо «разместить» данный фрагмент, используя метод класса "</w:t>
-      </w:r>
-      <w:proofErr w:type="spellStart"/>
-      <w:r>
-        <w:t>FragmentManager</w:t>
-      </w:r>
-      <w:proofErr w:type="spellEnd"/>
-      <w:r>
-        <w:t>" — "</w:t>
-      </w:r>
-      <w:proofErr w:type="spellStart"/>
-      <w:r>
-        <w:t>getSupportFragmentManager</w:t>
-      </w:r>
-      <w:proofErr w:type="spellEnd"/>
-      <w:r>
-        <w:t>"</w:t>
-      </w:r>
-      <w:r>
-        <w:t xml:space="preserve"> (рисунок 1.4.7)</w:t>
+        <w:t>Рисунок 1.4.3 – Наследование класса-фрагмента</w:t>
+      </w:r>
+    </w:p>
+    <w:p>
+      <w:r>
+        <w:t xml:space="preserve">Теперь после создания фрагмента его необходимо разместить на </w:t>
+      </w:r>
+      <w:r>
+        <w:rPr>
+          <w:lang w:val="en-US"/>
+        </w:rPr>
+        <w:t>activity</w:t>
+      </w:r>
+      <w:r>
+        <w:t xml:space="preserve">. Сделать это можно тремя способами: статически, динамически и через элемент </w:t>
+      </w:r>
+      <w:proofErr w:type="spellStart"/>
+      <w:r>
+        <w:t>fragmentContainerView</w:t>
+      </w:r>
+      <w:proofErr w:type="spellEnd"/>
+      <w:r>
+        <w:t>.</w:t>
+      </w:r>
+    </w:p>
+    <w:p>
+      <w:r>
+        <w:t xml:space="preserve">Для размещения фрагмента статическим способом необходимо добавить в XML файл </w:t>
+      </w:r>
+      <w:r>
+        <w:rPr>
+          <w:lang w:val="en-US"/>
+        </w:rPr>
+        <w:t>activity</w:t>
+      </w:r>
+      <w:r>
+        <w:t xml:space="preserve"> </w:t>
+      </w:r>
+      <w:r>
+        <w:t xml:space="preserve">элемент </w:t>
+      </w:r>
+      <w:proofErr w:type="spellStart"/>
+      <w:r>
+        <w:t>fragment</w:t>
+      </w:r>
+      <w:proofErr w:type="spellEnd"/>
+      <w:r>
+        <w:t xml:space="preserve"> (рисунок 1.4.4)</w:t>
       </w:r>
       <w:r>
         <w:t>.</w:t>
@@ -5267,13 +5417,20 @@
       <w:pPr>
         <w:ind w:firstLine="0"/>
         <w:jc w:val="center"/>
-      </w:pPr>
-      <w:r>
+        <w:rPr>
+          <w:lang w:val="en-US"/>
+        </w:rPr>
+      </w:pPr>
+      <w:r>
+        <w:rPr>
+          <w:noProof/>
+          <w:lang w:eastAsia="ru-RU"/>
+        </w:rPr>
         <w:drawing>
-          <wp:inline distT="0" distB="0" distL="0" distR="0" wp14:anchorId="195FE581" wp14:editId="4ED79BC5">
-            <wp:extent cx="6001588" cy="3372321"/>
+          <wp:inline distT="0" distB="0" distL="0" distR="0" wp14:anchorId="3A6212DE" wp14:editId="5F7AA3B1">
+            <wp:extent cx="5657850" cy="3568003"/>
             <wp:effectExtent l="0" t="0" r="0" b="0"/>
-            <wp:docPr id="91" name="Рисунок 91"/>
+            <wp:docPr id="88" name="Рисунок 88"/>
             <wp:cNvGraphicFramePr>
               <a:graphicFrameLocks xmlns:a="http://schemas.openxmlformats.org/drawingml/2006/main" noChangeAspect="1"/>
             </wp:cNvGraphicFramePr>
@@ -5293,7 +5450,7 @@
                   <pic:spPr>
                     <a:xfrm>
                       <a:off x="0" y="0"/>
-                      <a:ext cx="6001588" cy="3372321"/>
+                      <a:ext cx="5677261" cy="3580244"/>
                     </a:xfrm>
                     <a:prstGeom prst="rect">
                       <a:avLst/>
@@ -5311,240 +5468,31 @@
         <w:pStyle w:val="4"/>
       </w:pPr>
       <w:r>
-        <w:t>Рисунок 1.4.7</w:t>
-      </w:r>
-      <w:r>
-        <w:t xml:space="preserve"> – Размещение фрагмента через код</w:t>
-      </w:r>
-    </w:p>
-    <w:p>
-      <w:r>
-        <w:t xml:space="preserve">Метод </w:t>
+        <w:t>Рисунок 1.4.4 – Размещение фрагмента статическим способом</w:t>
+      </w:r>
+    </w:p>
+    <w:p>
+      <w:r>
+        <w:lastRenderedPageBreak/>
+        <w:t xml:space="preserve">Атрибут </w:t>
       </w:r>
       <w:proofErr w:type="spellStart"/>
       <w:proofErr w:type="gramStart"/>
       <w:r>
-        <w:t>getSupportFragmentManager</w:t>
-      </w:r>
-      <w:proofErr w:type="spellEnd"/>
-      <w:r>
-        <w:t>(</w:t>
-      </w:r>
+        <w:t>android:name</w:t>
+      </w:r>
+      <w:proofErr w:type="spellEnd"/>
       <w:proofErr w:type="gramEnd"/>
       <w:r>
-        <w:t xml:space="preserve">) возвращает объект </w:t>
-      </w:r>
-      <w:proofErr w:type="spellStart"/>
-      <w:r>
-        <w:t>FragmentManager</w:t>
-      </w:r>
-      <w:proofErr w:type="spellEnd"/>
-      <w:r>
-        <w:t>, который управляет фрагментами.</w:t>
-      </w:r>
-    </w:p>
-    <w:p>
-      <w:r>
-        <w:t xml:space="preserve">Объект </w:t>
-      </w:r>
-      <w:proofErr w:type="spellStart"/>
-      <w:r>
-        <w:t>FragmentManager</w:t>
-      </w:r>
-      <w:proofErr w:type="spellEnd"/>
-      <w:r>
-        <w:t xml:space="preserve"> с помощью метода </w:t>
-      </w:r>
-      <w:proofErr w:type="spellStart"/>
-      <w:proofErr w:type="gramStart"/>
-      <w:r>
-        <w:t>beginTransaction</w:t>
-      </w:r>
-      <w:proofErr w:type="spellEnd"/>
-      <w:r>
-        <w:t>(</w:t>
-      </w:r>
-      <w:proofErr w:type="gramEnd"/>
-      <w:r>
-        <w:t xml:space="preserve">) создает объект </w:t>
-      </w:r>
-      <w:proofErr w:type="spellStart"/>
-      <w:r>
-        <w:t>FragmentTransaction</w:t>
-      </w:r>
-      <w:proofErr w:type="spellEnd"/>
-      <w:r>
-        <w:t>.</w:t>
-      </w:r>
-    </w:p>
-    <w:p>
-      <w:proofErr w:type="spellStart"/>
-      <w:r>
-        <w:t>FragmentTransaction</w:t>
-      </w:r>
-      <w:proofErr w:type="spellEnd"/>
-      <w:r>
-        <w:t xml:space="preserve"> выполняет два метода: </w:t>
-      </w:r>
-      <w:proofErr w:type="spellStart"/>
-      <w:proofErr w:type="gramStart"/>
-      <w:r>
-        <w:t>add</w:t>
-      </w:r>
-      <w:proofErr w:type="spellEnd"/>
-      <w:r>
-        <w:t>(</w:t>
-      </w:r>
-      <w:proofErr w:type="gramEnd"/>
-      <w:r>
-        <w:t xml:space="preserve">) и </w:t>
-      </w:r>
-      <w:proofErr w:type="spellStart"/>
-      <w:r>
-        <w:t>commit</w:t>
-      </w:r>
-      <w:proofErr w:type="spellEnd"/>
-      <w:r>
-        <w:t xml:space="preserve">(). Метод </w:t>
-      </w:r>
-      <w:proofErr w:type="spellStart"/>
-      <w:proofErr w:type="gramStart"/>
-      <w:r>
-        <w:t>add</w:t>
-      </w:r>
-      <w:proofErr w:type="spellEnd"/>
-      <w:r>
-        <w:t>(</w:t>
-      </w:r>
-      <w:proofErr w:type="gramEnd"/>
-      <w:r>
-        <w:t>) добавляет фрагмент</w:t>
-      </w:r>
-      <w:r>
-        <w:t>.</w:t>
-      </w:r>
-    </w:p>
-    <w:p>
-      <w:r>
-        <w:t xml:space="preserve">И метод </w:t>
-      </w:r>
-      <w:proofErr w:type="spellStart"/>
-      <w:proofErr w:type="gramStart"/>
-      <w:r>
-        <w:t>commit</w:t>
-      </w:r>
-      <w:proofErr w:type="spellEnd"/>
-      <w:r>
-        <w:t>(</w:t>
-      </w:r>
-      <w:proofErr w:type="gramEnd"/>
-      <w:r>
-        <w:t xml:space="preserve">) </w:t>
-      </w:r>
-      <w:proofErr w:type="spellStart"/>
-      <w:r>
-        <w:t>подтвержает</w:t>
-      </w:r>
-      <w:proofErr w:type="spellEnd"/>
-      <w:r>
-        <w:t xml:space="preserve"> и завершает операцию добавления.</w:t>
-      </w:r>
-    </w:p>
-    <w:p>
-      <w:r>
-        <w:t xml:space="preserve">Последний способ размещения фрагментов является ключевым элементом современного подхода к управлению фрагментами в приложении. </w:t>
-      </w:r>
-      <w:proofErr w:type="spellStart"/>
-      <w:r>
-        <w:t>FragmentContainerView</w:t>
-      </w:r>
-      <w:proofErr w:type="spellEnd"/>
-      <w:r>
-        <w:t xml:space="preserve"> — это специализированный контейнер для фрагментов, который предлагает улучшенную замену </w:t>
-      </w:r>
-      <w:proofErr w:type="spellStart"/>
-      <w:r>
-        <w:t>FrameLayout</w:t>
-      </w:r>
-      <w:proofErr w:type="spellEnd"/>
-      <w:r>
-        <w:t xml:space="preserve"> при работе с фрагментами. Он более оптимизирован для работы с </w:t>
-      </w:r>
-      <w:proofErr w:type="spellStart"/>
-      <w:r>
-        <w:t>FragmentManager</w:t>
-      </w:r>
-      <w:proofErr w:type="spellEnd"/>
-      <w:r>
-        <w:t xml:space="preserve"> и предоставляет дополнительные возможности и преимущества.</w:t>
-      </w:r>
-    </w:p>
-    <w:p>
-      <w:r>
-        <w:t xml:space="preserve">Для добавления </w:t>
-      </w:r>
-      <w:proofErr w:type="spellStart"/>
-      <w:r>
-        <w:t>фрамента</w:t>
-      </w:r>
-      <w:proofErr w:type="spellEnd"/>
-      <w:r>
-        <w:t xml:space="preserve"> применяется элемент </w:t>
-      </w:r>
-      <w:proofErr w:type="spellStart"/>
-      <w:r>
-        <w:t>FragmentContainerView</w:t>
-      </w:r>
-      <w:proofErr w:type="spellEnd"/>
-      <w:r>
-        <w:t xml:space="preserve">. По сути, </w:t>
-      </w:r>
-      <w:proofErr w:type="spellStart"/>
-      <w:r>
-        <w:t>FragmentContainerView</w:t>
-      </w:r>
-      <w:proofErr w:type="spellEnd"/>
-      <w:r>
-        <w:t xml:space="preserve"> представляет объект </w:t>
-      </w:r>
-      <w:proofErr w:type="spellStart"/>
-      <w:r>
-        <w:t>View</w:t>
-      </w:r>
-      <w:proofErr w:type="spellEnd"/>
-      <w:r>
-        <w:t xml:space="preserve">, который расширяет </w:t>
-      </w:r>
-      <w:r>
-        <w:lastRenderedPageBreak/>
-        <w:t xml:space="preserve">класс </w:t>
-      </w:r>
-      <w:proofErr w:type="spellStart"/>
-      <w:r>
-        <w:t>FrameLayout</w:t>
-      </w:r>
-      <w:proofErr w:type="spellEnd"/>
-      <w:r>
-        <w:t xml:space="preserve"> и предназначен специально для работы с фрагментами. Собственно, кроме фрагментов он больше ничего содержать не может.</w:t>
-      </w:r>
-    </w:p>
-    <w:p>
-      <w:r>
-        <w:t xml:space="preserve">Для его использования нужно разместить данный элемент в XML файле активности и в открывшимся окне выбрать нужный фрагмент, и он автоматически будет размещен внутри </w:t>
-      </w:r>
-      <w:proofErr w:type="spellStart"/>
-      <w:r>
-        <w:t>FragmentContainerView</w:t>
-      </w:r>
-      <w:proofErr w:type="spellEnd"/>
-      <w:r>
-        <w:t xml:space="preserve"> (</w:t>
-      </w:r>
-      <w:r>
-        <w:t>рисунки 1.4.8-1.4.9</w:t>
-      </w:r>
-      <w:r>
-        <w:t>)</w:t>
+        <w:t xml:space="preserve"> указывает на полное имя класса фрагмента с учетом пакета, который будет использоваться.</w:t>
+      </w:r>
+    </w:p>
+    <w:p>
+      <w:r>
+        <w:t>В качестве примера во фрагменте было определено текстовое поле с некоторым текстовым значением</w:t>
+      </w:r>
+      <w:r>
+        <w:t xml:space="preserve"> (рисунок 1.4.5)</w:t>
       </w:r>
       <w:r>
         <w:t>.</w:t>
@@ -5556,11 +5504,15 @@
         <w:jc w:val="center"/>
       </w:pPr>
       <w:r>
+        <w:rPr>
+          <w:noProof/>
+          <w:lang w:eastAsia="ru-RU"/>
+        </w:rPr>
         <w:drawing>
-          <wp:inline distT="0" distB="0" distL="0" distR="0" wp14:anchorId="4735D69B" wp14:editId="24043201">
-            <wp:extent cx="4778499" cy="3133725"/>
-            <wp:effectExtent l="0" t="0" r="3175" b="0"/>
-            <wp:docPr id="92" name="Рисунок 92"/>
+          <wp:inline distT="0" distB="0" distL="0" distR="0" wp14:anchorId="7EE69D5B" wp14:editId="702FA703">
+            <wp:extent cx="6019800" cy="2756316"/>
+            <wp:effectExtent l="0" t="0" r="0" b="6350"/>
+            <wp:docPr id="89" name="Рисунок 89"/>
             <wp:cNvGraphicFramePr>
               <a:graphicFrameLocks xmlns:a="http://schemas.openxmlformats.org/drawingml/2006/main" noChangeAspect="1"/>
             </wp:cNvGraphicFramePr>
@@ -5580,7 +5532,7 @@
                   <pic:spPr>
                     <a:xfrm>
                       <a:off x="0" y="0"/>
-                      <a:ext cx="4785625" cy="3138398"/>
+                      <a:ext cx="6034653" cy="2763117"/>
                     </a:xfrm>
                     <a:prstGeom prst="rect">
                       <a:avLst/>
@@ -5598,37 +5550,71 @@
         <w:pStyle w:val="4"/>
       </w:pPr>
       <w:r>
-        <w:t>Р</w:t>
-      </w:r>
-      <w:r>
-        <w:t>исунок 1.4.8</w:t>
+        <w:t xml:space="preserve">Рисунок 1.4.5 </w:t>
+      </w:r>
+      <w:r>
+        <w:t>–</w:t>
       </w:r>
       <w:r>
         <w:t xml:space="preserve"> </w:t>
       </w:r>
       <w:r>
-        <w:t>–</w:t>
+        <w:t>Размещение фрагмента с текстовым полем</w:t>
+      </w:r>
+    </w:p>
+    <w:p>
+      <w:r>
+        <w:t>Теперь данный фрагмент будет показываться при запуске приложения.</w:t>
+      </w:r>
+    </w:p>
+    <w:p>
+      <w:r>
+        <w:t xml:space="preserve">Главным недостатком такого размещения фрагмента заключается в том, что статические фрагменты тесно связаны с жизненным циклом </w:t>
+      </w:r>
+      <w:r>
+        <w:rPr>
+          <w:lang w:val="en-US"/>
+        </w:rPr>
+        <w:t>activity</w:t>
+      </w:r>
+      <w:r>
+        <w:t xml:space="preserve">, что может усложнить управление их состоянием. Например, сохранение и восстановление Работаем в файле activity_main.xml состояния фрагмента при пересоздании </w:t>
+      </w:r>
+      <w:r>
+        <w:rPr>
+          <w:lang w:val="en-US"/>
+        </w:rPr>
+        <w:t>activity</w:t>
       </w:r>
       <w:r>
         <w:t xml:space="preserve"> </w:t>
       </w:r>
       <w:r>
-        <w:t>Часть 1 размещения фрагмента</w:t>
-      </w:r>
-      <w:r>
-        <w:t xml:space="preserve"> в </w:t>
-      </w:r>
-      <w:r>
-        <w:rPr>
-          <w:lang w:val="en-US"/>
-        </w:rPr>
-        <w:t>XML</w:t>
-      </w:r>
-      <w:r>
-        <w:t xml:space="preserve"> </w:t>
-      </w:r>
-      <w:r>
-        <w:t>файле активности</w:t>
+        <w:t>может потребовать дополнительной логики.</w:t>
+      </w:r>
+    </w:p>
+    <w:p>
+      <w:r>
+        <w:t xml:space="preserve">Все преимущества фрагментов раскрываются при их динамическом изменении в процессе работы приложения. Фрагменты, при динамическом размещении, управляются аналогично обычным </w:t>
+      </w:r>
+      <w:proofErr w:type="spellStart"/>
+      <w:r>
+        <w:t>View</w:t>
+      </w:r>
+      <w:proofErr w:type="spellEnd"/>
+      <w:r>
+        <w:t xml:space="preserve"> элементам. Для облегчения управления, каждый фрагмент размещается в отдельном контейнере. Обычно для этой цели выбираются контейнеры типа </w:t>
+      </w:r>
+      <w:proofErr w:type="spellStart"/>
+      <w:r>
+        <w:t>FrameLayout</w:t>
+      </w:r>
+      <w:proofErr w:type="spellEnd"/>
+      <w:r>
+        <w:t xml:space="preserve"> (рисунок 1.4.6)</w:t>
+      </w:r>
+      <w:r>
+        <w:t>.</w:t>
       </w:r>
     </w:p>
     <w:p>
@@ -5637,11 +5623,16 @@
         <w:jc w:val="center"/>
       </w:pPr>
       <w:r>
+        <w:rPr>
+          <w:noProof/>
+          <w:lang w:eastAsia="ru-RU"/>
+        </w:rPr>
+        <w:lastRenderedPageBreak/>
         <w:drawing>
-          <wp:inline distT="0" distB="0" distL="0" distR="0" wp14:anchorId="7FCAC31E" wp14:editId="52C428E0">
-            <wp:extent cx="5024656" cy="3467100"/>
-            <wp:effectExtent l="0" t="0" r="5080" b="0"/>
-            <wp:docPr id="93" name="Рисунок 93"/>
+          <wp:inline distT="0" distB="0" distL="0" distR="0" wp14:anchorId="6F272123" wp14:editId="4B2F3014">
+            <wp:extent cx="3486637" cy="924054"/>
+            <wp:effectExtent l="0" t="0" r="0" b="9525"/>
+            <wp:docPr id="90" name="Рисунок 90"/>
             <wp:cNvGraphicFramePr>
               <a:graphicFrameLocks xmlns:a="http://schemas.openxmlformats.org/drawingml/2006/main" noChangeAspect="1"/>
             </wp:cNvGraphicFramePr>
@@ -5661,7 +5652,7 @@
                   <pic:spPr>
                     <a:xfrm>
                       <a:off x="0" y="0"/>
-                      <a:ext cx="5053080" cy="3486713"/>
+                      <a:ext cx="3486637" cy="924054"/>
                     </a:xfrm>
                     <a:prstGeom prst="rect">
                       <a:avLst/>
@@ -5679,54 +5670,32 @@
         <w:pStyle w:val="4"/>
       </w:pPr>
       <w:r>
-        <w:t>Р</w:t>
-      </w:r>
-      <w:r>
-        <w:t>исунок 1.4.9</w:t>
+        <w:t xml:space="preserve">Рисунок 1.4.6 </w:t>
+      </w:r>
+      <w:r>
+        <w:t xml:space="preserve">- Описание контейнера типа </w:t>
+      </w:r>
+      <w:proofErr w:type="spellStart"/>
+      <w:r>
+        <w:t>FrameLayout</w:t>
+      </w:r>
+      <w:proofErr w:type="spellEnd"/>
+    </w:p>
+    <w:p>
+      <w:r>
+        <w:t xml:space="preserve">Далее в классе </w:t>
+      </w:r>
+      <w:r>
+        <w:rPr>
+          <w:lang w:val="en-US"/>
+        </w:rPr>
+        <w:t>activity</w:t>
       </w:r>
       <w:r>
         <w:t xml:space="preserve"> </w:t>
       </w:r>
       <w:r>
-        <w:t>–</w:t>
-      </w:r>
-      <w:r>
-        <w:t xml:space="preserve"> </w:t>
-      </w:r>
-      <w:r>
-        <w:t>Ч</w:t>
-      </w:r>
-      <w:r>
-        <w:t>асть 2</w:t>
-      </w:r>
-      <w:r>
-        <w:t xml:space="preserve"> размещения фрагмента в </w:t>
-      </w:r>
-      <w:r>
-        <w:rPr>
-          <w:lang w:val="en-US"/>
-        </w:rPr>
-        <w:t>XML</w:t>
-      </w:r>
-      <w:r>
-        <w:t xml:space="preserve"> </w:t>
-      </w:r>
-      <w:r>
-        <w:t>файле активности</w:t>
-      </w:r>
-    </w:p>
-    <w:p>
-      <w:pPr>
-        <w:pStyle w:val="2"/>
-      </w:pPr>
-      <w:r>
-        <w:lastRenderedPageBreak/>
-        <w:t>1.5 Навигация</w:t>
-      </w:r>
-    </w:p>
-    <w:p>
-      <w:r>
-        <w:t xml:space="preserve">Навигация между фрагментами осуществляется с помощью </w:t>
+        <w:t>необходимо «разместить» данный фрагмент, используя метод класса "</w:t>
       </w:r>
       <w:proofErr w:type="spellStart"/>
       <w:r>
@@ -5734,52 +5703,18 @@
       </w:r>
       <w:proofErr w:type="spellEnd"/>
       <w:r>
-        <w:t>, который управляет операциями, такими как добавление, удаление или замена фрагментов в контейнере. Ключевым понятием в навигации между фрагментами является транзакция. Транзакция фрагмента — это серия действий, которые выполняются вместе. Эти действия могут включать добавление, удаление и замену фрагментов, а также добавление их в стек возврата, чтобы пользователь мог вернуться обратно, используя кнопку «Назад».</w:t>
-      </w:r>
-    </w:p>
-    <w:p>
-      <w:r>
-        <w:t>Для управления навигацией между фрагментами можно использовать программные методы, такие как вызовы "</w:t>
-      </w:r>
-      <w:proofErr w:type="spellStart"/>
-      <w:r>
-        <w:t>replace</w:t>
-      </w:r>
-      <w:proofErr w:type="spellEnd"/>
-      <w:r>
-        <w:t>" и "</w:t>
-      </w:r>
-      <w:proofErr w:type="spellStart"/>
-      <w:r>
-        <w:t>commit</w:t>
-      </w:r>
-      <w:proofErr w:type="spellEnd"/>
-      <w:r>
-        <w:t xml:space="preserve">" класса </w:t>
-      </w:r>
-      <w:proofErr w:type="spellStart"/>
-      <w:r>
-        <w:t>FragmentManager</w:t>
-      </w:r>
-      <w:proofErr w:type="spellEnd"/>
-      <w:r>
-        <w:t xml:space="preserve">. Для этого нужно создать объект того фрагмента куда планируется осуществить перемещение и добавить его в метод </w:t>
-      </w:r>
-      <w:proofErr w:type="spellStart"/>
-      <w:r>
-        <w:t>replace</w:t>
-      </w:r>
-      <w:proofErr w:type="spellEnd"/>
-      <w:r>
-        <w:t xml:space="preserve"> и сохранить изменения через метод </w:t>
-      </w:r>
-      <w:proofErr w:type="spellStart"/>
-      <w:r>
-        <w:t>commit</w:t>
-      </w:r>
-      <w:proofErr w:type="spellEnd"/>
-      <w:r>
-        <w:t xml:space="preserve"> (рисунок 1.5.1)</w:t>
+        <w:t>" — "</w:t>
+      </w:r>
+      <w:proofErr w:type="spellStart"/>
+      <w:r>
+        <w:t>getSupportFragmentManager</w:t>
+      </w:r>
+      <w:proofErr w:type="spellEnd"/>
+      <w:r>
+        <w:t>"</w:t>
+      </w:r>
+      <w:r>
+        <w:t xml:space="preserve"> (рисунок 1.4.7)</w:t>
       </w:r>
       <w:r>
         <w:t>.</w:t>
@@ -5791,11 +5726,15 @@
         <w:jc w:val="center"/>
       </w:pPr>
       <w:r>
+        <w:rPr>
+          <w:noProof/>
+          <w:lang w:eastAsia="ru-RU"/>
+        </w:rPr>
         <w:drawing>
-          <wp:inline distT="0" distB="0" distL="0" distR="0" wp14:anchorId="4B5F57DA" wp14:editId="2148CAF9">
-            <wp:extent cx="6011114" cy="1505160"/>
-            <wp:effectExtent l="0" t="0" r="8890" b="0"/>
-            <wp:docPr id="94" name="Рисунок 94"/>
+          <wp:inline distT="0" distB="0" distL="0" distR="0" wp14:anchorId="6C544C8D" wp14:editId="79099C87">
+            <wp:extent cx="6001588" cy="3372321"/>
+            <wp:effectExtent l="0" t="0" r="0" b="0"/>
+            <wp:docPr id="91" name="Рисунок 91"/>
             <wp:cNvGraphicFramePr>
               <a:graphicFrameLocks xmlns:a="http://schemas.openxmlformats.org/drawingml/2006/main" noChangeAspect="1"/>
             </wp:cNvGraphicFramePr>
@@ -5815,7 +5754,7 @@
                   <pic:spPr>
                     <a:xfrm>
                       <a:off x="0" y="0"/>
-                      <a:ext cx="6011114" cy="1505160"/>
+                      <a:ext cx="6001588" cy="3372321"/>
                     </a:xfrm>
                     <a:prstGeom prst="rect">
                       <a:avLst/>
@@ -5833,39 +5772,156 @@
         <w:pStyle w:val="4"/>
       </w:pPr>
       <w:r>
-        <w:t xml:space="preserve">Рисунок 1.5.1 – </w:t>
-      </w:r>
-      <w:r>
-        <w:t>Реализация навигации между фрагментами</w:t>
-      </w:r>
-    </w:p>
-    <w:p>
-      <w:r>
-        <w:t xml:space="preserve">Где </w:t>
-      </w:r>
-      <w:proofErr w:type="spellStart"/>
-      <w:r>
-        <w:t>FirstFragment</w:t>
-      </w:r>
-      <w:proofErr w:type="spellEnd"/>
-      <w:r>
-        <w:t xml:space="preserve"> – это название </w:t>
-      </w:r>
-      <w:proofErr w:type="spellStart"/>
-      <w:r>
-        <w:t>java</w:t>
-      </w:r>
-      <w:proofErr w:type="spellEnd"/>
-      <w:r>
-        <w:t xml:space="preserve"> класса первого фрагмента, а </w:t>
-      </w:r>
-      <w:proofErr w:type="spellStart"/>
-      <w:r>
-        <w:t>container</w:t>
-      </w:r>
-      <w:proofErr w:type="spellEnd"/>
-      <w:r>
-        <w:t xml:space="preserve"> – идентификатор </w:t>
+        <w:t>Рисунок 1.4.7</w:t>
+      </w:r>
+      <w:r>
+        <w:t xml:space="preserve"> – Размещение фрагмента через код</w:t>
+      </w:r>
+    </w:p>
+    <w:p>
+      <w:r>
+        <w:t xml:space="preserve">Метод </w:t>
+      </w:r>
+      <w:proofErr w:type="spellStart"/>
+      <w:proofErr w:type="gramStart"/>
+      <w:r>
+        <w:t>getSupportFragmentManager</w:t>
+      </w:r>
+      <w:proofErr w:type="spellEnd"/>
+      <w:r>
+        <w:t>(</w:t>
+      </w:r>
+      <w:proofErr w:type="gramEnd"/>
+      <w:r>
+        <w:t xml:space="preserve">) возвращает объект </w:t>
+      </w:r>
+      <w:proofErr w:type="spellStart"/>
+      <w:r>
+        <w:t>FragmentManager</w:t>
+      </w:r>
+      <w:proofErr w:type="spellEnd"/>
+      <w:r>
+        <w:t>, который управляет фрагментами.</w:t>
+      </w:r>
+    </w:p>
+    <w:p>
+      <w:r>
+        <w:t xml:space="preserve">Объект </w:t>
+      </w:r>
+      <w:proofErr w:type="spellStart"/>
+      <w:r>
+        <w:t>FragmentManager</w:t>
+      </w:r>
+      <w:proofErr w:type="spellEnd"/>
+      <w:r>
+        <w:t xml:space="preserve"> с помощью метода </w:t>
+      </w:r>
+      <w:proofErr w:type="spellStart"/>
+      <w:proofErr w:type="gramStart"/>
+      <w:r>
+        <w:t>beginTransaction</w:t>
+      </w:r>
+      <w:proofErr w:type="spellEnd"/>
+      <w:r>
+        <w:t>(</w:t>
+      </w:r>
+      <w:proofErr w:type="gramEnd"/>
+      <w:r>
+        <w:t xml:space="preserve">) создает объект </w:t>
+      </w:r>
+      <w:proofErr w:type="spellStart"/>
+      <w:r>
+        <w:t>FragmentTransaction</w:t>
+      </w:r>
+      <w:proofErr w:type="spellEnd"/>
+      <w:r>
+        <w:t>.</w:t>
+      </w:r>
+    </w:p>
+    <w:p>
+      <w:proofErr w:type="spellStart"/>
+      <w:r>
+        <w:t>FragmentTransaction</w:t>
+      </w:r>
+      <w:proofErr w:type="spellEnd"/>
+      <w:r>
+        <w:t xml:space="preserve"> выполняет два метода: </w:t>
+      </w:r>
+      <w:proofErr w:type="spellStart"/>
+      <w:proofErr w:type="gramStart"/>
+      <w:r>
+        <w:t>add</w:t>
+      </w:r>
+      <w:proofErr w:type="spellEnd"/>
+      <w:r>
+        <w:t>(</w:t>
+      </w:r>
+      <w:proofErr w:type="gramEnd"/>
+      <w:r>
+        <w:t xml:space="preserve">) и </w:t>
+      </w:r>
+      <w:proofErr w:type="spellStart"/>
+      <w:r>
+        <w:t>commit</w:t>
+      </w:r>
+      <w:proofErr w:type="spellEnd"/>
+      <w:r>
+        <w:t xml:space="preserve">(). Метод </w:t>
+      </w:r>
+      <w:proofErr w:type="spellStart"/>
+      <w:proofErr w:type="gramStart"/>
+      <w:r>
+        <w:t>add</w:t>
+      </w:r>
+      <w:proofErr w:type="spellEnd"/>
+      <w:r>
+        <w:t>(</w:t>
+      </w:r>
+      <w:proofErr w:type="gramEnd"/>
+      <w:r>
+        <w:t>) добавляет фрагмент</w:t>
+      </w:r>
+      <w:r>
+        <w:t>.</w:t>
+      </w:r>
+    </w:p>
+    <w:p>
+      <w:r>
+        <w:t xml:space="preserve">И метод </w:t>
+      </w:r>
+      <w:proofErr w:type="spellStart"/>
+      <w:proofErr w:type="gramStart"/>
+      <w:r>
+        <w:t>commit</w:t>
+      </w:r>
+      <w:proofErr w:type="spellEnd"/>
+      <w:r>
+        <w:t>(</w:t>
+      </w:r>
+      <w:proofErr w:type="gramEnd"/>
+      <w:r>
+        <w:t xml:space="preserve">) </w:t>
+      </w:r>
+      <w:proofErr w:type="spellStart"/>
+      <w:r>
+        <w:t>подтвержает</w:t>
+      </w:r>
+      <w:proofErr w:type="spellEnd"/>
+      <w:r>
+        <w:t xml:space="preserve"> и завершает операцию добавления.</w:t>
+      </w:r>
+    </w:p>
+    <w:p>
+      <w:r>
+        <w:t xml:space="preserve">Последний способ размещения фрагментов является ключевым элементом современного подхода к управлению фрагментами в приложении. </w:t>
+      </w:r>
+      <w:proofErr w:type="spellStart"/>
+      <w:r>
+        <w:t>FragmentContainerView</w:t>
+      </w:r>
+      <w:proofErr w:type="spellEnd"/>
+      <w:r>
+        <w:t xml:space="preserve"> — это специализированный контейнер для фрагментов, который предлагает улучшенную замену </w:t>
       </w:r>
       <w:proofErr w:type="spellStart"/>
       <w:r>
@@ -5873,29 +5929,99 @@
       </w:r>
       <w:proofErr w:type="spellEnd"/>
       <w:r>
-        <w:t xml:space="preserve">, который расположен в разметки </w:t>
-      </w:r>
-      <w:proofErr w:type="spellStart"/>
-      <w:r>
-        <w:t>activity_main</w:t>
-      </w:r>
-      <w:proofErr w:type="spellEnd"/>
+        <w:t xml:space="preserve"> при </w:t>
+      </w:r>
+      <w:r>
+        <w:lastRenderedPageBreak/>
+        <w:t xml:space="preserve">работе с фрагментами. Он более оптимизирован для работы с </w:t>
+      </w:r>
+      <w:proofErr w:type="spellStart"/>
+      <w:r>
+        <w:t>FragmentManager</w:t>
+      </w:r>
+      <w:proofErr w:type="spellEnd"/>
+      <w:r>
+        <w:t xml:space="preserve"> и предоставляет дополнительные возможности и преимущества.</w:t>
+      </w:r>
+    </w:p>
+    <w:p>
+      <w:r>
+        <w:t xml:space="preserve">Для добавления </w:t>
+      </w:r>
+      <w:proofErr w:type="spellStart"/>
+      <w:r>
+        <w:t>фрамента</w:t>
+      </w:r>
+      <w:proofErr w:type="spellEnd"/>
+      <w:r>
+        <w:t xml:space="preserve"> применяется элемент </w:t>
+      </w:r>
+      <w:proofErr w:type="spellStart"/>
+      <w:r>
+        <w:t>FragmentContainerView</w:t>
+      </w:r>
+      <w:proofErr w:type="spellEnd"/>
+      <w:r>
+        <w:t xml:space="preserve">. По сути, </w:t>
+      </w:r>
+      <w:proofErr w:type="spellStart"/>
+      <w:r>
+        <w:t>FragmentContainerView</w:t>
+      </w:r>
+      <w:proofErr w:type="spellEnd"/>
+      <w:r>
+        <w:t xml:space="preserve"> представляет объект </w:t>
+      </w:r>
+      <w:proofErr w:type="spellStart"/>
+      <w:r>
+        <w:t>View</w:t>
+      </w:r>
+      <w:proofErr w:type="spellEnd"/>
+      <w:r>
+        <w:t xml:space="preserve">, который расширяет класс </w:t>
+      </w:r>
+      <w:proofErr w:type="spellStart"/>
+      <w:r>
+        <w:t>FrameLayout</w:t>
+      </w:r>
+      <w:proofErr w:type="spellEnd"/>
+      <w:r>
+        <w:t xml:space="preserve"> и предназначен специально для работы с фрагментами. Собственно, кроме фрагментов он больше ничего содержать не может.</w:t>
+      </w:r>
+    </w:p>
+    <w:p>
+      <w:r>
+        <w:t xml:space="preserve">Для его использования нужно разместить данный элемент в XML файле </w:t>
+      </w:r>
+      <w:r>
+        <w:rPr>
+          <w:lang w:val="en-US"/>
+        </w:rPr>
+        <w:t>activity</w:t>
+      </w:r>
+      <w:r>
+        <w:t xml:space="preserve"> </w:t>
+      </w:r>
+      <w:r>
+        <w:t xml:space="preserve">и в открывшимся окне выбрать нужный фрагмент, и он автоматически будет размещен внутри </w:t>
+      </w:r>
+      <w:proofErr w:type="spellStart"/>
+      <w:r>
+        <w:t>FragmentContainerView</w:t>
+      </w:r>
+      <w:proofErr w:type="spellEnd"/>
+      <w:r>
+        <w:t xml:space="preserve"> (</w:t>
+      </w:r>
+      <w:r>
+        <w:t>рисунки 1.4.8-1.4.9</w:t>
+      </w:r>
+      <w:r>
+        <w:t>)</w:t>
+      </w:r>
       <w:r>
         <w:t>.</w:t>
       </w:r>
-    </w:p>
-    <w:p>
-      <w:r>
-        <w:t>Тогда при нажатии на кнопку будут меняться используемые фрагменты</w:t>
-      </w:r>
-      <w:r>
-        <w:t xml:space="preserve"> (рисунки 1.5.2-1.5.3)</w:t>
-      </w:r>
-      <w:r>
-        <w:t>.</w:t>
-      </w:r>
-      <w:bookmarkStart w:id="2" w:name="_GoBack"/>
-      <w:bookmarkEnd w:id="2"/>
     </w:p>
     <w:p>
       <w:pPr>
@@ -5903,12 +6029,15 @@
         <w:jc w:val="center"/>
       </w:pPr>
       <w:r>
-        <w:lastRenderedPageBreak/>
+        <w:rPr>
+          <w:noProof/>
+          <w:lang w:eastAsia="ru-RU"/>
+        </w:rPr>
         <w:drawing>
-          <wp:inline distT="0" distB="0" distL="0" distR="0" wp14:anchorId="4C251B5A" wp14:editId="42ACF048">
-            <wp:extent cx="2238687" cy="3791479"/>
-            <wp:effectExtent l="0" t="0" r="9525" b="0"/>
-            <wp:docPr id="95" name="Рисунок 95"/>
+          <wp:inline distT="0" distB="0" distL="0" distR="0" wp14:anchorId="00C6E90C" wp14:editId="69E72A87">
+            <wp:extent cx="4778499" cy="3133725"/>
+            <wp:effectExtent l="0" t="0" r="3175" b="0"/>
+            <wp:docPr id="92" name="Рисунок 92"/>
             <wp:cNvGraphicFramePr>
               <a:graphicFrameLocks xmlns:a="http://schemas.openxmlformats.org/drawingml/2006/main" noChangeAspect="1"/>
             </wp:cNvGraphicFramePr>
@@ -5928,7 +6057,7 @@
                   <pic:spPr>
                     <a:xfrm>
                       <a:off x="0" y="0"/>
-                      <a:ext cx="2238687" cy="3791479"/>
+                      <a:ext cx="4785625" cy="3138398"/>
                     </a:xfrm>
                     <a:prstGeom prst="rect">
                       <a:avLst/>
@@ -5946,7 +6075,43 @@
         <w:pStyle w:val="4"/>
       </w:pPr>
       <w:r>
-        <w:t>Рисунок 1.5.2 – Часть 1 отображения используемых фрагментов</w:t>
+        <w:t>Р</w:t>
+      </w:r>
+      <w:r>
+        <w:t>исунок 1.4.8</w:t>
+      </w:r>
+      <w:r>
+        <w:t xml:space="preserve"> </w:t>
+      </w:r>
+      <w:r>
+        <w:t>–</w:t>
+      </w:r>
+      <w:r>
+        <w:t xml:space="preserve"> </w:t>
+      </w:r>
+      <w:r>
+        <w:t>Часть 1 размещения фрагмента</w:t>
+      </w:r>
+      <w:r>
+        <w:t xml:space="preserve"> в </w:t>
+      </w:r>
+      <w:r>
+        <w:rPr>
+          <w:lang w:val="en-US"/>
+        </w:rPr>
+        <w:t>XML</w:t>
+      </w:r>
+      <w:r>
+        <w:t xml:space="preserve"> </w:t>
+      </w:r>
+      <w:r>
+        <w:t xml:space="preserve">файле </w:t>
+      </w:r>
+      <w:r>
+        <w:rPr>
+          <w:lang w:val="en-US"/>
+        </w:rPr>
+        <w:t>activity</w:t>
       </w:r>
     </w:p>
     <w:p>
@@ -5955,11 +6120,16 @@
         <w:jc w:val="center"/>
       </w:pPr>
       <w:r>
+        <w:rPr>
+          <w:noProof/>
+          <w:lang w:eastAsia="ru-RU"/>
+        </w:rPr>
+        <w:lastRenderedPageBreak/>
         <w:drawing>
-          <wp:inline distT="0" distB="0" distL="0" distR="0" wp14:anchorId="77790ECA" wp14:editId="41A393AD">
-            <wp:extent cx="2200582" cy="3705742"/>
-            <wp:effectExtent l="0" t="0" r="9525" b="9525"/>
-            <wp:docPr id="96" name="Рисунок 96"/>
+          <wp:inline distT="0" distB="0" distL="0" distR="0" wp14:anchorId="64576D96" wp14:editId="0913F20E">
+            <wp:extent cx="5024656" cy="3467100"/>
+            <wp:effectExtent l="0" t="0" r="5080" b="0"/>
+            <wp:docPr id="93" name="Рисунок 93"/>
             <wp:cNvGraphicFramePr>
               <a:graphicFrameLocks xmlns:a="http://schemas.openxmlformats.org/drawingml/2006/main" noChangeAspect="1"/>
             </wp:cNvGraphicFramePr>
@@ -5979,6 +6149,336 @@
                   <pic:spPr>
                     <a:xfrm>
                       <a:off x="0" y="0"/>
+                      <a:ext cx="5053080" cy="3486713"/>
+                    </a:xfrm>
+                    <a:prstGeom prst="rect">
+                      <a:avLst/>
+                    </a:prstGeom>
+                  </pic:spPr>
+                </pic:pic>
+              </a:graphicData>
+            </a:graphic>
+          </wp:inline>
+        </w:drawing>
+      </w:r>
+    </w:p>
+    <w:p>
+      <w:pPr>
+        <w:pStyle w:val="4"/>
+      </w:pPr>
+      <w:r>
+        <w:t>Р</w:t>
+      </w:r>
+      <w:r>
+        <w:t>исунок 1.4.9</w:t>
+      </w:r>
+      <w:r>
+        <w:t xml:space="preserve"> </w:t>
+      </w:r>
+      <w:r>
+        <w:t>–</w:t>
+      </w:r>
+      <w:r>
+        <w:t xml:space="preserve"> </w:t>
+      </w:r>
+      <w:r>
+        <w:t xml:space="preserve">Часть 2 размещения фрагмента в </w:t>
+      </w:r>
+      <w:r>
+        <w:rPr>
+          <w:lang w:val="en-US"/>
+        </w:rPr>
+        <w:t>XML</w:t>
+      </w:r>
+      <w:r>
+        <w:t xml:space="preserve"> </w:t>
+      </w:r>
+      <w:r>
+        <w:t xml:space="preserve">файле </w:t>
+      </w:r>
+      <w:r>
+        <w:rPr>
+          <w:lang w:val="en-US"/>
+        </w:rPr>
+        <w:t>activity</w:t>
+      </w:r>
+    </w:p>
+    <w:p>
+      <w:pPr>
+        <w:pStyle w:val="2"/>
+      </w:pPr>
+      <w:bookmarkStart w:id="7" w:name="_1.5_Навигация"/>
+      <w:bookmarkEnd w:id="7"/>
+      <w:r>
+        <w:t>1.5 Навигация</w:t>
+      </w:r>
+    </w:p>
+    <w:p>
+      <w:r>
+        <w:t xml:space="preserve">Навигация между фрагментами осуществляется с помощью </w:t>
+      </w:r>
+      <w:proofErr w:type="spellStart"/>
+      <w:r>
+        <w:t>FragmentManager</w:t>
+      </w:r>
+      <w:proofErr w:type="spellEnd"/>
+      <w:r>
+        <w:t>, который управляет операциями, такими как добавление, удаление или замена фрагментов в контейнере. Ключевым понятием в навигации между фрагментами является транзакция. Транзакция фрагмента — это серия действий, которые выполняются вместе. Эти действия могут включать добавление, удаление и замену фрагментов, а также добавление их в стек возврата, чтобы пользователь мог вернуться обратно, используя кнопку «Назад».</w:t>
+      </w:r>
+    </w:p>
+    <w:p>
+      <w:r>
+        <w:t>Для управления навигацией между фрагментами можно использовать программные методы, такие как вызовы "</w:t>
+      </w:r>
+      <w:proofErr w:type="spellStart"/>
+      <w:r>
+        <w:t>replace</w:t>
+      </w:r>
+      <w:proofErr w:type="spellEnd"/>
+      <w:r>
+        <w:t>" и "</w:t>
+      </w:r>
+      <w:proofErr w:type="spellStart"/>
+      <w:r>
+        <w:t>commit</w:t>
+      </w:r>
+      <w:proofErr w:type="spellEnd"/>
+      <w:r>
+        <w:t xml:space="preserve">" класса </w:t>
+      </w:r>
+      <w:proofErr w:type="spellStart"/>
+      <w:r>
+        <w:t>FragmentManager</w:t>
+      </w:r>
+      <w:proofErr w:type="spellEnd"/>
+      <w:r>
+        <w:t xml:space="preserve">. Для этого нужно создать объект того фрагмента куда планируется осуществить перемещение и добавить его в метод </w:t>
+      </w:r>
+      <w:proofErr w:type="spellStart"/>
+      <w:r>
+        <w:t>replace</w:t>
+      </w:r>
+      <w:proofErr w:type="spellEnd"/>
+      <w:r>
+        <w:t xml:space="preserve"> и сохранить изменения через метод </w:t>
+      </w:r>
+      <w:proofErr w:type="spellStart"/>
+      <w:r>
+        <w:t>commit</w:t>
+      </w:r>
+      <w:proofErr w:type="spellEnd"/>
+      <w:r>
+        <w:t xml:space="preserve"> (рисунок 1.5.1)</w:t>
+      </w:r>
+      <w:r>
+        <w:t>.</w:t>
+      </w:r>
+    </w:p>
+    <w:p>
+      <w:pPr>
+        <w:ind w:firstLine="0"/>
+        <w:jc w:val="center"/>
+      </w:pPr>
+      <w:r>
+        <w:rPr>
+          <w:noProof/>
+          <w:lang w:eastAsia="ru-RU"/>
+        </w:rPr>
+        <w:lastRenderedPageBreak/>
+        <w:drawing>
+          <wp:inline distT="0" distB="0" distL="0" distR="0" wp14:anchorId="5D39BF67" wp14:editId="0B70B4BA">
+            <wp:extent cx="6011114" cy="1505160"/>
+            <wp:effectExtent l="0" t="0" r="8890" b="0"/>
+            <wp:docPr id="94" name="Рисунок 94"/>
+            <wp:cNvGraphicFramePr>
+              <a:graphicFrameLocks xmlns:a="http://schemas.openxmlformats.org/drawingml/2006/main" noChangeAspect="1"/>
+            </wp:cNvGraphicFramePr>
+            <a:graphic xmlns:a="http://schemas.openxmlformats.org/drawingml/2006/main">
+              <a:graphicData uri="http://schemas.openxmlformats.org/drawingml/2006/picture">
+                <pic:pic xmlns:pic="http://schemas.openxmlformats.org/drawingml/2006/picture">
+                  <pic:nvPicPr>
+                    <pic:cNvPr id="1" name=""/>
+                    <pic:cNvPicPr/>
+                  </pic:nvPicPr>
+                  <pic:blipFill>
+                    <a:blip r:embed="rId32"/>
+                    <a:stretch>
+                      <a:fillRect/>
+                    </a:stretch>
+                  </pic:blipFill>
+                  <pic:spPr>
+                    <a:xfrm>
+                      <a:off x="0" y="0"/>
+                      <a:ext cx="6011114" cy="1505160"/>
+                    </a:xfrm>
+                    <a:prstGeom prst="rect">
+                      <a:avLst/>
+                    </a:prstGeom>
+                  </pic:spPr>
+                </pic:pic>
+              </a:graphicData>
+            </a:graphic>
+          </wp:inline>
+        </w:drawing>
+      </w:r>
+    </w:p>
+    <w:p>
+      <w:pPr>
+        <w:pStyle w:val="4"/>
+      </w:pPr>
+      <w:r>
+        <w:t xml:space="preserve">Рисунок 1.5.1 – </w:t>
+      </w:r>
+      <w:r>
+        <w:t>Реализация навигации между фрагментами</w:t>
+      </w:r>
+    </w:p>
+    <w:p>
+      <w:r>
+        <w:t xml:space="preserve">Где </w:t>
+      </w:r>
+      <w:proofErr w:type="spellStart"/>
+      <w:r>
+        <w:t>FirstFragment</w:t>
+      </w:r>
+      <w:proofErr w:type="spellEnd"/>
+      <w:r>
+        <w:t xml:space="preserve"> – это название </w:t>
+      </w:r>
+      <w:proofErr w:type="spellStart"/>
+      <w:r>
+        <w:t>java</w:t>
+      </w:r>
+      <w:proofErr w:type="spellEnd"/>
+      <w:r>
+        <w:t xml:space="preserve"> класса первого фрагмента, а </w:t>
+      </w:r>
+      <w:proofErr w:type="spellStart"/>
+      <w:r>
+        <w:t>container</w:t>
+      </w:r>
+      <w:proofErr w:type="spellEnd"/>
+      <w:r>
+        <w:t xml:space="preserve"> – идентификатор </w:t>
+      </w:r>
+      <w:proofErr w:type="spellStart"/>
+      <w:r>
+        <w:t>FrameLayout</w:t>
+      </w:r>
+      <w:proofErr w:type="spellEnd"/>
+      <w:r>
+        <w:t xml:space="preserve">, который расположен в разметки </w:t>
+      </w:r>
+      <w:proofErr w:type="spellStart"/>
+      <w:r>
+        <w:t>activity_main</w:t>
+      </w:r>
+      <w:proofErr w:type="spellEnd"/>
+      <w:r>
+        <w:t>.</w:t>
+      </w:r>
+    </w:p>
+    <w:p>
+      <w:r>
+        <w:t>Тогда при нажатии на кнопку будут меняться используемые фрагменты</w:t>
+      </w:r>
+      <w:r>
+        <w:t xml:space="preserve"> (рисунки 1.5.2-1.5.3)</w:t>
+      </w:r>
+      <w:r>
+        <w:t>.</w:t>
+      </w:r>
+    </w:p>
+    <w:p>
+      <w:pPr>
+        <w:ind w:firstLine="0"/>
+        <w:jc w:val="center"/>
+      </w:pPr>
+      <w:r>
+        <w:rPr>
+          <w:noProof/>
+          <w:lang w:eastAsia="ru-RU"/>
+        </w:rPr>
+        <w:drawing>
+          <wp:inline distT="0" distB="0" distL="0" distR="0" wp14:anchorId="7DD20308" wp14:editId="7CCB4456">
+            <wp:extent cx="2238687" cy="3791479"/>
+            <wp:effectExtent l="0" t="0" r="9525" b="0"/>
+            <wp:docPr id="95" name="Рисунок 95"/>
+            <wp:cNvGraphicFramePr>
+              <a:graphicFrameLocks xmlns:a="http://schemas.openxmlformats.org/drawingml/2006/main" noChangeAspect="1"/>
+            </wp:cNvGraphicFramePr>
+            <a:graphic xmlns:a="http://schemas.openxmlformats.org/drawingml/2006/main">
+              <a:graphicData uri="http://schemas.openxmlformats.org/drawingml/2006/picture">
+                <pic:pic xmlns:pic="http://schemas.openxmlformats.org/drawingml/2006/picture">
+                  <pic:nvPicPr>
+                    <pic:cNvPr id="1" name=""/>
+                    <pic:cNvPicPr/>
+                  </pic:nvPicPr>
+                  <pic:blipFill>
+                    <a:blip r:embed="rId33"/>
+                    <a:stretch>
+                      <a:fillRect/>
+                    </a:stretch>
+                  </pic:blipFill>
+                  <pic:spPr>
+                    <a:xfrm>
+                      <a:off x="0" y="0"/>
+                      <a:ext cx="2238687" cy="3791479"/>
+                    </a:xfrm>
+                    <a:prstGeom prst="rect">
+                      <a:avLst/>
+                    </a:prstGeom>
+                  </pic:spPr>
+                </pic:pic>
+              </a:graphicData>
+            </a:graphic>
+          </wp:inline>
+        </w:drawing>
+      </w:r>
+    </w:p>
+    <w:p>
+      <w:pPr>
+        <w:pStyle w:val="4"/>
+      </w:pPr>
+      <w:r>
+        <w:t>Рисунок 1.5.2 – Часть 1 отображения используемых фрагментов</w:t>
+      </w:r>
+    </w:p>
+    <w:p>
+      <w:pPr>
+        <w:ind w:firstLine="0"/>
+        <w:jc w:val="center"/>
+      </w:pPr>
+      <w:r>
+        <w:rPr>
+          <w:noProof/>
+          <w:lang w:eastAsia="ru-RU"/>
+        </w:rPr>
+        <w:lastRenderedPageBreak/>
+        <w:drawing>
+          <wp:inline distT="0" distB="0" distL="0" distR="0" wp14:anchorId="1D098FF4" wp14:editId="12E44F19">
+            <wp:extent cx="2200582" cy="3705742"/>
+            <wp:effectExtent l="0" t="0" r="9525" b="9525"/>
+            <wp:docPr id="96" name="Рисунок 96"/>
+            <wp:cNvGraphicFramePr>
+              <a:graphicFrameLocks xmlns:a="http://schemas.openxmlformats.org/drawingml/2006/main" noChangeAspect="1"/>
+            </wp:cNvGraphicFramePr>
+            <a:graphic xmlns:a="http://schemas.openxmlformats.org/drawingml/2006/main">
+              <a:graphicData uri="http://schemas.openxmlformats.org/drawingml/2006/picture">
+                <pic:pic xmlns:pic="http://schemas.openxmlformats.org/drawingml/2006/picture">
+                  <pic:nvPicPr>
+                    <pic:cNvPr id="1" name=""/>
+                    <pic:cNvPicPr/>
+                  </pic:nvPicPr>
+                  <pic:blipFill>
+                    <a:blip r:embed="rId34"/>
+                    <a:stretch>
+                      <a:fillRect/>
+                    </a:stretch>
+                  </pic:blipFill>
+                  <pic:spPr>
+                    <a:xfrm>
+                      <a:off x="0" y="0"/>
                       <a:ext cx="2200582" cy="3705742"/>
                     </a:xfrm>
                     <a:prstGeom prst="rect">
@@ -5997,10 +6497,7 @@
         <w:pStyle w:val="4"/>
       </w:pPr>
       <w:r>
-        <w:t xml:space="preserve">Рисунок 1.5.3 - </w:t>
-      </w:r>
-      <w:r>
-        <w:t xml:space="preserve">Часть </w:t>
+        <w:t xml:space="preserve">Рисунок 1.5.3 - Часть </w:t>
       </w:r>
       <w:r>
         <w:t>2</w:t>
@@ -6025,15 +6522,2038 @@
       <w:pPr>
         <w:pStyle w:val="1"/>
       </w:pPr>
+      <w:bookmarkStart w:id="8" w:name="_2_практическая_часть"/>
+      <w:bookmarkEnd w:id="8"/>
       <w:r>
         <w:lastRenderedPageBreak/>
         <w:t>2 практическая часть</w:t>
       </w:r>
     </w:p>
+    <w:p>
+      <w:pPr>
+        <w:pStyle w:val="2"/>
+      </w:pPr>
+      <w:bookmarkStart w:id="9" w:name="_2.1_MainActivity"/>
+      <w:bookmarkEnd w:id="9"/>
+      <w:r>
+        <w:t>2.1</w:t>
+      </w:r>
+      <w:r>
+        <w:t xml:space="preserve"> </w:t>
+      </w:r>
+      <w:proofErr w:type="spellStart"/>
+      <w:r>
+        <w:rPr>
+          <w:lang w:val="en-US"/>
+        </w:rPr>
+        <w:t>MainActivity</w:t>
+      </w:r>
+      <w:proofErr w:type="spellEnd"/>
+    </w:p>
+    <w:p>
+      <w:r>
+        <w:t xml:space="preserve">После создания проекта обратимся к файлу разметки </w:t>
+      </w:r>
+      <w:r>
+        <w:rPr>
+          <w:lang w:val="en-US"/>
+        </w:rPr>
+        <w:t>activity</w:t>
+      </w:r>
+      <w:r>
+        <w:t>_</w:t>
+      </w:r>
+      <w:r>
+        <w:rPr>
+          <w:lang w:val="en-US"/>
+        </w:rPr>
+        <w:t>main</w:t>
+      </w:r>
+      <w:r>
+        <w:t>.</w:t>
+      </w:r>
+      <w:r>
+        <w:rPr>
+          <w:lang w:val="en-US"/>
+        </w:rPr>
+        <w:t>xml</w:t>
+      </w:r>
+      <w:r>
+        <w:t xml:space="preserve"> </w:t>
+      </w:r>
+      <w:r>
+        <w:t>и опишем все необходимые элементы согласно заданию (рисунок 2.1.1).</w:t>
+      </w:r>
+    </w:p>
+    <w:p>
+      <w:pPr>
+        <w:ind w:firstLine="0"/>
+        <w:jc w:val="center"/>
+      </w:pPr>
+      <w:r>
+        <w:rPr>
+          <w:noProof/>
+          <w:lang w:eastAsia="ru-RU"/>
+        </w:rPr>
+        <w:drawing>
+          <wp:inline distT="0" distB="0" distL="0" distR="0" wp14:anchorId="5BBB222F" wp14:editId="351B5671">
+            <wp:extent cx="6120130" cy="5224145"/>
+            <wp:effectExtent l="0" t="0" r="0" b="0"/>
+            <wp:docPr id="2" name="Рисунок 2"/>
+            <wp:cNvGraphicFramePr>
+              <a:graphicFrameLocks xmlns:a="http://schemas.openxmlformats.org/drawingml/2006/main" noChangeAspect="1"/>
+            </wp:cNvGraphicFramePr>
+            <a:graphic xmlns:a="http://schemas.openxmlformats.org/drawingml/2006/main">
+              <a:graphicData uri="http://schemas.openxmlformats.org/drawingml/2006/picture">
+                <pic:pic xmlns:pic="http://schemas.openxmlformats.org/drawingml/2006/picture">
+                  <pic:nvPicPr>
+                    <pic:cNvPr id="1" name=""/>
+                    <pic:cNvPicPr/>
+                  </pic:nvPicPr>
+                  <pic:blipFill>
+                    <a:blip r:embed="rId35"/>
+                    <a:stretch>
+                      <a:fillRect/>
+                    </a:stretch>
+                  </pic:blipFill>
+                  <pic:spPr>
+                    <a:xfrm>
+                      <a:off x="0" y="0"/>
+                      <a:ext cx="6120130" cy="5224145"/>
+                    </a:xfrm>
+                    <a:prstGeom prst="rect">
+                      <a:avLst/>
+                    </a:prstGeom>
+                  </pic:spPr>
+                </pic:pic>
+              </a:graphicData>
+            </a:graphic>
+          </wp:inline>
+        </w:drawing>
+      </w:r>
+    </w:p>
+    <w:p>
+      <w:pPr>
+        <w:pStyle w:val="4"/>
+      </w:pPr>
+      <w:r>
+        <w:t xml:space="preserve">Рисунок 2.1.1 – Графический и кодовый вид файла разметки </w:t>
+      </w:r>
+      <w:r>
+        <w:rPr>
+          <w:lang w:val="en-US"/>
+        </w:rPr>
+        <w:t>activity</w:t>
+      </w:r>
+      <w:r>
+        <w:t>_</w:t>
+      </w:r>
+      <w:r>
+        <w:rPr>
+          <w:lang w:val="en-US"/>
+        </w:rPr>
+        <w:t>main</w:t>
+      </w:r>
+      <w:r>
+        <w:t>.</w:t>
+      </w:r>
+      <w:r>
+        <w:rPr>
+          <w:lang w:val="en-US"/>
+        </w:rPr>
+        <w:t>xml</w:t>
+      </w:r>
+    </w:p>
+    <w:p>
+      <w:r>
+        <w:t xml:space="preserve">На рисунке 2.1.1 отображены два элемента интерфейса: </w:t>
+      </w:r>
+      <w:proofErr w:type="spellStart"/>
+      <w:r>
+        <w:rPr>
+          <w:lang w:val="en-US"/>
+        </w:rPr>
+        <w:t>EditText</w:t>
+      </w:r>
+      <w:proofErr w:type="spellEnd"/>
+      <w:r>
+        <w:t xml:space="preserve">, </w:t>
+      </w:r>
+      <w:r>
+        <w:t xml:space="preserve">предназначенный для ввода имени и фамилии пользователя, а также </w:t>
+      </w:r>
+      <w:r>
+        <w:rPr>
+          <w:lang w:val="en-US"/>
+        </w:rPr>
+        <w:t>Button</w:t>
+      </w:r>
+      <w:r>
+        <w:t xml:space="preserve">, </w:t>
+      </w:r>
+      <w:r>
+        <w:t xml:space="preserve">необходимый для перехода на следующую </w:t>
+      </w:r>
+      <w:r>
+        <w:rPr>
+          <w:lang w:val="en-US"/>
+        </w:rPr>
+        <w:t>activity</w:t>
+      </w:r>
+      <w:r>
+        <w:t>.</w:t>
+      </w:r>
+    </w:p>
+    <w:p>
+      <w:r>
+        <w:t xml:space="preserve">При этом была реализована логика перехода на другую </w:t>
+      </w:r>
+      <w:r>
+        <w:rPr>
+          <w:lang w:val="en-US"/>
+        </w:rPr>
+        <w:t>activity</w:t>
+      </w:r>
+      <w:r>
+        <w:t xml:space="preserve"> </w:t>
+      </w:r>
+      <w:r>
+        <w:t>с передачей в неё строковых данных (рисунок 2.1.2).</w:t>
+      </w:r>
+    </w:p>
+    <w:p>
+      <w:pPr>
+        <w:ind w:firstLine="0"/>
+        <w:jc w:val="center"/>
+      </w:pPr>
+      <w:r>
+        <w:rPr>
+          <w:noProof/>
+          <w:lang w:eastAsia="ru-RU"/>
+        </w:rPr>
+        <w:lastRenderedPageBreak/>
+        <w:drawing>
+          <wp:inline distT="0" distB="0" distL="0" distR="0" wp14:anchorId="2C1C80DC" wp14:editId="68BDCE67">
+            <wp:extent cx="4037610" cy="3437220"/>
+            <wp:effectExtent l="0" t="0" r="1270" b="0"/>
+            <wp:docPr id="20" name="Рисунок 20"/>
+            <wp:cNvGraphicFramePr>
+              <a:graphicFrameLocks xmlns:a="http://schemas.openxmlformats.org/drawingml/2006/main" noChangeAspect="1"/>
+            </wp:cNvGraphicFramePr>
+            <a:graphic xmlns:a="http://schemas.openxmlformats.org/drawingml/2006/main">
+              <a:graphicData uri="http://schemas.openxmlformats.org/drawingml/2006/picture">
+                <pic:pic xmlns:pic="http://schemas.openxmlformats.org/drawingml/2006/picture">
+                  <pic:nvPicPr>
+                    <pic:cNvPr id="1" name=""/>
+                    <pic:cNvPicPr/>
+                  </pic:nvPicPr>
+                  <pic:blipFill>
+                    <a:blip r:embed="rId36"/>
+                    <a:stretch>
+                      <a:fillRect/>
+                    </a:stretch>
+                  </pic:blipFill>
+                  <pic:spPr>
+                    <a:xfrm>
+                      <a:off x="0" y="0"/>
+                      <a:ext cx="4072048" cy="3466537"/>
+                    </a:xfrm>
+                    <a:prstGeom prst="rect">
+                      <a:avLst/>
+                    </a:prstGeom>
+                  </pic:spPr>
+                </pic:pic>
+              </a:graphicData>
+            </a:graphic>
+          </wp:inline>
+        </w:drawing>
+      </w:r>
+    </w:p>
+    <w:p>
+      <w:pPr>
+        <w:pStyle w:val="4"/>
+      </w:pPr>
+      <w:r>
+        <w:t xml:space="preserve">Рисунок 2.1.2 – Реализация логики файла разметки </w:t>
+      </w:r>
+      <w:r>
+        <w:rPr>
+          <w:lang w:val="en-US"/>
+        </w:rPr>
+        <w:t>activity</w:t>
+      </w:r>
+      <w:r>
+        <w:t>_</w:t>
+      </w:r>
+      <w:r>
+        <w:rPr>
+          <w:lang w:val="en-US"/>
+        </w:rPr>
+        <w:t>main</w:t>
+      </w:r>
+      <w:r>
+        <w:t>.</w:t>
+      </w:r>
+      <w:r>
+        <w:rPr>
+          <w:lang w:val="en-US"/>
+        </w:rPr>
+        <w:t>xml</w:t>
+      </w:r>
+    </w:p>
+    <w:p>
+      <w:pPr>
+        <w:pStyle w:val="2"/>
+      </w:pPr>
+      <w:bookmarkStart w:id="10" w:name="_2.2_SecondActivity"/>
+      <w:bookmarkEnd w:id="10"/>
+      <w:r>
+        <w:t xml:space="preserve">2.2 </w:t>
+      </w:r>
+      <w:proofErr w:type="spellStart"/>
+      <w:r>
+        <w:rPr>
+          <w:lang w:val="en-US"/>
+        </w:rPr>
+        <w:t>SecondActivity</w:t>
+      </w:r>
+      <w:proofErr w:type="spellEnd"/>
+    </w:p>
+    <w:p>
+      <w:r>
+        <w:t xml:space="preserve">Далее создадим второй файл разметки под названием </w:t>
+      </w:r>
+      <w:r>
+        <w:rPr>
+          <w:lang w:val="en-US"/>
+        </w:rPr>
+        <w:t>activity</w:t>
+      </w:r>
+      <w:r>
+        <w:t>_</w:t>
+      </w:r>
+      <w:r>
+        <w:rPr>
+          <w:lang w:val="en-US"/>
+        </w:rPr>
+        <w:t>second</w:t>
+      </w:r>
+      <w:r>
+        <w:t>.</w:t>
+      </w:r>
+      <w:r>
+        <w:rPr>
+          <w:lang w:val="en-US"/>
+        </w:rPr>
+        <w:t>xml</w:t>
+      </w:r>
+      <w:r>
+        <w:t>, реализовав необходимый функционал (</w:t>
+      </w:r>
+      <w:r>
+        <w:t>рисунок 2.2.1</w:t>
+      </w:r>
+      <w:r>
+        <w:t>)</w:t>
+      </w:r>
+      <w:r>
+        <w:t>.</w:t>
+      </w:r>
+    </w:p>
+    <w:p>
+      <w:pPr>
+        <w:ind w:firstLine="0"/>
+        <w:jc w:val="center"/>
+      </w:pPr>
+      <w:r>
+        <w:rPr>
+          <w:noProof/>
+          <w:lang w:eastAsia="ru-RU"/>
+        </w:rPr>
+        <w:drawing>
+          <wp:inline distT="0" distB="0" distL="0" distR="0" wp14:anchorId="0754A5EB" wp14:editId="556DDB79">
+            <wp:extent cx="3586348" cy="3820029"/>
+            <wp:effectExtent l="0" t="0" r="0" b="0"/>
+            <wp:docPr id="4" name="Рисунок 4"/>
+            <wp:cNvGraphicFramePr>
+              <a:graphicFrameLocks xmlns:a="http://schemas.openxmlformats.org/drawingml/2006/main" noChangeAspect="1"/>
+            </wp:cNvGraphicFramePr>
+            <a:graphic xmlns:a="http://schemas.openxmlformats.org/drawingml/2006/main">
+              <a:graphicData uri="http://schemas.openxmlformats.org/drawingml/2006/picture">
+                <pic:pic xmlns:pic="http://schemas.openxmlformats.org/drawingml/2006/picture">
+                  <pic:nvPicPr>
+                    <pic:cNvPr id="1" name=""/>
+                    <pic:cNvPicPr/>
+                  </pic:nvPicPr>
+                  <pic:blipFill>
+                    <a:blip r:embed="rId37"/>
+                    <a:stretch>
+                      <a:fillRect/>
+                    </a:stretch>
+                  </pic:blipFill>
+                  <pic:spPr>
+                    <a:xfrm>
+                      <a:off x="0" y="0"/>
+                      <a:ext cx="3656668" cy="3894931"/>
+                    </a:xfrm>
+                    <a:prstGeom prst="rect">
+                      <a:avLst/>
+                    </a:prstGeom>
+                  </pic:spPr>
+                </pic:pic>
+              </a:graphicData>
+            </a:graphic>
+          </wp:inline>
+        </w:drawing>
+      </w:r>
+    </w:p>
+    <w:p>
+      <w:pPr>
+        <w:pStyle w:val="4"/>
+      </w:pPr>
+      <w:r>
+        <w:t>Р</w:t>
+      </w:r>
+      <w:r>
+        <w:t>исунок 2.2.</w:t>
+      </w:r>
+      <w:r>
+        <w:t>1</w:t>
+      </w:r>
+      <w:r>
+        <w:t xml:space="preserve"> - </w:t>
+      </w:r>
+      <w:r>
+        <w:t xml:space="preserve">Графический и кодовый вид файла разметки </w:t>
+      </w:r>
+      <w:proofErr w:type="spellStart"/>
+      <w:r>
+        <w:t>activity</w:t>
+      </w:r>
+      <w:proofErr w:type="spellEnd"/>
+      <w:r>
+        <w:t>_</w:t>
+      </w:r>
+      <w:r>
+        <w:rPr>
+          <w:lang w:val="en-US"/>
+        </w:rPr>
+        <w:t>second</w:t>
+      </w:r>
+      <w:r>
+        <w:t>.</w:t>
+      </w:r>
+      <w:r>
+        <w:rPr>
+          <w:lang w:val="en-US"/>
+        </w:rPr>
+        <w:t>xml</w:t>
+      </w:r>
+    </w:p>
+    <w:p>
+      <w:r>
+        <w:lastRenderedPageBreak/>
+        <w:t>Н</w:t>
+      </w:r>
+      <w:r>
+        <w:t>а рисунке 2.2</w:t>
+      </w:r>
+      <w:r>
+        <w:t>.</w:t>
+      </w:r>
+      <w:r>
+        <w:t>1</w:t>
+      </w:r>
+      <w:r>
+        <w:t xml:space="preserve"> отображены 4 элемента разметки: 3 </w:t>
+      </w:r>
+      <w:proofErr w:type="spellStart"/>
+      <w:r>
+        <w:rPr>
+          <w:lang w:val="en-US"/>
+        </w:rPr>
+        <w:t>TextView</w:t>
+      </w:r>
+      <w:proofErr w:type="spellEnd"/>
+      <w:r>
+        <w:t xml:space="preserve">, </w:t>
+      </w:r>
+      <w:r>
+        <w:t xml:space="preserve">предназначенные для отображения входных данных, а также </w:t>
+      </w:r>
+      <w:r>
+        <w:rPr>
+          <w:lang w:val="en-US"/>
+        </w:rPr>
+        <w:t>Button</w:t>
+      </w:r>
+      <w:r>
+        <w:t>,</w:t>
+      </w:r>
+      <w:r>
+        <w:t xml:space="preserve"> необходимая для перехода на другую </w:t>
+      </w:r>
+      <w:r>
+        <w:rPr>
+          <w:lang w:val="en-US"/>
+        </w:rPr>
+        <w:t>activity</w:t>
+      </w:r>
+      <w:r>
+        <w:t>.</w:t>
+      </w:r>
+    </w:p>
+    <w:p>
+      <w:r>
+        <w:t xml:space="preserve">При этом была реализована логика файла разметки </w:t>
+      </w:r>
+      <w:proofErr w:type="spellStart"/>
+      <w:r>
+        <w:t>activity</w:t>
+      </w:r>
+      <w:proofErr w:type="spellEnd"/>
+      <w:r>
+        <w:t>_</w:t>
+      </w:r>
+      <w:r>
+        <w:rPr>
+          <w:lang w:val="en-US"/>
+        </w:rPr>
+        <w:t>second</w:t>
+      </w:r>
+      <w:r>
+        <w:t>.</w:t>
+      </w:r>
+      <w:r>
+        <w:rPr>
+          <w:lang w:val="en-US"/>
+        </w:rPr>
+        <w:t>xml</w:t>
+      </w:r>
+      <w:r>
+        <w:t xml:space="preserve"> (</w:t>
+      </w:r>
+      <w:r>
+        <w:t>рисунок 2.2.2</w:t>
+      </w:r>
+      <w:r>
+        <w:t>)</w:t>
+      </w:r>
+      <w:r>
+        <w:t>.</w:t>
+      </w:r>
+    </w:p>
+    <w:p>
+      <w:pPr>
+        <w:ind w:firstLine="0"/>
+        <w:jc w:val="center"/>
+      </w:pPr>
+      <w:r>
+        <w:rPr>
+          <w:noProof/>
+          <w:lang w:eastAsia="ru-RU"/>
+        </w:rPr>
+        <w:drawing>
+          <wp:inline distT="0" distB="0" distL="0" distR="0" wp14:anchorId="5F8ECAFA" wp14:editId="147FDD46">
+            <wp:extent cx="5760720" cy="4850765"/>
+            <wp:effectExtent l="0" t="0" r="0" b="6985"/>
+            <wp:docPr id="22" name="Рисунок 22"/>
+            <wp:cNvGraphicFramePr>
+              <a:graphicFrameLocks xmlns:a="http://schemas.openxmlformats.org/drawingml/2006/main" noChangeAspect="1"/>
+            </wp:cNvGraphicFramePr>
+            <a:graphic xmlns:a="http://schemas.openxmlformats.org/drawingml/2006/main">
+              <a:graphicData uri="http://schemas.openxmlformats.org/drawingml/2006/picture">
+                <pic:pic xmlns:pic="http://schemas.openxmlformats.org/drawingml/2006/picture">
+                  <pic:nvPicPr>
+                    <pic:cNvPr id="1" name=""/>
+                    <pic:cNvPicPr/>
+                  </pic:nvPicPr>
+                  <pic:blipFill>
+                    <a:blip r:embed="rId38"/>
+                    <a:stretch>
+                      <a:fillRect/>
+                    </a:stretch>
+                  </pic:blipFill>
+                  <pic:spPr>
+                    <a:xfrm>
+                      <a:off x="0" y="0"/>
+                      <a:ext cx="5760720" cy="4850765"/>
+                    </a:xfrm>
+                    <a:prstGeom prst="rect">
+                      <a:avLst/>
+                    </a:prstGeom>
+                  </pic:spPr>
+                </pic:pic>
+              </a:graphicData>
+            </a:graphic>
+          </wp:inline>
+        </w:drawing>
+      </w:r>
+      <w:r>
+        <w:t xml:space="preserve"> </w:t>
+      </w:r>
+    </w:p>
+    <w:p>
+      <w:pPr>
+        <w:pStyle w:val="4"/>
+      </w:pPr>
+      <w:r>
+        <w:t>Р</w:t>
+      </w:r>
+      <w:r>
+        <w:t>исунок 2.2.</w:t>
+      </w:r>
+      <w:r>
+        <w:t>2</w:t>
+      </w:r>
+      <w:r>
+        <w:t xml:space="preserve"> </w:t>
+      </w:r>
+      <w:r>
+        <w:t xml:space="preserve">– Реализация логики файла разметки </w:t>
+      </w:r>
+      <w:r>
+        <w:rPr>
+          <w:lang w:val="en-US"/>
+        </w:rPr>
+        <w:t>activity</w:t>
+      </w:r>
+      <w:r>
+        <w:t>_</w:t>
+      </w:r>
+      <w:r>
+        <w:rPr>
+          <w:lang w:val="en-US"/>
+        </w:rPr>
+        <w:t>second</w:t>
+      </w:r>
+      <w:r>
+        <w:t>.</w:t>
+      </w:r>
+      <w:r>
+        <w:rPr>
+          <w:lang w:val="en-US"/>
+        </w:rPr>
+        <w:t>xml</w:t>
+      </w:r>
+    </w:p>
+    <w:p>
+      <w:pPr>
+        <w:pStyle w:val="2"/>
+      </w:pPr>
+      <w:bookmarkStart w:id="11" w:name="_2.3_ThirdActivity"/>
+      <w:bookmarkEnd w:id="11"/>
+      <w:r>
+        <w:t xml:space="preserve">2.3 </w:t>
+      </w:r>
+      <w:proofErr w:type="spellStart"/>
+      <w:r>
+        <w:rPr>
+          <w:lang w:val="en-US"/>
+        </w:rPr>
+        <w:t>ThirdActivity</w:t>
+      </w:r>
+      <w:proofErr w:type="spellEnd"/>
+    </w:p>
+    <w:p>
+      <w:r>
+        <w:t xml:space="preserve">Далее был создан третий файл разметки – </w:t>
+      </w:r>
+      <w:r>
+        <w:rPr>
+          <w:lang w:val="en-US"/>
+        </w:rPr>
+        <w:t>activity</w:t>
+      </w:r>
+      <w:r>
+        <w:t>.</w:t>
+      </w:r>
+      <w:r>
+        <w:rPr>
+          <w:lang w:val="en-US"/>
+        </w:rPr>
+        <w:t>third</w:t>
+      </w:r>
+      <w:r>
+        <w:t>.</w:t>
+      </w:r>
+      <w:r>
+        <w:rPr>
+          <w:lang w:val="en-US"/>
+        </w:rPr>
+        <w:t>xml</w:t>
+      </w:r>
+      <w:r>
+        <w:t>,</w:t>
+      </w:r>
+      <w:r>
+        <w:t xml:space="preserve"> с сопутствующими ему по заданию элементами интерфейса</w:t>
+      </w:r>
+      <w:r>
+        <w:t xml:space="preserve"> (</w:t>
+      </w:r>
+      <w:r>
+        <w:t>рисунок 2.3</w:t>
+      </w:r>
+      <w:r>
+        <w:t>.</w:t>
+      </w:r>
+      <w:r>
+        <w:t>1</w:t>
+      </w:r>
+      <w:r>
+        <w:t>).</w:t>
+      </w:r>
+    </w:p>
+    <w:p>
+      <w:pPr>
+        <w:ind w:firstLine="0"/>
+        <w:jc w:val="center"/>
+      </w:pPr>
+      <w:r>
+        <w:rPr>
+          <w:noProof/>
+          <w:lang w:eastAsia="ru-RU"/>
+        </w:rPr>
+        <w:lastRenderedPageBreak/>
+        <w:drawing>
+          <wp:inline distT="0" distB="0" distL="0" distR="0" wp14:anchorId="24717DD4" wp14:editId="30F4E504">
+            <wp:extent cx="6120130" cy="4950460"/>
+            <wp:effectExtent l="0" t="0" r="0" b="2540"/>
+            <wp:docPr id="6" name="Рисунок 6"/>
+            <wp:cNvGraphicFramePr>
+              <a:graphicFrameLocks xmlns:a="http://schemas.openxmlformats.org/drawingml/2006/main" noChangeAspect="1"/>
+            </wp:cNvGraphicFramePr>
+            <a:graphic xmlns:a="http://schemas.openxmlformats.org/drawingml/2006/main">
+              <a:graphicData uri="http://schemas.openxmlformats.org/drawingml/2006/picture">
+                <pic:pic xmlns:pic="http://schemas.openxmlformats.org/drawingml/2006/picture">
+                  <pic:nvPicPr>
+                    <pic:cNvPr id="1" name=""/>
+                    <pic:cNvPicPr/>
+                  </pic:nvPicPr>
+                  <pic:blipFill>
+                    <a:blip r:embed="rId39"/>
+                    <a:stretch>
+                      <a:fillRect/>
+                    </a:stretch>
+                  </pic:blipFill>
+                  <pic:spPr>
+                    <a:xfrm>
+                      <a:off x="0" y="0"/>
+                      <a:ext cx="6120130" cy="4950460"/>
+                    </a:xfrm>
+                    <a:prstGeom prst="rect">
+                      <a:avLst/>
+                    </a:prstGeom>
+                  </pic:spPr>
+                </pic:pic>
+              </a:graphicData>
+            </a:graphic>
+          </wp:inline>
+        </w:drawing>
+      </w:r>
+    </w:p>
+    <w:p>
+      <w:pPr>
+        <w:pStyle w:val="4"/>
+      </w:pPr>
+      <w:r>
+        <w:t>Р</w:t>
+      </w:r>
+      <w:r>
+        <w:t>исунок 2.3.</w:t>
+      </w:r>
+      <w:r>
+        <w:t>1</w:t>
+      </w:r>
+      <w:r>
+        <w:t xml:space="preserve"> – </w:t>
+      </w:r>
+      <w:r>
+        <w:t xml:space="preserve">Графический и кодовый вид файла разметки </w:t>
+      </w:r>
+      <w:proofErr w:type="spellStart"/>
+      <w:r>
+        <w:t>activity</w:t>
+      </w:r>
+      <w:proofErr w:type="spellEnd"/>
+      <w:r>
+        <w:t>_</w:t>
+      </w:r>
+      <w:r>
+        <w:rPr>
+          <w:lang w:val="en-US"/>
+        </w:rPr>
+        <w:t>third</w:t>
+      </w:r>
+      <w:r>
+        <w:t>.</w:t>
+      </w:r>
+      <w:r>
+        <w:rPr>
+          <w:lang w:val="en-US"/>
+        </w:rPr>
+        <w:t>xml</w:t>
+      </w:r>
+    </w:p>
+    <w:p>
+      <w:r>
+        <w:t>Н</w:t>
+      </w:r>
+      <w:r>
+        <w:t>а рисунке 2.3.</w:t>
+      </w:r>
+      <w:r>
+        <w:t>1</w:t>
+      </w:r>
+      <w:r>
+        <w:t xml:space="preserve"> представлены такие элементы интерфейса, как 3 экземпляра </w:t>
+      </w:r>
+      <w:proofErr w:type="spellStart"/>
+      <w:r>
+        <w:rPr>
+          <w:lang w:val="en-US"/>
+        </w:rPr>
+        <w:t>EditText</w:t>
+      </w:r>
+      <w:proofErr w:type="spellEnd"/>
+      <w:r>
+        <w:t xml:space="preserve">, </w:t>
+      </w:r>
+      <w:r>
+        <w:t>предназначенные для ввода даты, времени и комментариев соответственно</w:t>
+      </w:r>
+      <w:r>
+        <w:t xml:space="preserve">, а также </w:t>
+      </w:r>
+      <w:r>
+        <w:rPr>
+          <w:lang w:val="en-US"/>
+        </w:rPr>
+        <w:t>Button</w:t>
+      </w:r>
+      <w:r>
+        <w:t xml:space="preserve">, </w:t>
+      </w:r>
+      <w:r>
+        <w:t xml:space="preserve">необходимый для перехода на предыдущую </w:t>
+      </w:r>
+      <w:r>
+        <w:rPr>
+          <w:lang w:val="en-US"/>
+        </w:rPr>
+        <w:t>activity</w:t>
+      </w:r>
+      <w:r>
+        <w:t>.</w:t>
+      </w:r>
+    </w:p>
+    <w:p>
+      <w:r>
+        <w:t xml:space="preserve">При этом была реализована логика файла разметки </w:t>
+      </w:r>
+      <w:proofErr w:type="spellStart"/>
+      <w:r>
+        <w:t>activity</w:t>
+      </w:r>
+      <w:proofErr w:type="spellEnd"/>
+      <w:r>
+        <w:t>_</w:t>
+      </w:r>
+      <w:r>
+        <w:rPr>
+          <w:lang w:val="en-US"/>
+        </w:rPr>
+        <w:t>third</w:t>
+      </w:r>
+      <w:r>
+        <w:t>.</w:t>
+      </w:r>
+      <w:r>
+        <w:rPr>
+          <w:lang w:val="en-US"/>
+        </w:rPr>
+        <w:t>xml</w:t>
+      </w:r>
+      <w:r>
+        <w:t xml:space="preserve"> (</w:t>
+      </w:r>
+      <w:r>
+        <w:t>рисунок 2.</w:t>
+      </w:r>
+      <w:r>
+        <w:t>3</w:t>
+      </w:r>
+      <w:r>
+        <w:t>.2</w:t>
+      </w:r>
+      <w:r>
+        <w:t>).</w:t>
+      </w:r>
+    </w:p>
+    <w:p>
+      <w:pPr>
+        <w:ind w:firstLine="0"/>
+        <w:jc w:val="center"/>
+      </w:pPr>
+      <w:r>
+        <w:rPr>
+          <w:noProof/>
+          <w:lang w:eastAsia="ru-RU"/>
+        </w:rPr>
+        <w:lastRenderedPageBreak/>
+        <w:drawing>
+          <wp:inline distT="0" distB="0" distL="0" distR="0" wp14:anchorId="50A6AEC2" wp14:editId="387C0D28">
+            <wp:extent cx="5760720" cy="5255260"/>
+            <wp:effectExtent l="0" t="0" r="0" b="2540"/>
+            <wp:docPr id="23" name="Рисунок 23"/>
+            <wp:cNvGraphicFramePr>
+              <a:graphicFrameLocks xmlns:a="http://schemas.openxmlformats.org/drawingml/2006/main" noChangeAspect="1"/>
+            </wp:cNvGraphicFramePr>
+            <a:graphic xmlns:a="http://schemas.openxmlformats.org/drawingml/2006/main">
+              <a:graphicData uri="http://schemas.openxmlformats.org/drawingml/2006/picture">
+                <pic:pic xmlns:pic="http://schemas.openxmlformats.org/drawingml/2006/picture">
+                  <pic:nvPicPr>
+                    <pic:cNvPr id="1" name=""/>
+                    <pic:cNvPicPr/>
+                  </pic:nvPicPr>
+                  <pic:blipFill>
+                    <a:blip r:embed="rId40"/>
+                    <a:stretch>
+                      <a:fillRect/>
+                    </a:stretch>
+                  </pic:blipFill>
+                  <pic:spPr>
+                    <a:xfrm>
+                      <a:off x="0" y="0"/>
+                      <a:ext cx="5760720" cy="5255260"/>
+                    </a:xfrm>
+                    <a:prstGeom prst="rect">
+                      <a:avLst/>
+                    </a:prstGeom>
+                  </pic:spPr>
+                </pic:pic>
+              </a:graphicData>
+            </a:graphic>
+          </wp:inline>
+        </w:drawing>
+      </w:r>
+    </w:p>
+    <w:p>
+      <w:pPr>
+        <w:pStyle w:val="4"/>
+      </w:pPr>
+      <w:r>
+        <w:t xml:space="preserve">Рисунок 2.3.2 - Реализация логики файла разметки </w:t>
+      </w:r>
+      <w:r>
+        <w:rPr>
+          <w:lang w:val="en-US"/>
+        </w:rPr>
+        <w:t>activity</w:t>
+      </w:r>
+      <w:r>
+        <w:t>_</w:t>
+      </w:r>
+      <w:r>
+        <w:rPr>
+          <w:lang w:val="en-US"/>
+        </w:rPr>
+        <w:t>third</w:t>
+      </w:r>
+      <w:r>
+        <w:t>.</w:t>
+      </w:r>
+      <w:r>
+        <w:rPr>
+          <w:lang w:val="en-US"/>
+        </w:rPr>
+        <w:t>xml</w:t>
+      </w:r>
+    </w:p>
+    <w:p>
+      <w:pPr>
+        <w:pStyle w:val="2"/>
+      </w:pPr>
+      <w:bookmarkStart w:id="12" w:name="_2.4_Итоговый_вид"/>
+      <w:bookmarkEnd w:id="12"/>
+      <w:r>
+        <w:t xml:space="preserve">2.4 </w:t>
+      </w:r>
+      <w:r>
+        <w:t>Итоговый вид приложения</w:t>
+      </w:r>
+    </w:p>
+    <w:p>
+      <w:r>
+        <w:t>Теперь отобразим конечный вид полученного приложения</w:t>
+      </w:r>
+      <w:r>
+        <w:t xml:space="preserve"> на рисунках 2.4.1 –</w:t>
+      </w:r>
+      <w:r>
+        <w:t xml:space="preserve"> 2.4.4</w:t>
+      </w:r>
+      <w:r>
+        <w:t>.</w:t>
+      </w:r>
+    </w:p>
+    <w:p>
+      <w:pPr>
+        <w:ind w:firstLine="0"/>
+        <w:jc w:val="center"/>
+        <w:rPr>
+          <w:lang w:val="en-US"/>
+        </w:rPr>
+      </w:pPr>
+      <w:r>
+        <w:rPr>
+          <w:noProof/>
+          <w:lang w:eastAsia="ru-RU"/>
+        </w:rPr>
+        <w:lastRenderedPageBreak/>
+        <w:drawing>
+          <wp:inline distT="0" distB="0" distL="0" distR="0" wp14:anchorId="78FCCC97" wp14:editId="1541A2EA">
+            <wp:extent cx="4641291" cy="7885215"/>
+            <wp:effectExtent l="0" t="0" r="6985" b="1905"/>
+            <wp:docPr id="8" name="Рисунок 8"/>
+            <wp:cNvGraphicFramePr>
+              <a:graphicFrameLocks xmlns:a="http://schemas.openxmlformats.org/drawingml/2006/main" noChangeAspect="1"/>
+            </wp:cNvGraphicFramePr>
+            <a:graphic xmlns:a="http://schemas.openxmlformats.org/drawingml/2006/main">
+              <a:graphicData uri="http://schemas.openxmlformats.org/drawingml/2006/picture">
+                <pic:pic xmlns:pic="http://schemas.openxmlformats.org/drawingml/2006/picture">
+                  <pic:nvPicPr>
+                    <pic:cNvPr id="1" name=""/>
+                    <pic:cNvPicPr/>
+                  </pic:nvPicPr>
+                  <pic:blipFill>
+                    <a:blip r:embed="rId41"/>
+                    <a:stretch>
+                      <a:fillRect/>
+                    </a:stretch>
+                  </pic:blipFill>
+                  <pic:spPr>
+                    <a:xfrm>
+                      <a:off x="0" y="0"/>
+                      <a:ext cx="4659100" cy="7915472"/>
+                    </a:xfrm>
+                    <a:prstGeom prst="rect">
+                      <a:avLst/>
+                    </a:prstGeom>
+                  </pic:spPr>
+                </pic:pic>
+              </a:graphicData>
+            </a:graphic>
+          </wp:inline>
+        </w:drawing>
+      </w:r>
+    </w:p>
+    <w:p>
+      <w:pPr>
+        <w:pStyle w:val="4"/>
+      </w:pPr>
+      <w:r>
+        <w:t>Рисунок 2.4.1 – Приветственная страница приложения</w:t>
+      </w:r>
+    </w:p>
+    <w:p>
+      <w:r>
+        <w:t>На рисунке 2.4.1 представлена приветственная страница приложения.</w:t>
+      </w:r>
+    </w:p>
+    <w:p>
+      <w:pPr>
+        <w:ind w:firstLine="0"/>
+        <w:jc w:val="center"/>
+        <w:rPr>
+          <w:lang w:val="en-US"/>
+        </w:rPr>
+      </w:pPr>
+      <w:r>
+        <w:rPr>
+          <w:noProof/>
+          <w:lang w:eastAsia="ru-RU"/>
+        </w:rPr>
+        <w:lastRenderedPageBreak/>
+        <w:drawing>
+          <wp:inline distT="0" distB="0" distL="0" distR="0" wp14:anchorId="12139E56" wp14:editId="15AE0CFB">
+            <wp:extent cx="4797632" cy="7938842"/>
+            <wp:effectExtent l="0" t="0" r="3175" b="5080"/>
+            <wp:docPr id="9" name="Рисунок 9"/>
+            <wp:cNvGraphicFramePr>
+              <a:graphicFrameLocks xmlns:a="http://schemas.openxmlformats.org/drawingml/2006/main" noChangeAspect="1"/>
+            </wp:cNvGraphicFramePr>
+            <a:graphic xmlns:a="http://schemas.openxmlformats.org/drawingml/2006/main">
+              <a:graphicData uri="http://schemas.openxmlformats.org/drawingml/2006/picture">
+                <pic:pic xmlns:pic="http://schemas.openxmlformats.org/drawingml/2006/picture">
+                  <pic:nvPicPr>
+                    <pic:cNvPr id="1" name=""/>
+                    <pic:cNvPicPr/>
+                  </pic:nvPicPr>
+                  <pic:blipFill>
+                    <a:blip r:embed="rId42"/>
+                    <a:stretch>
+                      <a:fillRect/>
+                    </a:stretch>
+                  </pic:blipFill>
+                  <pic:spPr>
+                    <a:xfrm>
+                      <a:off x="0" y="0"/>
+                      <a:ext cx="4801276" cy="7944872"/>
+                    </a:xfrm>
+                    <a:prstGeom prst="rect">
+                      <a:avLst/>
+                    </a:prstGeom>
+                  </pic:spPr>
+                </pic:pic>
+              </a:graphicData>
+            </a:graphic>
+          </wp:inline>
+        </w:drawing>
+      </w:r>
+    </w:p>
+    <w:p>
+      <w:pPr>
+        <w:pStyle w:val="4"/>
+      </w:pPr>
+      <w:r>
+        <w:t xml:space="preserve">Рисунок 2.4.2 – Отображение 2 </w:t>
+      </w:r>
+      <w:r>
+        <w:rPr>
+          <w:lang w:val="en-US"/>
+        </w:rPr>
+        <w:t>activity</w:t>
+      </w:r>
+      <w:r>
+        <w:t xml:space="preserve"> </w:t>
+      </w:r>
+      <w:r>
+        <w:t>приложения</w:t>
+      </w:r>
+    </w:p>
+    <w:p>
+      <w:r>
+        <w:t xml:space="preserve">На рисунке 2.4.2 происходит отображение ранее введённых данных, а также возможность на переход </w:t>
+      </w:r>
+      <w:r>
+        <w:rPr>
+          <w:lang w:val="en-US"/>
+        </w:rPr>
+        <w:t>activity</w:t>
+      </w:r>
+      <w:r>
+        <w:t xml:space="preserve"> </w:t>
+      </w:r>
+      <w:r>
+        <w:t>с вводом необходимых данных.</w:t>
+      </w:r>
+    </w:p>
+    <w:p>
+      <w:pPr>
+        <w:ind w:firstLine="0"/>
+        <w:jc w:val="center"/>
+        <w:rPr>
+          <w:lang w:val="en-US"/>
+        </w:rPr>
+      </w:pPr>
+      <w:r>
+        <w:rPr>
+          <w:noProof/>
+          <w:lang w:eastAsia="ru-RU"/>
+        </w:rPr>
+        <w:lastRenderedPageBreak/>
+        <w:drawing>
+          <wp:inline distT="0" distB="0" distL="0" distR="0" wp14:anchorId="5134B473" wp14:editId="6DFB939D">
+            <wp:extent cx="5047013" cy="8230913"/>
+            <wp:effectExtent l="0" t="0" r="1270" b="0"/>
+            <wp:docPr id="10" name="Рисунок 10"/>
+            <wp:cNvGraphicFramePr>
+              <a:graphicFrameLocks xmlns:a="http://schemas.openxmlformats.org/drawingml/2006/main" noChangeAspect="1"/>
+            </wp:cNvGraphicFramePr>
+            <a:graphic xmlns:a="http://schemas.openxmlformats.org/drawingml/2006/main">
+              <a:graphicData uri="http://schemas.openxmlformats.org/drawingml/2006/picture">
+                <pic:pic xmlns:pic="http://schemas.openxmlformats.org/drawingml/2006/picture">
+                  <pic:nvPicPr>
+                    <pic:cNvPr id="1" name=""/>
+                    <pic:cNvPicPr/>
+                  </pic:nvPicPr>
+                  <pic:blipFill>
+                    <a:blip r:embed="rId43"/>
+                    <a:stretch>
+                      <a:fillRect/>
+                    </a:stretch>
+                  </pic:blipFill>
+                  <pic:spPr>
+                    <a:xfrm>
+                      <a:off x="0" y="0"/>
+                      <a:ext cx="5052498" cy="8239858"/>
+                    </a:xfrm>
+                    <a:prstGeom prst="rect">
+                      <a:avLst/>
+                    </a:prstGeom>
+                  </pic:spPr>
+                </pic:pic>
+              </a:graphicData>
+            </a:graphic>
+          </wp:inline>
+        </w:drawing>
+      </w:r>
+    </w:p>
+    <w:p>
+      <w:pPr>
+        <w:pStyle w:val="4"/>
+      </w:pPr>
+      <w:r>
+        <w:t>Рисунок 2.4.3 –</w:t>
+      </w:r>
+      <w:r>
+        <w:t xml:space="preserve"> Последняя </w:t>
+      </w:r>
+      <w:r>
+        <w:rPr>
+          <w:lang w:val="en-US"/>
+        </w:rPr>
+        <w:t>activity</w:t>
+      </w:r>
+      <w:r>
+        <w:t xml:space="preserve"> </w:t>
+      </w:r>
+      <w:r>
+        <w:t>приложения</w:t>
+      </w:r>
+    </w:p>
+    <w:p>
+      <w:r>
+        <w:t xml:space="preserve">Рисунок </w:t>
+      </w:r>
+      <w:r>
+        <w:t>2.4.3</w:t>
+      </w:r>
+      <w:r>
+        <w:t xml:space="preserve"> отображает </w:t>
+      </w:r>
+      <w:r>
+        <w:rPr>
+          <w:lang w:val="en-US"/>
+        </w:rPr>
+        <w:t>activity</w:t>
+      </w:r>
+      <w:r>
+        <w:t xml:space="preserve"> </w:t>
+      </w:r>
+      <w:r>
+        <w:t xml:space="preserve">с вводом различных данных, а также кнопку с возможностью подтверждения данных. </w:t>
+      </w:r>
+    </w:p>
+    <w:p>
+      <w:pPr>
+        <w:ind w:firstLine="0"/>
+        <w:jc w:val="center"/>
+        <w:rPr>
+          <w:lang w:val="en-US"/>
+        </w:rPr>
+      </w:pPr>
+      <w:r>
+        <w:rPr>
+          <w:noProof/>
+          <w:lang w:eastAsia="ru-RU"/>
+        </w:rPr>
+        <w:lastRenderedPageBreak/>
+        <w:drawing>
+          <wp:inline distT="0" distB="0" distL="0" distR="0" wp14:anchorId="675AE731" wp14:editId="25643811">
+            <wp:extent cx="5023263" cy="8289608"/>
+            <wp:effectExtent l="0" t="0" r="6350" b="0"/>
+            <wp:docPr id="11" name="Рисунок 11"/>
+            <wp:cNvGraphicFramePr>
+              <a:graphicFrameLocks xmlns:a="http://schemas.openxmlformats.org/drawingml/2006/main" noChangeAspect="1"/>
+            </wp:cNvGraphicFramePr>
+            <a:graphic xmlns:a="http://schemas.openxmlformats.org/drawingml/2006/main">
+              <a:graphicData uri="http://schemas.openxmlformats.org/drawingml/2006/picture">
+                <pic:pic xmlns:pic="http://schemas.openxmlformats.org/drawingml/2006/picture">
+                  <pic:nvPicPr>
+                    <pic:cNvPr id="1" name=""/>
+                    <pic:cNvPicPr/>
+                  </pic:nvPicPr>
+                  <pic:blipFill>
+                    <a:blip r:embed="rId44"/>
+                    <a:stretch>
+                      <a:fillRect/>
+                    </a:stretch>
+                  </pic:blipFill>
+                  <pic:spPr>
+                    <a:xfrm>
+                      <a:off x="0" y="0"/>
+                      <a:ext cx="5033859" cy="8307094"/>
+                    </a:xfrm>
+                    <a:prstGeom prst="rect">
+                      <a:avLst/>
+                    </a:prstGeom>
+                  </pic:spPr>
+                </pic:pic>
+              </a:graphicData>
+            </a:graphic>
+          </wp:inline>
+        </w:drawing>
+      </w:r>
+    </w:p>
+    <w:p>
+      <w:pPr>
+        <w:pStyle w:val="4"/>
+      </w:pPr>
+      <w:r>
+        <w:t>Рисунок 2.4.4 – Оповещ</w:t>
+      </w:r>
+      <w:r>
+        <w:t>ение об успешной передачи данных</w:t>
+      </w:r>
+    </w:p>
+    <w:p>
+      <w:r>
+        <w:t>На рисунке 2.4.4 отображено подтверждение успешной отправки ранее введённых данных.</w:t>
+      </w:r>
+    </w:p>
+    <w:p>
+      <w:pPr>
+        <w:pStyle w:val="2"/>
+      </w:pPr>
+      <w:bookmarkStart w:id="13" w:name="_2.5_Создание_проекта"/>
+      <w:bookmarkEnd w:id="13"/>
+      <w:r>
+        <w:lastRenderedPageBreak/>
+        <w:t>2.5 Создание проекта</w:t>
+      </w:r>
+    </w:p>
+    <w:p>
+      <w:r>
+        <w:t xml:space="preserve">Создаём проект под названием </w:t>
+      </w:r>
+      <w:r>
+        <w:t>“</w:t>
+      </w:r>
+      <w:proofErr w:type="spellStart"/>
+      <w:r>
+        <w:rPr>
+          <w:lang w:val="en-US"/>
+        </w:rPr>
+        <w:t>Practic</w:t>
+      </w:r>
+      <w:proofErr w:type="spellEnd"/>
+      <w:r>
+        <w:t xml:space="preserve">4.1” </w:t>
+      </w:r>
+      <w:r>
+        <w:t>согласно поставленной задаче (рисунок 2.5.1)</w:t>
+      </w:r>
+      <w:r>
+        <w:t>.</w:t>
+      </w:r>
+    </w:p>
+    <w:p>
+      <w:pPr>
+        <w:ind w:firstLine="0"/>
+        <w:jc w:val="center"/>
+      </w:pPr>
+      <w:r>
+        <w:rPr>
+          <w:noProof/>
+          <w:lang w:eastAsia="ru-RU"/>
+        </w:rPr>
+        <w:drawing>
+          <wp:inline distT="0" distB="0" distL="0" distR="0" wp14:anchorId="10C7A1EB" wp14:editId="559B819F">
+            <wp:extent cx="4085112" cy="2941019"/>
+            <wp:effectExtent l="0" t="0" r="0" b="0"/>
+            <wp:docPr id="12" name="Рисунок 12"/>
+            <wp:cNvGraphicFramePr>
+              <a:graphicFrameLocks xmlns:a="http://schemas.openxmlformats.org/drawingml/2006/main" noChangeAspect="1"/>
+            </wp:cNvGraphicFramePr>
+            <a:graphic xmlns:a="http://schemas.openxmlformats.org/drawingml/2006/main">
+              <a:graphicData uri="http://schemas.openxmlformats.org/drawingml/2006/picture">
+                <pic:pic xmlns:pic="http://schemas.openxmlformats.org/drawingml/2006/picture">
+                  <pic:nvPicPr>
+                    <pic:cNvPr id="1" name=""/>
+                    <pic:cNvPicPr/>
+                  </pic:nvPicPr>
+                  <pic:blipFill>
+                    <a:blip r:embed="rId45"/>
+                    <a:stretch>
+                      <a:fillRect/>
+                    </a:stretch>
+                  </pic:blipFill>
+                  <pic:spPr>
+                    <a:xfrm>
+                      <a:off x="0" y="0"/>
+                      <a:ext cx="4110271" cy="2959132"/>
+                    </a:xfrm>
+                    <a:prstGeom prst="rect">
+                      <a:avLst/>
+                    </a:prstGeom>
+                  </pic:spPr>
+                </pic:pic>
+              </a:graphicData>
+            </a:graphic>
+          </wp:inline>
+        </w:drawing>
+      </w:r>
+    </w:p>
+    <w:p>
+      <w:pPr>
+        <w:pStyle w:val="4"/>
+      </w:pPr>
+      <w:r>
+        <w:t>Рисунок 2.4.1 – Создание проекта</w:t>
+      </w:r>
+    </w:p>
+    <w:p>
+      <w:pPr>
+        <w:pStyle w:val="7"/>
+      </w:pPr>
+      <w:bookmarkStart w:id="14" w:name="_2.5.1_StaticFragment"/>
+      <w:bookmarkEnd w:id="14"/>
+      <w:r>
+        <w:t>2.5.1</w:t>
+      </w:r>
+      <w:r>
+        <w:t xml:space="preserve"> </w:t>
+      </w:r>
+      <w:proofErr w:type="spellStart"/>
+      <w:r>
+        <w:rPr>
+          <w:lang w:val="en-US"/>
+        </w:rPr>
+        <w:t>StaticFragment</w:t>
+      </w:r>
+      <w:proofErr w:type="spellEnd"/>
+    </w:p>
+    <w:p>
+      <w:r>
+        <w:t>Перед добавлением фрагмента необходимо его создать (рисунок 2.5.1.1).</w:t>
+      </w:r>
+    </w:p>
+    <w:p>
+      <w:pPr>
+        <w:ind w:firstLine="0"/>
+        <w:jc w:val="center"/>
+      </w:pPr>
+      <w:bookmarkStart w:id="15" w:name="_GoBack"/>
+      <w:r>
+        <w:rPr>
+          <w:noProof/>
+          <w:lang w:eastAsia="ru-RU"/>
+        </w:rPr>
+        <w:drawing>
+          <wp:inline distT="0" distB="0" distL="0" distR="0" wp14:anchorId="49C89504" wp14:editId="2F0995A4">
+            <wp:extent cx="3662882" cy="3170712"/>
+            <wp:effectExtent l="0" t="0" r="0" b="0"/>
+            <wp:docPr id="13" name="Рисунок 13"/>
+            <wp:cNvGraphicFramePr>
+              <a:graphicFrameLocks xmlns:a="http://schemas.openxmlformats.org/drawingml/2006/main" noChangeAspect="1"/>
+            </wp:cNvGraphicFramePr>
+            <a:graphic xmlns:a="http://schemas.openxmlformats.org/drawingml/2006/main">
+              <a:graphicData uri="http://schemas.openxmlformats.org/drawingml/2006/picture">
+                <pic:pic xmlns:pic="http://schemas.openxmlformats.org/drawingml/2006/picture">
+                  <pic:nvPicPr>
+                    <pic:cNvPr id="1" name=""/>
+                    <pic:cNvPicPr/>
+                  </pic:nvPicPr>
+                  <pic:blipFill>
+                    <a:blip r:embed="rId46"/>
+                    <a:stretch>
+                      <a:fillRect/>
+                    </a:stretch>
+                  </pic:blipFill>
+                  <pic:spPr>
+                    <a:xfrm>
+                      <a:off x="0" y="0"/>
+                      <a:ext cx="3678988" cy="3184654"/>
+                    </a:xfrm>
+                    <a:prstGeom prst="rect">
+                      <a:avLst/>
+                    </a:prstGeom>
+                  </pic:spPr>
+                </pic:pic>
+              </a:graphicData>
+            </a:graphic>
+          </wp:inline>
+        </w:drawing>
+      </w:r>
+      <w:bookmarkEnd w:id="15"/>
+    </w:p>
+    <w:p>
+      <w:pPr>
+        <w:pStyle w:val="4"/>
+      </w:pPr>
+      <w:r>
+        <w:t xml:space="preserve">Рисунок 2.5.1.1 – Создание фрагмента в </w:t>
+      </w:r>
+      <w:r>
+        <w:rPr>
+          <w:lang w:val="en-US"/>
+        </w:rPr>
+        <w:t>Android</w:t>
+      </w:r>
+      <w:r>
+        <w:t xml:space="preserve"> </w:t>
+      </w:r>
+      <w:r>
+        <w:rPr>
+          <w:lang w:val="en-US"/>
+        </w:rPr>
+        <w:t>Studio</w:t>
+      </w:r>
+    </w:p>
+    <w:p>
+      <w:r>
+        <w:lastRenderedPageBreak/>
+        <w:t xml:space="preserve">В данном случае фрагмент будет создан статически (рисунок </w:t>
+      </w:r>
+      <w:r>
+        <w:t>2.5.1.2</w:t>
+      </w:r>
+      <w:r>
+        <w:t>)</w:t>
+      </w:r>
+      <w:r>
+        <w:t>.</w:t>
+      </w:r>
+    </w:p>
+    <w:p>
+      <w:pPr>
+        <w:ind w:firstLine="0"/>
+        <w:jc w:val="center"/>
+        <w:rPr>
+          <w:lang w:val="en-US"/>
+        </w:rPr>
+      </w:pPr>
+      <w:r>
+        <w:rPr>
+          <w:lang w:val="en-US"/>
+        </w:rPr>
+        <w:pict>
+          <v:shape id="_x0000_i1030" type="#_x0000_t75" style="width:345.95pt;height:192.6pt">
+            <v:imagedata r:id="rId47" o:title="staticFragment"/>
+          </v:shape>
+        </w:pict>
+      </w:r>
+    </w:p>
+    <w:p>
+      <w:pPr>
+        <w:pStyle w:val="4"/>
+      </w:pPr>
+      <w:r>
+        <w:t>Р</w:t>
+      </w:r>
+      <w:r>
+        <w:t>исунок 2.5.1.2</w:t>
+      </w:r>
+      <w:r>
+        <w:t xml:space="preserve"> – Статический способ создания фрагмента</w:t>
+      </w:r>
+    </w:p>
+    <w:p>
+      <w:r>
+        <w:t>Для статического создания фрагмента достаточно объявить фрагмент в файле разметки со всеми необходимыми характеристиками</w:t>
+      </w:r>
+      <w:r>
+        <w:t>.</w:t>
+      </w:r>
+    </w:p>
+    <w:p>
+      <w:pPr>
+        <w:pStyle w:val="7"/>
+      </w:pPr>
+      <w:bookmarkStart w:id="16" w:name="_2.5.2_DynamicFragment"/>
+      <w:bookmarkEnd w:id="16"/>
+      <w:r>
+        <w:t>2.5.2</w:t>
+      </w:r>
+      <w:r>
+        <w:t xml:space="preserve"> </w:t>
+      </w:r>
+      <w:proofErr w:type="spellStart"/>
+      <w:r>
+        <w:rPr>
+          <w:lang w:val="en-US"/>
+        </w:rPr>
+        <w:t>DynamicFragment</w:t>
+      </w:r>
+      <w:proofErr w:type="spellEnd"/>
+    </w:p>
+    <w:p>
+      <w:r>
+        <w:t>Далее был динамически создан новый фрагмент (рисунок 2.5.2</w:t>
+      </w:r>
+      <w:r>
+        <w:t>.1</w:t>
+      </w:r>
+      <w:r>
+        <w:t>).</w:t>
+      </w:r>
+      <w:r>
+        <w:t xml:space="preserve"> </w:t>
+      </w:r>
+    </w:p>
+    <w:p>
+      <w:pPr>
+        <w:ind w:firstLine="0"/>
+        <w:jc w:val="center"/>
+        <w:rPr>
+          <w:lang w:val="en-US"/>
+        </w:rPr>
+      </w:pPr>
+      <w:r>
+        <w:pict>
+          <v:shape id="_x0000_i1031" type="#_x0000_t75" style="width:464.75pt;height:302.05pt">
+            <v:imagedata r:id="rId48" o:title="dynamicFragment"/>
+          </v:shape>
+        </w:pict>
+      </w:r>
+    </w:p>
+    <w:p>
+      <w:pPr>
+        <w:pStyle w:val="4"/>
+      </w:pPr>
+      <w:r>
+        <w:t>Рисунок 2.5.2.1 - Динамический способ создания фрагмента</w:t>
+      </w:r>
+    </w:p>
+    <w:p>
+      <w:r>
+        <w:lastRenderedPageBreak/>
+        <w:t>Данный способ создания фрагментов является наиболее распространённым, так как именно для динамического изменения расположения элементов в приложении больше всего подходят фрагменты.</w:t>
+      </w:r>
+    </w:p>
+    <w:p>
+      <w:pPr>
+        <w:pStyle w:val="7"/>
+      </w:pPr>
+      <w:bookmarkStart w:id="17" w:name="_2.5.3_LastFragment"/>
+      <w:bookmarkEnd w:id="17"/>
+      <w:r>
+        <w:t xml:space="preserve">2.5.3 </w:t>
+      </w:r>
+      <w:proofErr w:type="spellStart"/>
+      <w:r>
+        <w:rPr>
+          <w:lang w:val="en-US"/>
+        </w:rPr>
+        <w:t>LastFragment</w:t>
+      </w:r>
+      <w:proofErr w:type="spellEnd"/>
+    </w:p>
+    <w:p>
+      <w:r>
+        <w:t>И последний</w:t>
+      </w:r>
+      <w:r>
+        <w:t xml:space="preserve"> способ создания фрагментов - через</w:t>
+      </w:r>
+      <w:r>
+        <w:t xml:space="preserve"> </w:t>
+      </w:r>
+      <w:proofErr w:type="spellStart"/>
+      <w:r>
+        <w:t>fragmentContainerView</w:t>
+      </w:r>
+      <w:proofErr w:type="spellEnd"/>
+      <w:r>
+        <w:t xml:space="preserve"> (рисунок 2.5.3.1)</w:t>
+      </w:r>
+      <w:r>
+        <w:t>.</w:t>
+      </w:r>
+    </w:p>
+    <w:p>
+      <w:pPr>
+        <w:ind w:firstLine="0"/>
+        <w:jc w:val="center"/>
+      </w:pPr>
+      <w:r>
+        <w:rPr>
+          <w:noProof/>
+          <w:lang w:eastAsia="ru-RU"/>
+        </w:rPr>
+        <w:drawing>
+          <wp:inline distT="0" distB="0" distL="0" distR="0" wp14:anchorId="1DBE9098" wp14:editId="32BDCCCB">
+            <wp:extent cx="5343896" cy="2395826"/>
+            <wp:effectExtent l="0" t="0" r="0" b="5080"/>
+            <wp:docPr id="15" name="Рисунок 15"/>
+            <wp:cNvGraphicFramePr>
+              <a:graphicFrameLocks xmlns:a="http://schemas.openxmlformats.org/drawingml/2006/main" noChangeAspect="1"/>
+            </wp:cNvGraphicFramePr>
+            <a:graphic xmlns:a="http://schemas.openxmlformats.org/drawingml/2006/main">
+              <a:graphicData uri="http://schemas.openxmlformats.org/drawingml/2006/picture">
+                <pic:pic xmlns:pic="http://schemas.openxmlformats.org/drawingml/2006/picture">
+                  <pic:nvPicPr>
+                    <pic:cNvPr id="1" name=""/>
+                    <pic:cNvPicPr/>
+                  </pic:nvPicPr>
+                  <pic:blipFill>
+                    <a:blip r:embed="rId49"/>
+                    <a:stretch>
+                      <a:fillRect/>
+                    </a:stretch>
+                  </pic:blipFill>
+                  <pic:spPr>
+                    <a:xfrm>
+                      <a:off x="0" y="0"/>
+                      <a:ext cx="5361983" cy="2403935"/>
+                    </a:xfrm>
+                    <a:prstGeom prst="rect">
+                      <a:avLst/>
+                    </a:prstGeom>
+                  </pic:spPr>
+                </pic:pic>
+              </a:graphicData>
+            </a:graphic>
+          </wp:inline>
+        </w:drawing>
+      </w:r>
+    </w:p>
+    <w:p>
+      <w:pPr>
+        <w:pStyle w:val="4"/>
+      </w:pPr>
+      <w:r>
+        <w:t xml:space="preserve">Рисунок 2.5.3.1 – Создание фрагмента при помощи </w:t>
+      </w:r>
+      <w:proofErr w:type="spellStart"/>
+      <w:r>
+        <w:t>fragmentContainerView</w:t>
+      </w:r>
+      <w:proofErr w:type="spellEnd"/>
+    </w:p>
+    <w:p>
+      <w:r>
+        <w:t>В данном случае сам же фрагмент не отображается (рисунок 2.5.3.2).</w:t>
+      </w:r>
+    </w:p>
+    <w:p>
+      <w:pPr>
+        <w:ind w:firstLine="0"/>
+        <w:jc w:val="center"/>
+      </w:pPr>
+      <w:r>
+        <w:rPr>
+          <w:noProof/>
+          <w:lang w:eastAsia="ru-RU"/>
+        </w:rPr>
+        <w:drawing>
+          <wp:inline distT="0" distB="0" distL="0" distR="0" wp14:anchorId="36665CB7" wp14:editId="0FFFB193">
+            <wp:extent cx="4441372" cy="3308680"/>
+            <wp:effectExtent l="0" t="0" r="0" b="6350"/>
+            <wp:docPr id="14" name="Рисунок 14"/>
+            <wp:cNvGraphicFramePr>
+              <a:graphicFrameLocks xmlns:a="http://schemas.openxmlformats.org/drawingml/2006/main" noChangeAspect="1"/>
+            </wp:cNvGraphicFramePr>
+            <a:graphic xmlns:a="http://schemas.openxmlformats.org/drawingml/2006/main">
+              <a:graphicData uri="http://schemas.openxmlformats.org/drawingml/2006/picture">
+                <pic:pic xmlns:pic="http://schemas.openxmlformats.org/drawingml/2006/picture">
+                  <pic:nvPicPr>
+                    <pic:cNvPr id="1" name=""/>
+                    <pic:cNvPicPr/>
+                  </pic:nvPicPr>
+                  <pic:blipFill>
+                    <a:blip r:embed="rId50"/>
+                    <a:stretch>
+                      <a:fillRect/>
+                    </a:stretch>
+                  </pic:blipFill>
+                  <pic:spPr>
+                    <a:xfrm>
+                      <a:off x="0" y="0"/>
+                      <a:ext cx="4484616" cy="3340895"/>
+                    </a:xfrm>
+                    <a:prstGeom prst="rect">
+                      <a:avLst/>
+                    </a:prstGeom>
+                  </pic:spPr>
+                </pic:pic>
+              </a:graphicData>
+            </a:graphic>
+          </wp:inline>
+        </w:drawing>
+      </w:r>
+    </w:p>
+    <w:p>
+      <w:pPr>
+        <w:pStyle w:val="4"/>
+        <w:tabs>
+          <w:tab w:val="center" w:pos="4536"/>
+        </w:tabs>
+        <w:jc w:val="both"/>
+      </w:pPr>
+      <w:r>
+        <w:tab/>
+      </w:r>
+      <w:r>
+        <w:t>Рисунок 2.5.3.2 – Кодовый и графический вид добавляемого фрагмента</w:t>
+      </w:r>
+    </w:p>
+    <w:p>
+      <w:r>
+        <w:lastRenderedPageBreak/>
+        <w:t>Далее отобразим конечный вид приложения (рисунки 2.5.3.3 – 2.5.3.5).</w:t>
+      </w:r>
+    </w:p>
+    <w:p>
+      <w:pPr>
+        <w:ind w:firstLine="0"/>
+        <w:jc w:val="center"/>
+      </w:pPr>
+      <w:r>
+        <w:rPr>
+          <w:noProof/>
+          <w:lang w:eastAsia="ru-RU"/>
+        </w:rPr>
+        <w:drawing>
+          <wp:inline distT="0" distB="0" distL="0" distR="0" wp14:anchorId="5F4C06C1" wp14:editId="02ABF65B">
+            <wp:extent cx="3786032" cy="6935189"/>
+            <wp:effectExtent l="0" t="0" r="5080" b="0"/>
+            <wp:docPr id="16" name="Рисунок 16"/>
+            <wp:cNvGraphicFramePr>
+              <a:graphicFrameLocks xmlns:a="http://schemas.openxmlformats.org/drawingml/2006/main" noChangeAspect="1"/>
+            </wp:cNvGraphicFramePr>
+            <a:graphic xmlns:a="http://schemas.openxmlformats.org/drawingml/2006/main">
+              <a:graphicData uri="http://schemas.openxmlformats.org/drawingml/2006/picture">
+                <pic:pic xmlns:pic="http://schemas.openxmlformats.org/drawingml/2006/picture">
+                  <pic:nvPicPr>
+                    <pic:cNvPr id="1" name=""/>
+                    <pic:cNvPicPr/>
+                  </pic:nvPicPr>
+                  <pic:blipFill>
+                    <a:blip r:embed="rId51"/>
+                    <a:stretch>
+                      <a:fillRect/>
+                    </a:stretch>
+                  </pic:blipFill>
+                  <pic:spPr>
+                    <a:xfrm>
+                      <a:off x="0" y="0"/>
+                      <a:ext cx="3790011" cy="6942478"/>
+                    </a:xfrm>
+                    <a:prstGeom prst="rect">
+                      <a:avLst/>
+                    </a:prstGeom>
+                  </pic:spPr>
+                </pic:pic>
+              </a:graphicData>
+            </a:graphic>
+          </wp:inline>
+        </w:drawing>
+      </w:r>
+    </w:p>
+    <w:p>
+      <w:pPr>
+        <w:pStyle w:val="4"/>
+      </w:pPr>
+      <w:r>
+        <w:t>Рисунок 2.5.3.3 – Часть 1 отображения итогового вида приложения</w:t>
+      </w:r>
+    </w:p>
+    <w:p>
+      <w:r>
+        <w:t>Н</w:t>
+      </w:r>
+      <w:r>
+        <w:t>а</w:t>
+      </w:r>
+      <w:r>
+        <w:t xml:space="preserve"> рисунке 2.5.3.3 показано отображение статического добавления фрагмента</w:t>
+      </w:r>
+      <w:r>
+        <w:t>.</w:t>
+      </w:r>
+    </w:p>
+    <w:p>
+      <w:pPr>
+        <w:ind w:firstLine="0"/>
+        <w:jc w:val="center"/>
+      </w:pPr>
+      <w:r>
+        <w:rPr>
+          <w:noProof/>
+          <w:lang w:eastAsia="ru-RU"/>
+        </w:rPr>
+        <w:lastRenderedPageBreak/>
+        <w:drawing>
+          <wp:inline distT="0" distB="0" distL="0" distR="0" wp14:anchorId="1A16A52D" wp14:editId="71CB77F4">
+            <wp:extent cx="4441372" cy="8288816"/>
+            <wp:effectExtent l="0" t="0" r="0" b="0"/>
+            <wp:docPr id="17" name="Рисунок 17"/>
+            <wp:cNvGraphicFramePr>
+              <a:graphicFrameLocks xmlns:a="http://schemas.openxmlformats.org/drawingml/2006/main" noChangeAspect="1"/>
+            </wp:cNvGraphicFramePr>
+            <a:graphic xmlns:a="http://schemas.openxmlformats.org/drawingml/2006/main">
+              <a:graphicData uri="http://schemas.openxmlformats.org/drawingml/2006/picture">
+                <pic:pic xmlns:pic="http://schemas.openxmlformats.org/drawingml/2006/picture">
+                  <pic:nvPicPr>
+                    <pic:cNvPr id="1" name=""/>
+                    <pic:cNvPicPr/>
+                  </pic:nvPicPr>
+                  <pic:blipFill>
+                    <a:blip r:embed="rId52"/>
+                    <a:stretch>
+                      <a:fillRect/>
+                    </a:stretch>
+                  </pic:blipFill>
+                  <pic:spPr>
+                    <a:xfrm>
+                      <a:off x="0" y="0"/>
+                      <a:ext cx="4445187" cy="8295936"/>
+                    </a:xfrm>
+                    <a:prstGeom prst="rect">
+                      <a:avLst/>
+                    </a:prstGeom>
+                  </pic:spPr>
+                </pic:pic>
+              </a:graphicData>
+            </a:graphic>
+          </wp:inline>
+        </w:drawing>
+      </w:r>
+    </w:p>
+    <w:p>
+      <w:pPr>
+        <w:pStyle w:val="4"/>
+      </w:pPr>
+      <w:r>
+        <w:t>Рисунок 2.5.3.4 – Часть 2 отображения итогового вида приложения</w:t>
+      </w:r>
+    </w:p>
+    <w:p>
+      <w:r>
+        <w:t>На рисунке 2.5.3.4 показано</w:t>
+      </w:r>
+      <w:r>
+        <w:t xml:space="preserve"> </w:t>
+      </w:r>
+      <w:r>
+        <w:t xml:space="preserve">отображение </w:t>
+      </w:r>
+      <w:r>
+        <w:t xml:space="preserve">динамического </w:t>
+      </w:r>
+      <w:r>
+        <w:t xml:space="preserve">добавления </w:t>
+      </w:r>
+      <w:r>
+        <w:t>ф</w:t>
+      </w:r>
+      <w:r>
+        <w:t>рагмента</w:t>
+      </w:r>
+      <w:r>
+        <w:t>.</w:t>
+      </w:r>
+    </w:p>
+    <w:p>
+      <w:pPr>
+        <w:ind w:firstLine="0"/>
+        <w:jc w:val="center"/>
+      </w:pPr>
+      <w:r>
+        <w:rPr>
+          <w:noProof/>
+          <w:lang w:eastAsia="ru-RU"/>
+        </w:rPr>
+        <w:lastRenderedPageBreak/>
+        <w:drawing>
+          <wp:inline distT="0" distB="0" distL="0" distR="0" wp14:anchorId="25C5BCDC" wp14:editId="2DEB0915">
+            <wp:extent cx="4417621" cy="8090089"/>
+            <wp:effectExtent l="0" t="0" r="2540" b="6350"/>
+            <wp:docPr id="18" name="Рисунок 18"/>
+            <wp:cNvGraphicFramePr>
+              <a:graphicFrameLocks xmlns:a="http://schemas.openxmlformats.org/drawingml/2006/main" noChangeAspect="1"/>
+            </wp:cNvGraphicFramePr>
+            <a:graphic xmlns:a="http://schemas.openxmlformats.org/drawingml/2006/main">
+              <a:graphicData uri="http://schemas.openxmlformats.org/drawingml/2006/picture">
+                <pic:pic xmlns:pic="http://schemas.openxmlformats.org/drawingml/2006/picture">
+                  <pic:nvPicPr>
+                    <pic:cNvPr id="1" name=""/>
+                    <pic:cNvPicPr/>
+                  </pic:nvPicPr>
+                  <pic:blipFill>
+                    <a:blip r:embed="rId53"/>
+                    <a:stretch>
+                      <a:fillRect/>
+                    </a:stretch>
+                  </pic:blipFill>
+                  <pic:spPr>
+                    <a:xfrm>
+                      <a:off x="0" y="0"/>
+                      <a:ext cx="4427016" cy="8107295"/>
+                    </a:xfrm>
+                    <a:prstGeom prst="rect">
+                      <a:avLst/>
+                    </a:prstGeom>
+                  </pic:spPr>
+                </pic:pic>
+              </a:graphicData>
+            </a:graphic>
+          </wp:inline>
+        </w:drawing>
+      </w:r>
+    </w:p>
+    <w:p>
+      <w:pPr>
+        <w:pStyle w:val="4"/>
+      </w:pPr>
+      <w:r>
+        <w:t>Рисунок 2.5.3.5 – Часть 3 отображения итогового вида приложения</w:t>
+      </w:r>
+    </w:p>
+    <w:p>
+      <w:r>
+        <w:t xml:space="preserve">На рисунке 2.5.3.5 </w:t>
+      </w:r>
+      <w:r>
+        <w:t>показано</w:t>
+      </w:r>
+      <w:r>
+        <w:t xml:space="preserve"> отображение добавления фрагмента</w:t>
+      </w:r>
+      <w:r>
+        <w:t xml:space="preserve"> через </w:t>
+      </w:r>
+      <w:proofErr w:type="spellStart"/>
+      <w:r>
+        <w:t>fragmentContainerView</w:t>
+      </w:r>
+      <w:proofErr w:type="spellEnd"/>
+      <w:r>
+        <w:t>.</w:t>
+      </w:r>
+    </w:p>
+    <w:p>
+      <w:pPr>
+        <w:pStyle w:val="1"/>
+        <w:ind w:firstLine="0"/>
+        <w:jc w:val="center"/>
+      </w:pPr>
+      <w:bookmarkStart w:id="18" w:name="_ЗАКЛЮЧЕНИЕ"/>
+      <w:bookmarkEnd w:id="18"/>
+      <w:r>
+        <w:lastRenderedPageBreak/>
+        <w:t>ЗАКЛЮЧЕНИЕ</w:t>
+      </w:r>
+    </w:p>
+    <w:p>
+      <w:r>
+        <w:t>В ходе данной работы было проведено ознакомление как с различными видами фрагментов, так и со способами х добавления в итоговое приложения. Полученные знания были закреплены путём выполнения практического задания.</w:t>
+      </w:r>
+    </w:p>
+    <w:p>
+      <w:pPr>
+        <w:ind w:firstLine="0"/>
+        <w:jc w:val="center"/>
+      </w:pPr>
+    </w:p>
     <w:sectPr>
-      <w:footerReference w:type="default" r:id="rId32"/>
+      <w:footerReference w:type="default" r:id="rId54"/>
       <w:pgSz w:w="11906" w:h="16838"/>
-      <w:pgMar w:top="1134" w:right="567" w:bottom="1134" w:left="1701" w:header="0" w:footer="0" w:gutter="0"/>
+      <w:pgMar w:top="1134" w:right="1133" w:bottom="1134" w:left="1701" w:header="0" w:footer="0" w:gutter="0"/>
       <w:cols w:space="720"/>
       <w:formProt w:val="0"/>
       <w:titlePg/>
@@ -6041,6 +8561,31 @@
     </w:sectPr>
   </w:body>
 </w:document>
+</file>
+
+<file path=word/endnotes.xml><?xml version="1.0" encoding="utf-8"?>
+<w:endnotes xmlns:wpc="http://schemas.microsoft.com/office/word/2010/wordprocessingCanvas" xmlns:mc="http://schemas.openxmlformats.org/markup-compatibility/2006" xmlns:o="urn:schemas-microsoft-com:office:office" xmlns:r="http://schemas.openxmlformats.org/officeDocument/2006/relationships" xmlns:m="http://schemas.openxmlformats.org/officeDocument/2006/math" xmlns:v="urn:schemas-microsoft-com:vml" xmlns:wp14="http://schemas.microsoft.com/office/word/2010/wordprocessingDrawing" xmlns:wp="http://schemas.openxmlformats.org/drawingml/2006/wordprocessingDrawing" xmlns:w10="urn:schemas-microsoft-com:office:word" xmlns:w="http://schemas.openxmlformats.org/wordprocessingml/2006/main" xmlns:w14="http://schemas.microsoft.com/office/word/2010/wordml" xmlns:w15="http://schemas.microsoft.com/office/word/2012/wordml" xmlns:wpg="http://schemas.microsoft.com/office/word/2010/wordprocessingGroup" xmlns:wpi="http://schemas.microsoft.com/office/word/2010/wordprocessingInk" xmlns:wne="http://schemas.microsoft.com/office/word/2006/wordml" xmlns:wps="http://schemas.microsoft.com/office/word/2010/wordprocessingShape" mc:Ignorable="w14 w15 wp14">
+  <w:endnote w:type="separator" w:id="-1">
+    <w:p>
+      <w:pPr>
+        <w:spacing w:line="240" w:lineRule="auto"/>
+      </w:pPr>
+      <w:r>
+        <w:separator/>
+      </w:r>
+    </w:p>
+  </w:endnote>
+  <w:endnote w:type="continuationSeparator" w:id="0">
+    <w:p>
+      <w:pPr>
+        <w:spacing w:line="240" w:lineRule="auto"/>
+      </w:pPr>
+      <w:r>
+        <w:continuationSeparator/>
+      </w:r>
+    </w:p>
+  </w:endnote>
+</w:endnotes>
 </file>
 
 <file path=word/footer1.xml><?xml version="1.0" encoding="utf-8"?>
@@ -6074,7 +8619,7 @@
           <w:rPr>
             <w:noProof/>
           </w:rPr>
-          <w:t>23</w:t>
+          <w:t>34</w:t>
         </w:r>
         <w:r>
           <w:fldChar w:fldCharType="end"/>
@@ -6088,6 +8633,31 @@
     </w:pPr>
   </w:p>
 </w:ftr>
+</file>
+
+<file path=word/footnotes.xml><?xml version="1.0" encoding="utf-8"?>
+<w:footnotes xmlns:wpc="http://schemas.microsoft.com/office/word/2010/wordprocessingCanvas" xmlns:mc="http://schemas.openxmlformats.org/markup-compatibility/2006" xmlns:o="urn:schemas-microsoft-com:office:office" xmlns:r="http://schemas.openxmlformats.org/officeDocument/2006/relationships" xmlns:m="http://schemas.openxmlformats.org/officeDocument/2006/math" xmlns:v="urn:schemas-microsoft-com:vml" xmlns:wp14="http://schemas.microsoft.com/office/word/2010/wordprocessingDrawing" xmlns:wp="http://schemas.openxmlformats.org/drawingml/2006/wordprocessingDrawing" xmlns:w10="urn:schemas-microsoft-com:office:word" xmlns:w="http://schemas.openxmlformats.org/wordprocessingml/2006/main" xmlns:w14="http://schemas.microsoft.com/office/word/2010/wordml" xmlns:w15="http://schemas.microsoft.com/office/word/2012/wordml" xmlns:wpg="http://schemas.microsoft.com/office/word/2010/wordprocessingGroup" xmlns:wpi="http://schemas.microsoft.com/office/word/2010/wordprocessingInk" xmlns:wne="http://schemas.microsoft.com/office/word/2006/wordml" xmlns:wps="http://schemas.microsoft.com/office/word/2010/wordprocessingShape" mc:Ignorable="w14 w15 wp14">
+  <w:footnote w:type="separator" w:id="-1">
+    <w:p>
+      <w:pPr>
+        <w:spacing w:line="240" w:lineRule="auto"/>
+      </w:pPr>
+      <w:r>
+        <w:separator/>
+      </w:r>
+    </w:p>
+  </w:footnote>
+  <w:footnote w:type="continuationSeparator" w:id="0">
+    <w:p>
+      <w:pPr>
+        <w:spacing w:line="240" w:lineRule="auto"/>
+      </w:pPr>
+      <w:r>
+        <w:continuationSeparator/>
+      </w:r>
+    </w:p>
+  </w:footnote>
+</w:footnotes>
 </file>
 
 <file path=word/numbering.xml><?xml version="1.0" encoding="utf-8"?>
@@ -9615,10 +12185,11 @@
     <w:link w:val="10"/>
     <w:uiPriority w:val="9"/>
     <w:qFormat/>
-    <w:rsid w:val="00274256"/>
+    <w:rsid w:val="006650F7"/>
     <w:pPr>
       <w:keepNext/>
       <w:keepLines/>
+      <w:pageBreakBefore/>
       <w:spacing w:after="240"/>
       <w:outlineLvl w:val="0"/>
     </w:pPr>
@@ -9639,8 +12210,9 @@
     <w:uiPriority w:val="9"/>
     <w:unhideWhenUsed/>
     <w:qFormat/>
-    <w:rsid w:val="00274256"/>
+    <w:rsid w:val="006650F7"/>
     <w:pPr>
+      <w:pageBreakBefore w:val="0"/>
       <w:spacing w:before="480"/>
       <w:outlineLvl w:val="1"/>
     </w:pPr>
@@ -9813,6 +12385,7 @@
   <w:style w:type="character" w:default="1" w:styleId="a2">
     <w:name w:val="Default Paragraph Font"/>
     <w:uiPriority w:val="1"/>
+    <w:semiHidden/>
     <w:unhideWhenUsed/>
   </w:style>
   <w:style w:type="table" w:default="1" w:styleId="a3">
@@ -9842,7 +12415,7 @@
     <w:basedOn w:val="a2"/>
     <w:link w:val="1"/>
     <w:uiPriority w:val="9"/>
-    <w:rsid w:val="00274256"/>
+    <w:rsid w:val="006650F7"/>
     <w:rPr>
       <w:rFonts w:ascii="Times New Roman" w:eastAsiaTheme="majorEastAsia" w:hAnsi="Times New Roman" w:cstheme="majorBidi"/>
       <w:b/>
@@ -9857,7 +12430,7 @@
     <w:basedOn w:val="a2"/>
     <w:link w:val="2"/>
     <w:uiPriority w:val="9"/>
-    <w:rsid w:val="00274256"/>
+    <w:rsid w:val="006650F7"/>
     <w:rPr>
       <w:rFonts w:ascii="Times New Roman" w:eastAsiaTheme="majorEastAsia" w:hAnsi="Times New Roman" w:cstheme="majorBidi"/>
       <w:b/>
@@ -10630,4 +13203,16 @@
     </a:ext>
   </a:extLst>
 </a:theme>
+</file>
+
+<file path=customXml/item1.xml><?xml version="1.0" encoding="utf-8"?>
+<b:Sources xmlns:b="http://schemas.openxmlformats.org/officeDocument/2006/bibliography" xmlns="http://schemas.openxmlformats.org/officeDocument/2006/bibliography" SelectedStyle="\APASixthEditionOfficeOnline.xsl" StyleName="APA" Version="6"/>
+</file>
+
+<file path=customXml/itemProps1.xml><?xml version="1.0" encoding="utf-8"?>
+<ds:datastoreItem xmlns:ds="http://schemas.openxmlformats.org/officeDocument/2006/customXml" ds:itemID="{AE3BA615-C66D-490B-9D3D-1DB66B3ACBC3}">
+  <ds:schemaRefs>
+    <ds:schemaRef ds:uri="http://schemas.openxmlformats.org/officeDocument/2006/bibliography"/>
+  </ds:schemaRefs>
+</ds:datastoreItem>
 </file>